--- a/CMA_Summaries_B2_Ch02.docx
+++ b/CMA_Summaries_B2_Ch02.docx
@@ -3181,6 +3181,142 @@
     <w:p/>
     <w:p>
       <w:pPr>
+        <w:spacing w:before="44" w:after="10"/>
+      </w:pPr>
+      <w:r>
+        <w:rPr>
+          <w:b/>
+          <w:bCs/>
+          <w:color w:val="353A7C"/>
+          <w:sz w:val="18"/>
+          <w:szCs w:val="18"/>
+        </w:rPr>
+        <w:t xml:space="preserve">The English this section uses, and its Arabic</w:t>
+      </w:r>
+    </w:p>
+    <w:p>
+      <w:pPr>
+        <w:spacing w:before="0" w:after="12"/>
+      </w:pPr>
+      <w:r>
+        <w:rPr>
+          <w:color w:val="6B7280"/>
+          <w:sz w:val="15"/>
+          <w:szCs w:val="15"/>
+        </w:rPr>
+        <w:t xml:space="preserve">Each term sits against what it means.</w:t>
+      </w:r>
+    </w:p>
+    <w:p>
+      <w:pPr>
+        <w:spacing w:after="40" w:before="90"/>
+        <w:jc w:val="center"/>
+      </w:pPr>
+      <w:r>
+        <w:drawing>
+          <wp:inline distT="0" distB="0" distL="0" distR="0">
+            <wp:extent cx="5734050" cy="1931475"/>
+            <wp:effectExtent t="0" r="0" b="0" l="0"/>
+            <wp:docPr id="1" name="" descr="" title=""/>
+            <wp:cNvGraphicFramePr>
+              <a:graphicFrameLocks xmlns:a="http://schemas.openxmlformats.org/drawingml/2006/main" noChangeAspect="1"/>
+            </wp:cNvGraphicFramePr>
+            <a:graphic xmlns:a="http://schemas.openxmlformats.org/drawingml/2006/main">
+              <a:graphicData uri="http://schemas.openxmlformats.org/drawingml/2006/picture">
+                <pic:pic xmlns:pic="http://schemas.openxmlformats.org/drawingml/2006/picture">
+                  <pic:nvPicPr>
+                    <pic:cNvPr id="0" name="" descr=""/>
+                    <pic:cNvPicPr>
+                      <a:picLocks noChangeAspect="1" noChangeArrowheads="1"/>
+                    </pic:cNvPicPr>
+                  </pic:nvPicPr>
+                  <pic:blipFill>
+                    <a:blip r:embed="rId103" cstate="none"/>
+                    <a:srcRect/>
+                    <a:stretch>
+                      <a:fillRect/>
+                    </a:stretch>
+                  </pic:blipFill>
+                  <pic:spPr bwMode="auto">
+                    <a:xfrm>
+                      <a:off x="0" y="0"/>
+                      <a:ext cx="5734050" cy="1931475"/>
+                    </a:xfrm>
+                    <a:prstGeom prst="rect">
+                      <a:avLst/>
+                    </a:prstGeom>
+                  </pic:spPr>
+                </pic:pic>
+              </a:graphicData>
+            </a:graphic>
+          </wp:inline>
+        </w:drawing>
+      </w:r>
+    </w:p>
+    <w:tbl>
+      <w:tblPr>
+        <w:tblW w:type="pct" w:w="100%"/>
+        <w:tblLayout w:type="fixed"/>
+        <w:tblBorders>
+          <w:top w:val="single" w:color="FBFAF6" w:sz="4"/>
+          <w:left w:val="single" w:color="FBFAF6" w:sz="4"/>
+          <w:bottom w:val="single" w:color="FBFAF6" w:sz="4"/>
+          <w:right w:val="single" w:color="FBFAF6" w:sz="4"/>
+          <w:insideH w:val="single" w:color="FBFAF6" w:sz="4"/>
+          <w:insideV w:val="single" w:color="FBFAF6" w:sz="4"/>
+        </w:tblBorders>
+      </w:tblPr>
+      <w:tblGrid>
+        <w:gridCol w:w="9600"/>
+      </w:tblGrid>
+      <w:tr>
+        <w:tc>
+          <w:tcPr>
+            <w:tcW w:type="pct" w:w="5000"/>
+            <w:shd w:fill="FBFAF6" w:val="clear"/>
+            <w:tcMar>
+              <w:top w:type="dxa" w:w="40"/>
+              <w:left w:type="dxa" w:w="100"/>
+              <w:bottom w:type="dxa" w:w="40"/>
+              <w:right w:type="dxa" w:w="100"/>
+            </w:tcMar>
+          </w:tcPr>
+          <w:p>
+            <w:pPr>
+              <w:spacing w:before="18" w:after="6"/>
+            </w:pPr>
+            <w:r>
+              <w:rPr>
+                <w:b/>
+                <w:bCs/>
+                <w:color w:val="6B7280"/>
+                <w:sz w:val="14"/>
+                <w:szCs w:val="14"/>
+              </w:rPr>
+              <w:t xml:space="preserve">word list</w:t>
+            </w:r>
+          </w:p>
+          <w:p>
+            <w:pPr>
+              <w:spacing w:before="0" w:after="18"/>
+            </w:pPr>
+            <w:r>
+              <w:rPr>
+                <w:b/>
+                <w:bCs/>
+                <w:color w:val="353A7C"/>
+                <w:sz w:val="16"/>
+                <w:szCs w:val="16"/>
+              </w:rPr>
+              <w:t xml:space="preserve">cost behavior   ·   relevant range   ·   variable cost</w:t>
+            </w:r>
+          </w:p>
+        </w:tc>
+      </w:tr>
+    </w:tbl>
+    <w:p/>
+    <w:p>
+      <w:pPr>
         <w:sectPr>
           <w:headerReference w:type="default" r:id="rIdHdr3"/>
           <w:pgSz w:w="11906" w:h="16838" w:orient="portrait"/>
@@ -3302,14 +3438,14 @@
                 <w:sz w:val="16"/>
                 <w:szCs w:val="16"/>
               </w:rPr>
-              <w:t xml:space="preserve">6  </w:t>
-            </w:r>
-            <w:r>
-              <w:rPr>
-                <w:sz w:val="16"/>
-                <w:szCs w:val="16"/>
-              </w:rPr>
-              <w:t xml:space="preserve">Total variable overhead ($20 per MH)</w:t>
+              <w:t xml:space="preserve">7  </w:t>
+            </w:r>
+            <w:r>
+              <w:rPr>
+                <w:sz w:val="16"/>
+                <w:szCs w:val="16"/>
+              </w:rPr>
+              <w:t xml:space="preserve">multiply</w:t>
             </w:r>
           </w:p>
         </w:tc>
@@ -3370,14 +3506,14 @@
                 <w:sz w:val="16"/>
                 <w:szCs w:val="16"/>
               </w:rPr>
-              <w:t xml:space="preserve">7  </w:t>
-            </w:r>
-            <w:r>
-              <w:rPr>
-                <w:sz w:val="16"/>
-                <w:szCs w:val="16"/>
-              </w:rPr>
-              <w:t xml:space="preserve">multiply</w:t>
+              <w:t xml:space="preserve">8  </w:t>
+            </w:r>
+            <w:r>
+              <w:rPr>
+                <w:sz w:val="16"/>
+                <w:szCs w:val="16"/>
+              </w:rPr>
+              <w:t xml:space="preserve">computed</w:t>
             </w:r>
           </w:p>
         </w:tc>
@@ -3438,14 +3574,14 @@
                 <w:sz w:val="16"/>
                 <w:szCs w:val="16"/>
               </w:rPr>
-              <w:t xml:space="preserve">8  </w:t>
-            </w:r>
-            <w:r>
-              <w:rPr>
-                <w:sz w:val="16"/>
-                <w:szCs w:val="16"/>
-              </w:rPr>
-              <w:t xml:space="preserve">computed</w:t>
+              <w:t xml:space="preserve">9  </w:t>
+            </w:r>
+            <w:r>
+              <w:rPr>
+                <w:sz w:val="16"/>
+                <w:szCs w:val="16"/>
+              </w:rPr>
+              <w:t xml:space="preserve">Budget</w:t>
             </w:r>
           </w:p>
         </w:tc>
@@ -3506,14 +3642,14 @@
                 <w:sz w:val="16"/>
                 <w:szCs w:val="16"/>
               </w:rPr>
-              <w:t xml:space="preserve">9  </w:t>
-            </w:r>
-            <w:r>
-              <w:rPr>
-                <w:sz w:val="16"/>
-                <w:szCs w:val="16"/>
-              </w:rPr>
-              <w:t xml:space="preserve">Budget</w:t>
+              <w:t xml:space="preserve">10  </w:t>
+            </w:r>
+            <w:r>
+              <w:rPr>
+                <w:sz w:val="16"/>
+                <w:szCs w:val="16"/>
+              </w:rPr>
+              <w:t xml:space="preserve">variable cost</w:t>
             </w:r>
           </w:p>
         </w:tc>
@@ -3549,6 +3685,74 @@
                 <w:szCs w:val="16"/>
               </w:rPr>
               <w:t xml:space="preserve">Fixed overhead per MH</w:t>
+            </w:r>
+          </w:p>
+        </w:tc>
+        <w:tc>
+          <w:tcPr>
+            <w:tcW w:type="pct" w:w="2500"/>
+            <w:tcMar>
+              <w:top w:type="dxa" w:w="20"/>
+              <w:left w:type="dxa" w:w="80"/>
+              <w:bottom w:type="dxa" w:w="20"/>
+              <w:right w:type="dxa" w:w="80"/>
+            </w:tcMar>
+          </w:tcPr>
+          <w:p>
+            <w:pPr>
+              <w:spacing w:before="12" w:after="12"/>
+            </w:pPr>
+            <w:r>
+              <w:rPr>
+                <w:b/>
+                <w:bCs/>
+                <w:color w:val="8186EF"/>
+                <w:sz w:val="16"/>
+                <w:szCs w:val="16"/>
+              </w:rPr>
+              <w:t xml:space="preserve">11  </w:t>
+            </w:r>
+            <w:r>
+              <w:rPr>
+                <w:sz w:val="16"/>
+                <w:szCs w:val="16"/>
+              </w:rPr>
+              <w:t xml:space="preserve">relevant range</w:t>
+            </w:r>
+          </w:p>
+        </w:tc>
+      </w:tr>
+      <w:tr>
+        <w:tc>
+          <w:tcPr>
+            <w:tcW w:type="pct" w:w="2500"/>
+            <w:tcMar>
+              <w:top w:type="dxa" w:w="20"/>
+              <w:left w:type="dxa" w:w="80"/>
+              <w:bottom w:type="dxa" w:w="20"/>
+              <w:right w:type="dxa" w:w="80"/>
+            </w:tcMar>
+          </w:tcPr>
+          <w:p>
+            <w:pPr>
+              <w:spacing w:before="12" w:after="12"/>
+            </w:pPr>
+            <w:r>
+              <w:rPr>
+                <w:b/>
+                <w:bCs/>
+                <w:color w:val="8186EF"/>
+                <w:sz w:val="16"/>
+                <w:szCs w:val="16"/>
+              </w:rPr>
+              <w:t xml:space="preserve">6  </w:t>
+            </w:r>
+            <w:r>
+              <w:rPr>
+                <w:sz w:val="16"/>
+                <w:szCs w:val="16"/>
+              </w:rPr>
+              <w:t xml:space="preserve">Total variable overhead ($20 per MH)</w:t>
             </w:r>
           </w:p>
         </w:tc>
@@ -6233,6 +6437,154 @@
       </w:tr>
     </w:tbl>
     <w:p/>
+    <w:p>
+      <w:pPr>
+        <w:pageBreakBefore w:val="true"/>
+        <w:spacing w:after="0"/>
+      </w:pPr>
+      <w:r>
+        <w:rPr>
+          <w:sz w:val="2"/>
+        </w:rPr>
+        <w:t xml:space="preserve"> </w:t>
+      </w:r>
+    </w:p>
+    <w:p>
+      <w:pPr>
+        <w:spacing w:before="44" w:after="10"/>
+      </w:pPr>
+      <w:r>
+        <w:rPr>
+          <w:b/>
+          <w:bCs/>
+          <w:color w:val="353A7C"/>
+          <w:sz w:val="18"/>
+          <w:szCs w:val="18"/>
+        </w:rPr>
+        <w:t xml:space="preserve">The English this section uses, and its Arabic</w:t>
+      </w:r>
+    </w:p>
+    <w:p>
+      <w:pPr>
+        <w:spacing w:before="0" w:after="12"/>
+      </w:pPr>
+      <w:r>
+        <w:rPr>
+          <w:color w:val="6B7280"/>
+          <w:sz w:val="15"/>
+          <w:szCs w:val="15"/>
+        </w:rPr>
+        <w:t xml:space="preserve">Each term sits against what it means.</w:t>
+      </w:r>
+    </w:p>
+    <w:p>
+      <w:pPr>
+        <w:spacing w:after="40" w:before="90"/>
+        <w:jc w:val="center"/>
+      </w:pPr>
+      <w:r>
+        <w:drawing>
+          <wp:inline distT="0" distB="0" distL="0" distR="0">
+            <wp:extent cx="5734050" cy="2074825"/>
+            <wp:effectExtent t="0" r="0" b="0" l="0"/>
+            <wp:docPr id="1" name="" descr="" title=""/>
+            <wp:cNvGraphicFramePr>
+              <a:graphicFrameLocks xmlns:a="http://schemas.openxmlformats.org/drawingml/2006/main" noChangeAspect="1"/>
+            </wp:cNvGraphicFramePr>
+            <a:graphic xmlns:a="http://schemas.openxmlformats.org/drawingml/2006/main">
+              <a:graphicData uri="http://schemas.openxmlformats.org/drawingml/2006/picture">
+                <pic:pic xmlns:pic="http://schemas.openxmlformats.org/drawingml/2006/picture">
+                  <pic:nvPicPr>
+                    <pic:cNvPr id="0" name="" descr=""/>
+                    <pic:cNvPicPr>
+                      <a:picLocks noChangeAspect="1" noChangeArrowheads="1"/>
+                    </pic:cNvPicPr>
+                  </pic:nvPicPr>
+                  <pic:blipFill>
+                    <a:blip r:embed="rId104" cstate="none"/>
+                    <a:srcRect/>
+                    <a:stretch>
+                      <a:fillRect/>
+                    </a:stretch>
+                  </pic:blipFill>
+                  <pic:spPr bwMode="auto">
+                    <a:xfrm>
+                      <a:off x="0" y="0"/>
+                      <a:ext cx="5734050" cy="2074825"/>
+                    </a:xfrm>
+                    <a:prstGeom prst="rect">
+                      <a:avLst/>
+                    </a:prstGeom>
+                  </pic:spPr>
+                </pic:pic>
+              </a:graphicData>
+            </a:graphic>
+          </wp:inline>
+        </w:drawing>
+      </w:r>
+    </w:p>
+    <w:tbl>
+      <w:tblPr>
+        <w:tblW w:type="pct" w:w="100%"/>
+        <w:tblLayout w:type="fixed"/>
+        <w:tblBorders>
+          <w:top w:val="single" w:color="FBFAF6" w:sz="4"/>
+          <w:left w:val="single" w:color="FBFAF6" w:sz="4"/>
+          <w:bottom w:val="single" w:color="FBFAF6" w:sz="4"/>
+          <w:right w:val="single" w:color="FBFAF6" w:sz="4"/>
+          <w:insideH w:val="single" w:color="FBFAF6" w:sz="4"/>
+          <w:insideV w:val="single" w:color="FBFAF6" w:sz="4"/>
+        </w:tblBorders>
+      </w:tblPr>
+      <w:tblGrid>
+        <w:gridCol w:w="9600"/>
+      </w:tblGrid>
+      <w:tr>
+        <w:tc>
+          <w:tcPr>
+            <w:tcW w:type="pct" w:w="5000"/>
+            <w:shd w:fill="FBFAF6" w:val="clear"/>
+            <w:tcMar>
+              <w:top w:type="dxa" w:w="40"/>
+              <w:left w:type="dxa" w:w="100"/>
+              <w:bottom w:type="dxa" w:w="40"/>
+              <w:right w:type="dxa" w:w="100"/>
+            </w:tcMar>
+          </w:tcPr>
+          <w:p>
+            <w:pPr>
+              <w:spacing w:before="18" w:after="6"/>
+            </w:pPr>
+            <w:r>
+              <w:rPr>
+                <w:b/>
+                <w:bCs/>
+                <w:color w:val="6B7280"/>
+                <w:sz w:val="14"/>
+                <w:szCs w:val="14"/>
+              </w:rPr>
+              <w:t xml:space="preserve">word list</w:t>
+            </w:r>
+          </w:p>
+          <w:p>
+            <w:pPr>
+              <w:spacing w:before="0" w:after="18"/>
+            </w:pPr>
+            <w:r>
+              <w:rPr>
+                <w:b/>
+                <w:bCs/>
+                <w:color w:val="353A7C"/>
+                <w:sz w:val="16"/>
+                <w:szCs w:val="16"/>
+              </w:rPr>
+              <w:t xml:space="preserve">التكلفة الثابتة الاختيارية   ·   discretionary fixed cost   ·   committed fixed cost</w:t>
+            </w:r>
+          </w:p>
+        </w:tc>
+      </w:tr>
+    </w:tbl>
+    <w:p/>
     <w:tbl>
       <w:tblPr>
         <w:tblW w:type="pct" w:w="100%"/>
@@ -6561,14 +6913,14 @@
                 <w:sz w:val="16"/>
                 <w:szCs w:val="16"/>
               </w:rPr>
-              <w:t xml:space="preserve">9  </w:t>
-            </w:r>
-            <w:r>
-              <w:rPr>
-                <w:sz w:val="16"/>
-                <w:szCs w:val="16"/>
-              </w:rPr>
-              <w:t xml:space="preserve">Staff can be added or removed</w:t>
+              <w:t xml:space="preserve">10  </w:t>
+            </w:r>
+            <w:r>
+              <w:rPr>
+                <w:sz w:val="16"/>
+                <w:szCs w:val="16"/>
+              </w:rPr>
+              <w:t xml:space="preserve">Contract can be resized</w:t>
             </w:r>
           </w:p>
         </w:tc>
@@ -6629,14 +6981,14 @@
                 <w:sz w:val="16"/>
                 <w:szCs w:val="16"/>
               </w:rPr>
-              <w:t xml:space="preserve">10  </w:t>
-            </w:r>
-            <w:r>
-              <w:rPr>
-                <w:sz w:val="16"/>
-                <w:szCs w:val="16"/>
-              </w:rPr>
-              <w:t xml:space="preserve">Contract can be resized</w:t>
+              <w:t xml:space="preserve">11  </w:t>
+            </w:r>
+            <w:r>
+              <w:rPr>
+                <w:sz w:val="16"/>
+                <w:szCs w:val="16"/>
+              </w:rPr>
+              <w:t xml:space="preserve">Moves with machine hours</w:t>
             </w:r>
           </w:p>
         </w:tc>
@@ -6697,14 +7049,14 @@
                 <w:sz w:val="16"/>
                 <w:szCs w:val="16"/>
               </w:rPr>
-              <w:t xml:space="preserve">11  </w:t>
-            </w:r>
-            <w:r>
-              <w:rPr>
-                <w:sz w:val="16"/>
-                <w:szCs w:val="16"/>
-              </w:rPr>
-              <w:t xml:space="preserve">Moves with machine hours</w:t>
+              <w:t xml:space="preserve">12  </w:t>
+            </w:r>
+            <w:r>
+              <w:rPr>
+                <w:sz w:val="16"/>
+                <w:szCs w:val="16"/>
+              </w:rPr>
+              <w:t xml:space="preserve">classifies</w:t>
             </w:r>
           </w:p>
         </w:tc>
@@ -6765,14 +7117,14 @@
                 <w:sz w:val="16"/>
                 <w:szCs w:val="16"/>
               </w:rPr>
-              <w:t xml:space="preserve">12  </w:t>
-            </w:r>
-            <w:r>
-              <w:rPr>
-                <w:sz w:val="16"/>
-                <w:szCs w:val="16"/>
-              </w:rPr>
-              <w:t xml:space="preserve">classifies</w:t>
+              <w:t xml:space="preserve">13  </w:t>
+            </w:r>
+            <w:r>
+              <w:rPr>
+                <w:sz w:val="16"/>
+                <w:szCs w:val="16"/>
+              </w:rPr>
+              <w:t xml:space="preserve">otherwise</w:t>
             </w:r>
           </w:p>
         </w:tc>
@@ -6833,14 +7185,14 @@
                 <w:sz w:val="16"/>
                 <w:szCs w:val="16"/>
               </w:rPr>
-              <w:t xml:space="preserve">13  </w:t>
-            </w:r>
-            <w:r>
-              <w:rPr>
-                <w:sz w:val="16"/>
-                <w:szCs w:val="16"/>
-              </w:rPr>
-              <w:t xml:space="preserve">otherwise</w:t>
+              <w:t xml:space="preserve">14  </w:t>
+            </w:r>
+            <w:r>
+              <w:rPr>
+                <w:sz w:val="16"/>
+                <w:szCs w:val="16"/>
+              </w:rPr>
+              <w:t xml:space="preserve">accounting</w:t>
             </w:r>
           </w:p>
         </w:tc>
@@ -6901,14 +7253,14 @@
                 <w:sz w:val="16"/>
                 <w:szCs w:val="16"/>
               </w:rPr>
-              <w:t xml:space="preserve">14  </w:t>
-            </w:r>
-            <w:r>
-              <w:rPr>
-                <w:sz w:val="16"/>
-                <w:szCs w:val="16"/>
-              </w:rPr>
-              <w:t xml:space="preserve">accounting</w:t>
+              <w:t xml:space="preserve">15  </w:t>
+            </w:r>
+            <w:r>
+              <w:rPr>
+                <w:sz w:val="16"/>
+                <w:szCs w:val="16"/>
+              </w:rPr>
+              <w:t xml:space="preserve">activity</w:t>
             </w:r>
           </w:p>
         </w:tc>
@@ -6969,14 +7321,14 @@
                 <w:sz w:val="16"/>
                 <w:szCs w:val="16"/>
               </w:rPr>
-              <w:t xml:space="preserve">15  </w:t>
-            </w:r>
-            <w:r>
-              <w:rPr>
-                <w:sz w:val="16"/>
-                <w:szCs w:val="16"/>
-              </w:rPr>
-              <w:t xml:space="preserve">activity</w:t>
+              <w:t xml:space="preserve">16  </w:t>
+            </w:r>
+            <w:r>
+              <w:rPr>
+                <w:sz w:val="16"/>
+                <w:szCs w:val="16"/>
+              </w:rPr>
+              <w:t xml:space="preserve">committed fixed cost</w:t>
             </w:r>
           </w:p>
         </w:tc>
@@ -7012,6 +7364,74 @@
                 <w:szCs w:val="16"/>
               </w:rPr>
               <w:t xml:space="preserve">Changes only when the lease is renewed or ended</w:t>
+            </w:r>
+          </w:p>
+        </w:tc>
+        <w:tc>
+          <w:tcPr>
+            <w:tcW w:type="pct" w:w="2500"/>
+            <w:tcMar>
+              <w:top w:type="dxa" w:w="20"/>
+              <w:left w:type="dxa" w:w="80"/>
+              <w:bottom w:type="dxa" w:w="20"/>
+              <w:right w:type="dxa" w:w="80"/>
+            </w:tcMar>
+          </w:tcPr>
+          <w:p>
+            <w:pPr>
+              <w:spacing w:before="12" w:after="12"/>
+            </w:pPr>
+            <w:r>
+              <w:rPr>
+                <w:b/>
+                <w:bCs/>
+                <w:color w:val="8186EF"/>
+                <w:sz w:val="16"/>
+                <w:szCs w:val="16"/>
+              </w:rPr>
+              <w:t xml:space="preserve">17  </w:t>
+            </w:r>
+            <w:r>
+              <w:rPr>
+                <w:sz w:val="16"/>
+                <w:szCs w:val="16"/>
+              </w:rPr>
+              <w:t xml:space="preserve">discretionary fixed cost</w:t>
+            </w:r>
+          </w:p>
+        </w:tc>
+      </w:tr>
+      <w:tr>
+        <w:tc>
+          <w:tcPr>
+            <w:tcW w:type="pct" w:w="2500"/>
+            <w:tcMar>
+              <w:top w:type="dxa" w:w="20"/>
+              <w:left w:type="dxa" w:w="80"/>
+              <w:bottom w:type="dxa" w:w="20"/>
+              <w:right w:type="dxa" w:w="80"/>
+            </w:tcMar>
+          </w:tcPr>
+          <w:p>
+            <w:pPr>
+              <w:spacing w:before="12" w:after="12"/>
+            </w:pPr>
+            <w:r>
+              <w:rPr>
+                <w:b/>
+                <w:bCs/>
+                <w:color w:val="8186EF"/>
+                <w:sz w:val="16"/>
+                <w:szCs w:val="16"/>
+              </w:rPr>
+              <w:t xml:space="preserve">9  </w:t>
+            </w:r>
+            <w:r>
+              <w:rPr>
+                <w:sz w:val="16"/>
+                <w:szCs w:val="16"/>
+              </w:rPr>
+              <w:t xml:space="preserve">Staff can be added or removed</w:t>
             </w:r>
           </w:p>
         </w:tc>
@@ -7629,7 +8049,7 @@
                     </pic:cNvPicPr>
                   </pic:nvPicPr>
                   <pic:blipFill>
-                    <a:blip r:embed="rId103" cstate="none"/>
+                    <a:blip r:embed="rId105" cstate="none"/>
                     <a:srcRect/>
                     <a:stretch>
                       <a:fillRect/>
@@ -7824,7 +8244,7 @@
                     </pic:cNvPicPr>
                   </pic:nvPicPr>
                   <pic:blipFill>
-                    <a:blip r:embed="rId104" cstate="none"/>
+                    <a:blip r:embed="rId106" cstate="none"/>
                     <a:srcRect/>
                     <a:stretch>
                       <a:fillRect/>
@@ -7902,6 +8322,142 @@
                 <w:szCs w:val="16"/>
               </w:rPr>
               <w:t xml:space="preserve">Labels, one per jar   ·   committed fixed cost   ·   Factory insurance</w:t>
+            </w:r>
+          </w:p>
+        </w:tc>
+      </w:tr>
+    </w:tbl>
+    <w:p/>
+    <w:p>
+      <w:pPr>
+        <w:spacing w:before="44" w:after="10"/>
+      </w:pPr>
+      <w:r>
+        <w:rPr>
+          <w:b/>
+          <w:bCs/>
+          <w:color w:val="353A7C"/>
+          <w:sz w:val="18"/>
+          <w:szCs w:val="18"/>
+        </w:rPr>
+        <w:t xml:space="preserve">The English this section uses, and its Arabic</w:t>
+      </w:r>
+    </w:p>
+    <w:p>
+      <w:pPr>
+        <w:spacing w:before="0" w:after="12"/>
+      </w:pPr>
+      <w:r>
+        <w:rPr>
+          <w:color w:val="6B7280"/>
+          <w:sz w:val="15"/>
+          <w:szCs w:val="15"/>
+        </w:rPr>
+        <w:t xml:space="preserve">Each term sits against what it means.</w:t>
+      </w:r>
+    </w:p>
+    <w:p>
+      <w:pPr>
+        <w:spacing w:after="40" w:before="90"/>
+        <w:jc w:val="center"/>
+      </w:pPr>
+      <w:r>
+        <w:drawing>
+          <wp:inline distT="0" distB="0" distL="0" distR="0">
+            <wp:extent cx="5734050" cy="1931475"/>
+            <wp:effectExtent t="0" r="0" b="0" l="0"/>
+            <wp:docPr id="1" name="" descr="" title=""/>
+            <wp:cNvGraphicFramePr>
+              <a:graphicFrameLocks xmlns:a="http://schemas.openxmlformats.org/drawingml/2006/main" noChangeAspect="1"/>
+            </wp:cNvGraphicFramePr>
+            <a:graphic xmlns:a="http://schemas.openxmlformats.org/drawingml/2006/main">
+              <a:graphicData uri="http://schemas.openxmlformats.org/drawingml/2006/picture">
+                <pic:pic xmlns:pic="http://schemas.openxmlformats.org/drawingml/2006/picture">
+                  <pic:nvPicPr>
+                    <pic:cNvPr id="0" name="" descr=""/>
+                    <pic:cNvPicPr>
+                      <a:picLocks noChangeAspect="1" noChangeArrowheads="1"/>
+                    </pic:cNvPicPr>
+                  </pic:nvPicPr>
+                  <pic:blipFill>
+                    <a:blip r:embed="rId107" cstate="none"/>
+                    <a:srcRect/>
+                    <a:stretch>
+                      <a:fillRect/>
+                    </a:stretch>
+                  </pic:blipFill>
+                  <pic:spPr bwMode="auto">
+                    <a:xfrm>
+                      <a:off x="0" y="0"/>
+                      <a:ext cx="5734050" cy="1931475"/>
+                    </a:xfrm>
+                    <a:prstGeom prst="rect">
+                      <a:avLst/>
+                    </a:prstGeom>
+                  </pic:spPr>
+                </pic:pic>
+              </a:graphicData>
+            </a:graphic>
+          </wp:inline>
+        </w:drawing>
+      </w:r>
+    </w:p>
+    <w:tbl>
+      <w:tblPr>
+        <w:tblW w:type="pct" w:w="100%"/>
+        <w:tblLayout w:type="fixed"/>
+        <w:tblBorders>
+          <w:top w:val="single" w:color="FBFAF6" w:sz="4"/>
+          <w:left w:val="single" w:color="FBFAF6" w:sz="4"/>
+          <w:bottom w:val="single" w:color="FBFAF6" w:sz="4"/>
+          <w:right w:val="single" w:color="FBFAF6" w:sz="4"/>
+          <w:insideH w:val="single" w:color="FBFAF6" w:sz="4"/>
+          <w:insideV w:val="single" w:color="FBFAF6" w:sz="4"/>
+        </w:tblBorders>
+      </w:tblPr>
+      <w:tblGrid>
+        <w:gridCol w:w="9600"/>
+      </w:tblGrid>
+      <w:tr>
+        <w:tc>
+          <w:tcPr>
+            <w:tcW w:type="pct" w:w="5000"/>
+            <w:shd w:fill="FBFAF6" w:val="clear"/>
+            <w:tcMar>
+              <w:top w:type="dxa" w:w="40"/>
+              <w:left w:type="dxa" w:w="100"/>
+              <w:bottom w:type="dxa" w:w="40"/>
+              <w:right w:type="dxa" w:w="100"/>
+            </w:tcMar>
+          </w:tcPr>
+          <w:p>
+            <w:pPr>
+              <w:spacing w:before="18" w:after="6"/>
+            </w:pPr>
+            <w:r>
+              <w:rPr>
+                <w:b/>
+                <w:bCs/>
+                <w:color w:val="6B7280"/>
+                <w:sz w:val="14"/>
+                <w:szCs w:val="14"/>
+              </w:rPr>
+              <w:t xml:space="preserve">word list</w:t>
+            </w:r>
+          </w:p>
+          <w:p>
+            <w:pPr>
+              <w:spacing w:before="0" w:after="18"/>
+            </w:pPr>
+            <w:r>
+              <w:rPr>
+                <w:b/>
+                <w:bCs/>
+                <w:color w:val="353A7C"/>
+                <w:sz w:val="16"/>
+                <w:szCs w:val="16"/>
+              </w:rPr>
+              <w:t xml:space="preserve">mixed cost   ·   cost behavior   ·   account analysis</w:t>
             </w:r>
           </w:p>
         </w:tc>
@@ -8184,14 +8740,14 @@
                 <w:sz w:val="16"/>
                 <w:szCs w:val="16"/>
               </w:rPr>
-              <w:t xml:space="preserve">7  </w:t>
-            </w:r>
-            <w:r>
-              <w:rPr>
-                <w:sz w:val="16"/>
-                <w:szCs w:val="16"/>
-              </w:rPr>
-              <w:t xml:space="preserve">Factory supervision</w:t>
+              <w:t xml:space="preserve">8  </w:t>
+            </w:r>
+            <w:r>
+              <w:rPr>
+                <w:sz w:val="16"/>
+                <w:szCs w:val="16"/>
+              </w:rPr>
+              <w:t xml:space="preserve">Olive-press ROU amortization</w:t>
             </w:r>
           </w:p>
         </w:tc>
@@ -8252,14 +8808,14 @@
                 <w:sz w:val="16"/>
                 <w:szCs w:val="16"/>
               </w:rPr>
-              <w:t xml:space="preserve">8  </w:t>
-            </w:r>
-            <w:r>
-              <w:rPr>
-                <w:sz w:val="16"/>
-                <w:szCs w:val="16"/>
-              </w:rPr>
-              <w:t xml:space="preserve">Olive-press ROU amortization</w:t>
+              <w:t xml:space="preserve">9  </w:t>
+            </w:r>
+            <w:r>
+              <w:rPr>
+                <w:sz w:val="16"/>
+                <w:szCs w:val="16"/>
+              </w:rPr>
+              <w:t xml:space="preserve">Power</w:t>
             </w:r>
           </w:p>
         </w:tc>
@@ -8320,14 +8876,14 @@
                 <w:sz w:val="16"/>
                 <w:szCs w:val="16"/>
               </w:rPr>
-              <w:t xml:space="preserve">9  </w:t>
-            </w:r>
-            <w:r>
-              <w:rPr>
-                <w:sz w:val="16"/>
-                <w:szCs w:val="16"/>
-              </w:rPr>
-              <w:t xml:space="preserve">Power</w:t>
+              <w:t xml:space="preserve">10  </w:t>
+            </w:r>
+            <w:r>
+              <w:rPr>
+                <w:sz w:val="16"/>
+                <w:szCs w:val="16"/>
+              </w:rPr>
+              <w:t xml:space="preserve">Labels, one per jar</w:t>
             </w:r>
           </w:p>
         </w:tc>
@@ -8388,14 +8944,14 @@
                 <w:sz w:val="16"/>
                 <w:szCs w:val="16"/>
               </w:rPr>
-              <w:t xml:space="preserve">10  </w:t>
-            </w:r>
-            <w:r>
-              <w:rPr>
-                <w:sz w:val="16"/>
-                <w:szCs w:val="16"/>
-              </w:rPr>
-              <w:t xml:space="preserve">Labels, one per jar</w:t>
+              <w:t xml:space="preserve">11  </w:t>
+            </w:r>
+            <w:r>
+              <w:rPr>
+                <w:sz w:val="16"/>
+                <w:szCs w:val="16"/>
+              </w:rPr>
+              <w:t xml:space="preserve">Factory insurance</w:t>
             </w:r>
           </w:p>
         </w:tc>
@@ -8456,14 +9012,14 @@
                 <w:sz w:val="16"/>
                 <w:szCs w:val="16"/>
               </w:rPr>
-              <w:t xml:space="preserve">11  </w:t>
-            </w:r>
-            <w:r>
-              <w:rPr>
-                <w:sz w:val="16"/>
-                <w:szCs w:val="16"/>
-              </w:rPr>
-              <w:t xml:space="preserve">Factory insurance</w:t>
+              <w:t xml:space="preserve">12  </w:t>
+            </w:r>
+            <w:r>
+              <w:rPr>
+                <w:sz w:val="16"/>
+                <w:szCs w:val="16"/>
+              </w:rPr>
+              <w:t xml:space="preserve">mixed cost</w:t>
             </w:r>
           </w:p>
         </w:tc>
@@ -8499,6 +9055,74 @@
                 <w:szCs w:val="16"/>
               </w:rPr>
               <w:t xml:space="preserve">accounts</w:t>
+            </w:r>
+          </w:p>
+        </w:tc>
+        <w:tc>
+          <w:tcPr>
+            <w:tcW w:type="pct" w:w="2500"/>
+            <w:tcMar>
+              <w:top w:type="dxa" w:w="20"/>
+              <w:left w:type="dxa" w:w="80"/>
+              <w:bottom w:type="dxa" w:w="20"/>
+              <w:right w:type="dxa" w:w="80"/>
+            </w:tcMar>
+          </w:tcPr>
+          <w:p>
+            <w:pPr>
+              <w:spacing w:before="12" w:after="12"/>
+            </w:pPr>
+            <w:r>
+              <w:rPr>
+                <w:b/>
+                <w:bCs/>
+                <w:color w:val="8186EF"/>
+                <w:sz w:val="16"/>
+                <w:szCs w:val="16"/>
+              </w:rPr>
+              <w:t xml:space="preserve">13  </w:t>
+            </w:r>
+            <w:r>
+              <w:rPr>
+                <w:sz w:val="16"/>
+                <w:szCs w:val="16"/>
+              </w:rPr>
+              <w:t xml:space="preserve">account analysis</w:t>
+            </w:r>
+          </w:p>
+        </w:tc>
+      </w:tr>
+      <w:tr>
+        <w:tc>
+          <w:tcPr>
+            <w:tcW w:type="pct" w:w="2500"/>
+            <w:tcMar>
+              <w:top w:type="dxa" w:w="20"/>
+              <w:left w:type="dxa" w:w="80"/>
+              <w:bottom w:type="dxa" w:w="20"/>
+              <w:right w:type="dxa" w:w="80"/>
+            </w:tcMar>
+          </w:tcPr>
+          <w:p>
+            <w:pPr>
+              <w:spacing w:before="12" w:after="12"/>
+            </w:pPr>
+            <w:r>
+              <w:rPr>
+                <w:b/>
+                <w:bCs/>
+                <w:color w:val="8186EF"/>
+                <w:sz w:val="16"/>
+                <w:szCs w:val="16"/>
+              </w:rPr>
+              <w:t xml:space="preserve">7  </w:t>
+            </w:r>
+            <w:r>
+              <w:rPr>
+                <w:sz w:val="16"/>
+                <w:szCs w:val="16"/>
+              </w:rPr>
+              <w:t xml:space="preserve">Factory supervision</w:t>
             </w:r>
           </w:p>
         </w:tc>
@@ -9248,7 +9872,7 @@
                     </pic:cNvPicPr>
                   </pic:nvPicPr>
                   <pic:blipFill>
-                    <a:blip r:embed="rId105" cstate="none"/>
+                    <a:blip r:embed="rId108" cstate="none"/>
                     <a:srcRect/>
                     <a:stretch>
                       <a:fillRect/>
@@ -11099,7 +11723,7 @@
                     </pic:cNvPicPr>
                   </pic:nvPicPr>
                   <pic:blipFill>
-                    <a:blip r:embed="rId106" cstate="none"/>
+                    <a:blip r:embed="rId109" cstate="none"/>
                     <a:srcRect/>
                     <a:stretch>
                       <a:fillRect/>
@@ -12039,7 +12663,7 @@
                     </pic:cNvPicPr>
                   </pic:nvPicPr>
                   <pic:blipFill>
-                    <a:blip r:embed="rId107" cstate="none"/>
+                    <a:blip r:embed="rId110" cstate="none"/>
                     <a:srcRect/>
                     <a:stretch>
                       <a:fillRect/>
@@ -14684,7 +15308,7 @@
               <w:sz w:val="16"/>
               <w:szCs w:val="16"/>
             </w:rPr>
-            <w:t xml:space="preserve"> of 1</w:t>
+            <w:t xml:space="preserve"> of 2</w:t>
           </w:r>
         </w:p>
       </w:tc>

--- a/CMA_Summaries_B2_Ch02.docx
+++ b/CMA_Summaries_B2_Ch02.docx
@@ -1916,7 +1916,21 @@
           <w:sz w:val="19"/>
           <w:szCs w:val="19"/>
         </w:rPr>
-        <w:t xml:space="preserve"/>
+        <w:t xml:space="preserve">Variable cost is constant per unit but changes in total. </w:t>
+      </w:r>
+      <w:r>
+        <w:rPr>
+          <w:sz w:val="19"/>
+          <w:szCs w:val="19"/>
+        </w:rPr>
+        <w:t xml:space="preserve">Fixed cost is constant in total but changes per unit: the more hours, the lower the fixed cost per hour. </w:t>
+      </w:r>
+      <w:r>
+        <w:rPr>
+          <w:sz w:val="19"/>
+          <w:szCs w:val="19"/>
+        </w:rPr>
+        <w:t xml:space="preserve">Total fixed overhead stays at $2,100,569, but fixed overhead per </w:t>
       </w:r>
       <w:r>
         <w:rPr>
@@ -1948,14 +1962,14 @@
           <w:sz w:val="19"/>
           <w:szCs w:val="19"/>
         </w:rPr>
-        <w:t xml:space="preserve"> cost is constant per unit but changes in total. </w:t>
-      </w:r>
-      <w:r>
-        <w:rPr>
-          <w:sz w:val="19"/>
-          <w:szCs w:val="19"/>
-        </w:rPr>
-        <w:t xml:space="preserve">Fixed cost is constant in total but changes per unit: the more hours, the lower the fixed cost per hour. </w:t>
+        <w:t xml:space="preserve"> hour falls from $70.02 to $43.76. </w:t>
+      </w:r>
+      <w:r>
+        <w:rPr>
+          <w:sz w:val="19"/>
+          <w:szCs w:val="19"/>
+        </w:rPr>
+        <w:t xml:space="preserve">Variable overhead stays at $20 per hour. </w:t>
       </w:r>
     </w:p>
     <w:tbl>
@@ -2013,7 +2027,7 @@
                 <w:sz w:val="16"/>
                 <w:szCs w:val="16"/>
               </w:rPr>
-              <w:t xml:space="preserve">behaviors   ·   Variable   ·   activity   ·   constant</w:t>
+              <w:t xml:space="preserve">behaviors   ·   machine   ·   activity   ·   constant</w:t>
             </w:r>
           </w:p>
         </w:tc>
@@ -3172,7 +3186,7 @@
                 <w:sz w:val="16"/>
                 <w:szCs w:val="16"/>
               </w:rPr>
-              <w:t xml:space="preserve">Budget   ·   activity   ·   computed   ·   multiply</w:t>
+              <w:t xml:space="preserve">Budget   ·   overhead   ·   computed   ·   multiply</w:t>
             </w:r>
           </w:p>
         </w:tc>
@@ -3548,7 +3562,7 @@
                 <w:sz w:val="16"/>
                 <w:szCs w:val="16"/>
               </w:rPr>
-              <w:t xml:space="preserve">Variable</w:t>
+              <w:t xml:space="preserve">machine</w:t>
             </w:r>
           </w:p>
         </w:tc>
@@ -3818,7 +3832,7 @@
           <w:sz w:val="15"/>
           <w:szCs w:val="15"/>
         </w:rPr>
-        <w:t xml:space="preserve">The two basic behaviors look opposite when you divide by activity. Variable cost is constant per unit but changes in total. Fixed cost is constant in total but changes per unit: the more hours, the lower the fixed cost per hour.</w:t>
+        <w:t xml:space="preserve">The two basic behaviors look opposite when you divide by activity. Variable cost is constant per unit but changes in total. Fixed cost is constant in total but changes per unit: the more hours, the lower the fixed cost per hour. Total fixed overhead stays at $2,100,569, but fixed overhead per machine hour falls from $70.02 to $43.76. Variable overhead stays at $20 per hour.</w:t>
       </w:r>
     </w:p>
     <w:p>
@@ -7943,7 +7957,7 @@
                 <w:sz w:val="16"/>
                 <w:szCs w:val="16"/>
               </w:rPr>
-              <w:t xml:space="preserve">classifies   ·   separated   ·   accounts   ·   accountant   ·   records   ·   activity   ·   function</w:t>
+              <w:t xml:space="preserve">classifies   ·   separated   ·   accounts   ·   accountant   ·   Classify   ·   activity   ·   function</w:t>
             </w:r>
           </w:p>
         </w:tc>
@@ -7997,6 +8011,19 @@
       </w:tr>
     </w:tbl>
     <w:p/>
+    <w:p>
+      <w:pPr>
+        <w:spacing w:before="20" w:after="20" w:line="360" w:lineRule="auto"/>
+        <w:ind w:left="200"/>
+      </w:pPr>
+      <w:r>
+        <w:rPr>
+          <w:sz w:val="19"/>
+          <w:szCs w:val="19"/>
+        </w:rPr>
+        <w:t xml:space="preserve">Adding the columns gives the cost function: $2,100,569 a year plus $20 per machine hour.</w:t>
+      </w:r>
+    </w:p>
     <w:p>
       <w:pPr>
         <w:spacing w:before="44" w:after="10"/>
@@ -8126,7 +8153,7 @@
                 <w:sz w:val="16"/>
                 <w:szCs w:val="16"/>
               </w:rPr>
-              <w:t xml:space="preserve">Factory supervision   ·   Variable   ·   Power   ·   Olive-press ROU amortization</w:t>
+              <w:t xml:space="preserve">Factory supervision   ·   Olive-press ROU amortization   ·   Insurance   ·   Power</w:t>
             </w:r>
           </w:p>
         </w:tc>
@@ -8182,6 +8209,19 @@
     <w:p/>
     <w:p>
       <w:pPr>
+        <w:spacing w:before="20" w:after="20" w:line="360" w:lineRule="auto"/>
+        <w:ind w:left="200"/>
+      </w:pPr>
+      <w:r>
+        <w:rPr>
+          <w:sz w:val="19"/>
+          <w:szCs w:val="19"/>
+        </w:rPr>
+        <w:t xml:space="preserve">The first two are done. Classify the rest as variable, fixed, mixed or step.</w:t>
+      </w:r>
+    </w:p>
+    <w:p>
+      <w:pPr>
         <w:pageBreakBefore w:val="true"/>
         <w:spacing w:after="0"/>
       </w:pPr>
@@ -8228,7 +8268,7 @@
       <w:r>
         <w:drawing>
           <wp:inline distT="0" distB="0" distL="0" distR="0">
-            <wp:extent cx="5734050" cy="2323800"/>
+            <wp:extent cx="5734050" cy="2225725"/>
             <wp:effectExtent t="0" r="0" b="0" l="0"/>
             <wp:docPr id="1" name="" descr="" title=""/>
             <wp:cNvGraphicFramePr>
@@ -8253,7 +8293,7 @@
                   <pic:spPr bwMode="auto">
                     <a:xfrm>
                       <a:off x="0" y="0"/>
-                      <a:ext cx="5734050" cy="2323800"/>
+                      <a:ext cx="5734050" cy="2225725"/>
                     </a:xfrm>
                     <a:prstGeom prst="rect">
                       <a:avLst/>
@@ -8321,7 +8361,7 @@
                 <w:sz w:val="16"/>
                 <w:szCs w:val="16"/>
               </w:rPr>
-              <w:t xml:space="preserve">Labels, one per jar   ·   committed fixed cost   ·   Factory insurance</w:t>
+              <w:t xml:space="preserve">Labels, one per jar   ·   Electricity: monthly base charge plus a rate per kWh   ·   One extra supervisor for every 20,000 jars a month</w:t>
             </w:r>
           </w:p>
         </w:tc>
@@ -8883,7 +8923,7 @@
                 <w:sz w:val="16"/>
                 <w:szCs w:val="16"/>
               </w:rPr>
-              <w:t xml:space="preserve">Labels, one per jar</w:t>
+              <w:t xml:space="preserve">One extra supervisor for every 20,000 jars a month</w:t>
             </w:r>
           </w:p>
         </w:tc>
@@ -8951,7 +8991,7 @@
                 <w:sz w:val="16"/>
                 <w:szCs w:val="16"/>
               </w:rPr>
-              <w:t xml:space="preserve">Factory insurance</w:t>
+              <w:t xml:space="preserve">Labels, one per jar</w:t>
             </w:r>
           </w:p>
         </w:tc>
@@ -9750,13 +9790,6 @@
         </w:rPr>
         <w:t xml:space="preserve">High volume: $2,100,569 + $20 × 48,000 = $3,060,569, or $63.76 per hour. </w:t>
       </w:r>
-      <w:r>
-        <w:rPr>
-          <w:sz w:val="19"/>
-          <w:szCs w:val="19"/>
-        </w:rPr>
-        <w:t xml:space="preserve">Above the range (55,000 hours): $2,100,569 + $252,000 + $20 × 55,000 = $3,452,569. </w:t>
-      </w:r>
     </w:p>
     <w:tbl>
       <w:tblPr>
@@ -9813,7 +9846,215 @@
                 <w:sz w:val="16"/>
                 <w:szCs w:val="16"/>
               </w:rPr>
-              <w:t xml:space="preserve">anything   ·   Compute   ·   calculations   ·   records   ·   several   ·   relevant   ·   invoices   ·   supervision   ·   flexible   ·   entries   ·   machine   ·   maintenance   ·   harvest</w:t>
+              <w:t xml:space="preserve">anything   ·   Compute   ·   calculations   ·   records   ·   several   ·   relevant   ·   invoices   ·   supervision   ·   flexible   ·   entries   ·   volumes   ·   maintenance   ·   harvest</w:t>
+            </w:r>
+          </w:p>
+        </w:tc>
+      </w:tr>
+    </w:tbl>
+    <w:p/>
+    <w:p>
+      <w:pPr>
+        <w:spacing w:before="44" w:after="14"/>
+      </w:pPr>
+      <w:r>
+        <w:rPr>
+          <w:b/>
+          <w:bCs/>
+          <w:color w:val="353A7C"/>
+          <w:sz w:val="18"/>
+          <w:szCs w:val="18"/>
+        </w:rPr>
+        <w:t xml:space="preserve">Summary 2</w:t>
+      </w:r>
+      <w:r>
+        <w:rPr>
+          <w:color w:val="6B7280"/>
+          <w:sz w:val="16"/>
+          <w:szCs w:val="16"/>
+        </w:rPr>
+        <w:t xml:space="preserve">      gaps 13–15</w:t>
+      </w:r>
+    </w:p>
+    <w:p>
+      <w:pPr>
+        <w:spacing w:before="20" w:after="20" w:line="360" w:lineRule="auto"/>
+        <w:ind w:left="200"/>
+      </w:pPr>
+      <w:r>
+        <w:rPr>
+          <w:sz w:val="19"/>
+          <w:szCs w:val="19"/>
+        </w:rPr>
+        <w:t xml:space="preserve">Above the range (55,000 hours): $2,100,569 + $252,000 + $20 × 55,000 = $3,452,569. </w:t>
+      </w:r>
+      <w:r>
+        <w:rPr>
+          <w:sz w:val="19"/>
+          <w:szCs w:val="19"/>
+        </w:rPr>
+        <w:t xml:space="preserve">Fixed </w:t>
+      </w:r>
+      <w:r>
+        <w:rPr>
+          <w:b/>
+          <w:bCs/>
+          <w:color w:val="8186EF"/>
+          <w:sz w:val="15"/>
+          <w:szCs w:val="15"/>
+        </w:rPr>
+        <w:t xml:space="preserve"> (13) </w:t>
+      </w:r>
+      <w:r>
+        <w:rPr>
+          <w:u w:val="single"/>
+          <w:sz w:val="19"/>
+          <w:szCs w:val="19"/>
+        </w:rPr>
+        <w:t xml:space="preserve">           </w:t>
+      </w:r>
+      <w:r>
+        <w:rPr>
+          <w:sz w:val="19"/>
+          <w:szCs w:val="19"/>
+        </w:rPr>
+        <w:t xml:space="preserve"> </w:t>
+      </w:r>
+      <w:r>
+        <w:rPr>
+          <w:sz w:val="19"/>
+          <w:szCs w:val="19"/>
+        </w:rPr>
+        <w:t xml:space="preserve"> is the same in the first three columns; only the </w:t>
+      </w:r>
+      <w:r>
+        <w:rPr>
+          <w:b/>
+          <w:bCs/>
+          <w:color w:val="8186EF"/>
+          <w:sz w:val="15"/>
+          <w:szCs w:val="15"/>
+        </w:rPr>
+        <w:t xml:space="preserve"> (14) </w:t>
+      </w:r>
+      <w:r>
+        <w:rPr>
+          <w:u w:val="single"/>
+          <w:sz w:val="19"/>
+          <w:szCs w:val="19"/>
+        </w:rPr>
+        <w:t xml:space="preserve">           </w:t>
+      </w:r>
+      <w:r>
+        <w:rPr>
+          <w:sz w:val="19"/>
+          <w:szCs w:val="19"/>
+        </w:rPr>
+        <w:t xml:space="preserve"> </w:t>
+      </w:r>
+      <w:r>
+        <w:rPr>
+          <w:sz w:val="19"/>
+          <w:szCs w:val="19"/>
+        </w:rPr>
+        <w:t xml:space="preserve"> part moves. </w:t>
+      </w:r>
+      <w:r>
+        <w:rPr>
+          <w:sz w:val="19"/>
+          <w:szCs w:val="19"/>
+        </w:rPr>
+        <w:t xml:space="preserve">The last column needs a new cost </w:t>
+      </w:r>
+      <w:r>
+        <w:rPr>
+          <w:b/>
+          <w:bCs/>
+          <w:color w:val="8186EF"/>
+          <w:sz w:val="15"/>
+          <w:szCs w:val="15"/>
+        </w:rPr>
+        <w:t xml:space="preserve"> (15) </w:t>
+      </w:r>
+      <w:r>
+        <w:rPr>
+          <w:u w:val="single"/>
+          <w:sz w:val="19"/>
+          <w:szCs w:val="19"/>
+        </w:rPr>
+        <w:t xml:space="preserve">           </w:t>
+      </w:r>
+      <w:r>
+        <w:rPr>
+          <w:sz w:val="19"/>
+          <w:szCs w:val="19"/>
+        </w:rPr>
+        <w:t xml:space="preserve"> </w:t>
+      </w:r>
+      <w:r>
+        <w:rPr>
+          <w:sz w:val="19"/>
+          <w:szCs w:val="19"/>
+        </w:rPr>
+        <w:t xml:space="preserve"> because it lies outside the range. </w:t>
+      </w:r>
+    </w:p>
+    <w:tbl>
+      <w:tblPr>
+        <w:tblW w:type="pct" w:w="100%"/>
+        <w:tblLayout w:type="fixed"/>
+        <w:tblBorders>
+          <w:top w:val="single" w:color="FBFAF6" w:sz="4"/>
+          <w:left w:val="single" w:color="FBFAF6" w:sz="4"/>
+          <w:bottom w:val="single" w:color="FBFAF6" w:sz="4"/>
+          <w:right w:val="single" w:color="FBFAF6" w:sz="4"/>
+          <w:insideH w:val="single" w:color="FBFAF6" w:sz="4"/>
+          <w:insideV w:val="single" w:color="FBFAF6" w:sz="4"/>
+        </w:tblBorders>
+      </w:tblPr>
+      <w:tblGrid>
+        <w:gridCol w:w="9600"/>
+      </w:tblGrid>
+      <w:tr>
+        <w:tc>
+          <w:tcPr>
+            <w:tcW w:type="pct" w:w="5000"/>
+            <w:shd w:fill="FBFAF6" w:val="clear"/>
+            <w:tcMar>
+              <w:top w:type="dxa" w:w="40"/>
+              <w:left w:type="dxa" w:w="100"/>
+              <w:bottom w:type="dxa" w:w="40"/>
+              <w:right w:type="dxa" w:w="100"/>
+            </w:tcMar>
+          </w:tcPr>
+          <w:p>
+            <w:pPr>
+              <w:spacing w:before="18" w:after="6"/>
+            </w:pPr>
+            <w:r>
+              <w:rPr>
+                <w:b/>
+                <w:bCs/>
+                <w:color w:val="6B7280"/>
+                <w:sz w:val="14"/>
+                <w:szCs w:val="14"/>
+              </w:rPr>
+              <w:t xml:space="preserve">word list</w:t>
+            </w:r>
+          </w:p>
+          <w:p>
+            <w:pPr>
+              <w:spacing w:before="0" w:after="18"/>
+            </w:pPr>
+            <w:r>
+              <w:rPr>
+                <w:b/>
+                <w:bCs/>
+                <w:color w:val="353A7C"/>
+                <w:sz w:val="16"/>
+                <w:szCs w:val="16"/>
+              </w:rPr>
+              <w:t xml:space="preserve">machine   ·   overhead   ·   function   ·   variable</w:t>
             </w:r>
           </w:p>
         </w:tc>
@@ -9949,7 +10190,7 @@
                 <w:sz w:val="16"/>
                 <w:szCs w:val="16"/>
               </w:rPr>
-              <w:t xml:space="preserve">step cost   ·   Fixed overhead</w:t>
+              <w:t xml:space="preserve">Fixed overhead   ·   Machine hours</w:t>
             </w:r>
           </w:p>
         </w:tc>
@@ -9968,7 +10209,7 @@
           <w:sz w:val="18"/>
           <w:szCs w:val="18"/>
         </w:rPr>
-        <w:t xml:space="preserve">Summary 2</w:t>
+        <w:t xml:space="preserve">Summary 3</w:t>
       </w:r>
       <w:r>
         <w:rPr>
@@ -9976,7 +10217,7 @@
           <w:sz w:val="16"/>
           <w:szCs w:val="16"/>
         </w:rPr>
-        <w:t xml:space="preserve">      gaps 14–15</w:t>
+        <w:t xml:space="preserve">      gaps 17–20</w:t>
       </w:r>
     </w:p>
     <w:p>
@@ -9989,7 +10230,7 @@
           <w:sz w:val="19"/>
           <w:szCs w:val="19"/>
         </w:rPr>
-        <w:t xml:space="preserve">The general ledger records costs by nature, but Orontes tags each </w:t>
+        <w:t xml:space="preserve">Variable cost per hour is flat, fixed cost per hour falls, and so total cost per hour falls as </w:t>
       </w:r>
       <w:r>
         <w:rPr>
@@ -9999,7 +10240,7 @@
           <w:sz w:val="15"/>
           <w:szCs w:val="15"/>
         </w:rPr>
-        <w:t xml:space="preserve"> (14) </w:t>
+        <w:t xml:space="preserve"> (17) </w:t>
       </w:r>
       <w:r>
         <w:rPr>
@@ -10021,14 +10262,14 @@
           <w:sz w:val="19"/>
           <w:szCs w:val="19"/>
         </w:rPr>
-        <w:t xml:space="preserve"> line as fixed or variable. </w:t>
-      </w:r>
-      <w:r>
-        <w:rPr>
-          <w:sz w:val="19"/>
-          <w:szCs w:val="19"/>
-        </w:rPr>
-        <w:t xml:space="preserve">In March the </w:t>
+        <w:t xml:space="preserve"> rises. </w:t>
+      </w:r>
+      <w:r>
+        <w:rPr>
+          <w:sz w:val="19"/>
+          <w:szCs w:val="19"/>
+        </w:rPr>
+        <w:t xml:space="preserve">The </w:t>
       </w:r>
       <w:r>
         <w:rPr>
@@ -10038,7 +10279,78 @@
           <w:sz w:val="15"/>
           <w:szCs w:val="15"/>
         </w:rPr>
-        <w:t xml:space="preserve"> (15) </w:t>
+        <w:t xml:space="preserve"> (18) </w:t>
+      </w:r>
+      <w:r>
+        <w:rPr>
+          <w:u w:val="single"/>
+          <w:sz w:val="19"/>
+          <w:szCs w:val="19"/>
+        </w:rPr>
+        <w:t xml:space="preserve">           </w:t>
+      </w:r>
+      <w:r>
+        <w:rPr>
+          <w:sz w:val="19"/>
+          <w:szCs w:val="19"/>
+        </w:rPr>
+        <w:t xml:space="preserve"> </w:t>
+      </w:r>
+      <w:r>
+        <w:rPr>
+          <w:sz w:val="19"/>
+          <w:szCs w:val="19"/>
+        </w:rPr>
+        <w:t xml:space="preserve"> ledger records costs by nature, but Orontes tags each </w:t>
+      </w:r>
+      <w:r>
+        <w:rPr>
+          <w:b/>
+          <w:bCs/>
+          <w:color w:val="8186EF"/>
+          <w:sz w:val="15"/>
+          <w:szCs w:val="15"/>
+        </w:rPr>
+        <w:t xml:space="preserve"> (19) </w:t>
+      </w:r>
+      <w:r>
+        <w:rPr>
+          <w:u w:val="single"/>
+          <w:sz w:val="19"/>
+          <w:szCs w:val="19"/>
+        </w:rPr>
+        <w:t xml:space="preserve">           </w:t>
+      </w:r>
+      <w:r>
+        <w:rPr>
+          <w:sz w:val="19"/>
+          <w:szCs w:val="19"/>
+        </w:rPr>
+        <w:t xml:space="preserve"> </w:t>
+      </w:r>
+      <w:r>
+        <w:rPr>
+          <w:sz w:val="19"/>
+          <w:szCs w:val="19"/>
+        </w:rPr>
+        <w:t xml:space="preserve"> line as fixed or variable. </w:t>
+      </w:r>
+      <w:r>
+        <w:rPr>
+          <w:sz w:val="19"/>
+          <w:szCs w:val="19"/>
+        </w:rPr>
+        <w:t xml:space="preserve">In March the </w:t>
+      </w:r>
+      <w:r>
+        <w:rPr>
+          <w:b/>
+          <w:bCs/>
+          <w:color w:val="8186EF"/>
+          <w:sz w:val="15"/>
+          <w:szCs w:val="15"/>
+        </w:rPr>
+        <w:t xml:space="preserve"> (20) </w:t>
       </w:r>
       <w:r>
         <w:rPr>
@@ -10118,7 +10430,7 @@
                 <w:sz w:val="16"/>
                 <w:szCs w:val="16"/>
               </w:rPr>
-              <w:t xml:space="preserve">overhead   ·   crushers   ·   month's</w:t>
+              <w:t xml:space="preserve">crushers   ·   relevant   ·   volume   ·   overhead   ·   general</w:t>
             </w:r>
           </w:p>
         </w:tc>
@@ -10323,7 +10635,6 @@
         <w:tc>
           <w:tcPr>
             <w:tcW w:type="pct" w:w="2200"/>
-            <w:shd w:fill="FFFFFF" w:val="clear"/>
             <w:tcMar>
               <w:top w:type="dxa" w:w="50"/>
               <w:left w:type="dxa" w:w="110"/>
@@ -10333,17 +10644,14 @@
           </w:tcPr>
           <w:p>
             <w:pPr>
-              <w:spacing w:before="46" w:after="46"/>
-            </w:pPr>
-            <w:r>
-              <w:rPr>
-                <w:b/>
-                <w:bCs/>
-                <w:color w:val="8186EF"/>
-                <w:sz w:val="14"/>
-                <w:szCs w:val="14"/>
-              </w:rPr>
-              <w:t xml:space="preserve">(16)</w:t>
+              <w:spacing w:before="28" w:after="28"/>
+            </w:pPr>
+            <w:r>
+              <w:rPr>
+                <w:sz w:val="15"/>
+                <w:szCs w:val="15"/>
+              </w:rPr>
+              <w:t xml:space="preserve">MOH Control - Fixed</w:t>
             </w:r>
           </w:p>
         </w:tc>
@@ -10422,7 +10730,7 @@
         <w:tc>
           <w:tcPr>
             <w:tcW w:type="pct" w:w="2200"/>
-            <w:shd w:fill="FBFAF6" w:val="clear"/>
+            <w:shd w:fill="FFFFFF" w:val="clear"/>
             <w:tcMar>
               <w:top w:type="dxa" w:w="50"/>
               <w:left w:type="dxa" w:w="110"/>
@@ -10432,14 +10740,17 @@
           </w:tcPr>
           <w:p>
             <w:pPr>
-              <w:spacing w:before="28" w:after="28"/>
-            </w:pPr>
-            <w:r>
-              <w:rPr>
-                <w:sz w:val="15"/>
-                <w:szCs w:val="15"/>
-              </w:rPr>
-              <w:t xml:space="preserve">MOH Control - Variable</w:t>
+              <w:spacing w:before="46" w:after="46"/>
+            </w:pPr>
+            <w:r>
+              <w:rPr>
+                <w:b/>
+                <w:bCs/>
+                <w:color w:val="8186EF"/>
+                <w:sz w:val="14"/>
+                <w:szCs w:val="14"/>
+              </w:rPr>
+              <w:t xml:space="preserve">(21)</w:t>
             </w:r>
           </w:p>
         </w:tc>
@@ -10539,7 +10850,7 @@
                 <w:sz w:val="14"/>
                 <w:szCs w:val="14"/>
               </w:rPr>
-              <w:t xml:space="preserve">(17)</w:t>
+              <w:t xml:space="preserve">(22)</w:t>
             </w:r>
           </w:p>
         </w:tc>
@@ -10810,7 +11121,7 @@
         <w:tc>
           <w:tcPr>
             <w:tcW w:type="pct" w:w="2200"/>
-            <w:shd w:fill="FFFFFF" w:val="clear"/>
+            <w:shd w:fill="FBFAF6" w:val="clear"/>
             <w:tcMar>
               <w:top w:type="dxa" w:w="50"/>
               <w:left w:type="dxa" w:w="110"/>
@@ -10820,17 +11131,14 @@
           </w:tcPr>
           <w:p>
             <w:pPr>
-              <w:spacing w:before="46" w:after="46"/>
-            </w:pPr>
-            <w:r>
-              <w:rPr>
-                <w:b/>
-                <w:bCs/>
-                <w:color w:val="8186EF"/>
-                <w:sz w:val="14"/>
-                <w:szCs w:val="14"/>
-              </w:rPr>
-              <w:t xml:space="preserve">(18)</w:t>
+              <w:spacing w:before="28" w:after="28"/>
+            </w:pPr>
+            <w:r>
+              <w:rPr>
+                <w:sz w:val="15"/>
+                <w:szCs w:val="15"/>
+              </w:rPr>
+              <w:t xml:space="preserve">MOH Control - Variable</w:t>
             </w:r>
           </w:p>
         </w:tc>
@@ -10910,6 +11218,7 @@
         <w:tc>
           <w:tcPr>
             <w:tcW w:type="pct" w:w="2200"/>
+            <w:shd w:fill="FFFFFF" w:val="clear"/>
             <w:tcMar>
               <w:top w:type="dxa" w:w="50"/>
               <w:left w:type="dxa" w:w="110"/>
@@ -10919,14 +11228,17 @@
           </w:tcPr>
           <w:p>
             <w:pPr>
-              <w:spacing w:before="28" w:after="28"/>
-            </w:pPr>
-            <w:r>
-              <w:rPr>
-                <w:sz w:val="15"/>
-                <w:szCs w:val="15"/>
-              </w:rPr>
-              <w:t xml:space="preserve">Raw Materials Inventory</w:t>
+              <w:spacing w:before="46" w:after="46"/>
+            </w:pPr>
+            <w:r>
+              <w:rPr>
+                <w:b/>
+                <w:bCs/>
+                <w:color w:val="8186EF"/>
+                <w:sz w:val="14"/>
+                <w:szCs w:val="14"/>
+              </w:rPr>
+              <w:t xml:space="preserve">(23)</w:t>
             </w:r>
           </w:p>
         </w:tc>
@@ -11025,7 +11337,7 @@
                 <w:sz w:val="14"/>
                 <w:szCs w:val="14"/>
               </w:rPr>
-              <w:t xml:space="preserve">(19)</w:t>
+              <w:t xml:space="preserve">(24)</w:t>
             </w:r>
           </w:p>
         </w:tc>
@@ -11135,7 +11447,7 @@
                 <w:sz w:val="16"/>
                 <w:szCs w:val="16"/>
               </w:rPr>
-              <w:t xml:space="preserve">mixed cost   ·   Accounts Payable   ·   MOH Control - Fixed   ·   Totals   ·   MOH Control - Variable</w:t>
+              <w:t xml:space="preserve">MOH Control - Variable   ·   Raw Materials Inventory   ·   Totals   ·   mixed cost   ·   Accounts Payable</w:t>
             </w:r>
           </w:p>
         </w:tc>
@@ -11201,7 +11513,7 @@
           <w:sz w:val="18"/>
           <w:szCs w:val="18"/>
         </w:rPr>
-        <w:t xml:space="preserve">Summary 3</w:t>
+        <w:t xml:space="preserve">Summary 4</w:t>
       </w:r>
       <w:r>
         <w:rPr>
@@ -11209,7 +11521,7 @@
           <w:sz w:val="16"/>
           <w:szCs w:val="16"/>
         </w:rPr>
-        <w:t xml:space="preserve">      gaps 20–22</w:t>
+        <w:t xml:space="preserve">      gaps 25–27</w:t>
       </w:r>
     </w:p>
     <w:p>
@@ -11232,7 +11544,7 @@
           <w:sz w:val="15"/>
           <w:szCs w:val="15"/>
         </w:rPr>
-        <w:t xml:space="preserve"> (20) </w:t>
+        <w:t xml:space="preserve"> (25) </w:t>
       </w:r>
       <w:r>
         <w:rPr>
@@ -11271,7 +11583,7 @@
           <w:sz w:val="15"/>
           <w:szCs w:val="15"/>
         </w:rPr>
-        <w:t xml:space="preserve"> (21) </w:t>
+        <w:t xml:space="preserve"> (26) </w:t>
       </w:r>
       <w:r>
         <w:rPr>
@@ -11310,7 +11622,7 @@
           <w:sz w:val="15"/>
           <w:szCs w:val="15"/>
         </w:rPr>
-        <w:t xml:space="preserve"> (22) </w:t>
+        <w:t xml:space="preserve"> (27) </w:t>
       </w:r>
       <w:r>
         <w:rPr>
@@ -11397,7 +11709,7 @@
                 <w:sz w:val="16"/>
                 <w:szCs w:val="16"/>
               </w:rPr>
-              <w:t xml:space="preserve">regression   ·   Journal   ·   overhead   ·   twelve</w:t>
+              <w:t xml:space="preserve">twelve   ·   regression   ·   overhead   ·   behavior</w:t>
             </w:r>
           </w:p>
         </w:tc>
@@ -11463,7 +11775,7 @@
           <w:sz w:val="18"/>
           <w:szCs w:val="18"/>
         </w:rPr>
-        <w:t xml:space="preserve">Summary 4</w:t>
+        <w:t xml:space="preserve">Summary 5</w:t>
       </w:r>
       <w:r>
         <w:rPr>
@@ -11471,7 +11783,7 @@
           <w:sz w:val="16"/>
           <w:szCs w:val="16"/>
         </w:rPr>
-        <w:t xml:space="preserve">      gaps 23–25</w:t>
+        <w:t xml:space="preserve">      gaps 28–30</w:t>
       </w:r>
     </w:p>
     <w:p>
@@ -11494,7 +11806,7 @@
           <w:sz w:val="15"/>
           <w:szCs w:val="15"/>
         </w:rPr>
-        <w:t xml:space="preserve"> (23) </w:t>
+        <w:t xml:space="preserve"> (28) </w:t>
       </w:r>
       <w:r>
         <w:rPr>
@@ -11533,7 +11845,7 @@
           <w:sz w:val="15"/>
           <w:szCs w:val="15"/>
         </w:rPr>
-        <w:t xml:space="preserve"> (24) </w:t>
+        <w:t xml:space="preserve"> (29) </w:t>
       </w:r>
       <w:r>
         <w:rPr>
@@ -11572,7 +11884,7 @@
           <w:sz w:val="15"/>
           <w:szCs w:val="15"/>
         </w:rPr>
-        <w:t xml:space="preserve"> (25) </w:t>
+        <w:t xml:space="preserve"> (30) </w:t>
       </w:r>
       <w:r>
         <w:rPr>
@@ -11652,7 +11964,7 @@
                 <w:sz w:val="16"/>
                 <w:szCs w:val="16"/>
               </w:rPr>
-              <w:t xml:space="preserve">includes   ·   volumes   ·   relevant   ·   function</w:t>
+              <w:t xml:space="preserve">columns   ·   volumes   ·   relevant   ·   includes</w:t>
             </w:r>
           </w:p>
         </w:tc>
@@ -11800,7 +12112,7 @@
                 <w:sz w:val="16"/>
                 <w:szCs w:val="16"/>
               </w:rPr>
-              <w:t xml:space="preserve">fixed cost   ·   Maintenance   ·   Line supervision</w:t>
+              <w:t xml:space="preserve">Maintenance   ·   Shrink film   ·   Electricity</w:t>
             </w:r>
           </w:p>
         </w:tc>
@@ -11937,7 +12249,6 @@
         <w:tc>
           <w:tcPr>
             <w:tcW w:type="pct" w:w="2400"/>
-            <w:shd w:fill="FFFFFF" w:val="clear"/>
             <w:tcMar>
               <w:top w:type="dxa" w:w="50"/>
               <w:left w:type="dxa" w:w="110"/>
@@ -11947,17 +12258,14 @@
           </w:tcPr>
           <w:p>
             <w:pPr>
-              <w:spacing w:before="46" w:after="46"/>
-            </w:pPr>
-            <w:r>
-              <w:rPr>
-                <w:b/>
-                <w:bCs/>
-                <w:color w:val="8186EF"/>
-                <w:sz w:val="14"/>
-                <w:szCs w:val="14"/>
-              </w:rPr>
-              <w:t xml:space="preserve">(28)</w:t>
+              <w:spacing w:before="28" w:after="28"/>
+            </w:pPr>
+            <w:r>
+              <w:rPr>
+                <w:sz w:val="15"/>
+                <w:szCs w:val="15"/>
+              </w:rPr>
+              <w:t xml:space="preserve">Mixed</w:t>
             </w:r>
           </w:p>
         </w:tc>
@@ -12059,7 +12367,7 @@
                 <w:sz w:val="14"/>
                 <w:szCs w:val="14"/>
               </w:rPr>
-              <w:t xml:space="preserve">(29)</w:t>
+              <w:t xml:space="preserve">(33)</w:t>
             </w:r>
           </w:p>
         </w:tc>
@@ -12092,7 +12400,7 @@
         <w:tc>
           <w:tcPr>
             <w:tcW w:type="pct" w:w="2400"/>
-            <w:shd w:fill="FBFAF6" w:val="clear"/>
+            <w:shd w:fill="FFFFFF" w:val="clear"/>
             <w:tcMar>
               <w:top w:type="dxa" w:w="50"/>
               <w:left w:type="dxa" w:w="110"/>
@@ -12102,14 +12410,17 @@
           </w:tcPr>
           <w:p>
             <w:pPr>
-              <w:spacing w:before="28" w:after="28"/>
-            </w:pPr>
-            <w:r>
-              <w:rPr>
-                <w:sz w:val="15"/>
-                <w:szCs w:val="15"/>
-              </w:rPr>
-              <w:t xml:space="preserve">Fixed</w:t>
+              <w:spacing w:before="46" w:after="46"/>
+            </w:pPr>
+            <w:r>
+              <w:rPr>
+                <w:b/>
+                <w:bCs/>
+                <w:color w:val="8186EF"/>
+                <w:sz w:val="14"/>
+                <w:szCs w:val="14"/>
+              </w:rPr>
+              <w:t xml:space="preserve">(34)</w:t>
             </w:r>
           </w:p>
         </w:tc>
@@ -12171,7 +12482,7 @@
                 <w:sz w:val="16"/>
                 <w:szCs w:val="16"/>
               </w:rPr>
-              <w:t xml:space="preserve">Budget   ·   Variable   ·   Mixed</w:t>
+              <w:t xml:space="preserve">Fixed   ·   Variable   ·   High</w:t>
             </w:r>
           </w:p>
         </w:tc>
@@ -12357,7 +12668,7 @@
         <w:tc>
           <w:tcPr>
             <w:tcW w:type="pct" w:w="2400"/>
-            <w:shd w:fill="FFFFFF" w:val="clear"/>
+            <w:shd w:fill="FBFAF6" w:val="clear"/>
             <w:tcMar>
               <w:top w:type="dxa" w:w="50"/>
               <w:left w:type="dxa" w:w="110"/>
@@ -12367,17 +12678,14 @@
           </w:tcPr>
           <w:p>
             <w:pPr>
-              <w:spacing w:before="46" w:after="46"/>
-            </w:pPr>
-            <w:r>
-              <w:rPr>
-                <w:b/>
-                <w:bCs/>
-                <w:color w:val="8186EF"/>
-                <w:sz w:val="14"/>
-                <w:szCs w:val="14"/>
-              </w:rPr>
-              <w:t xml:space="preserve">(30)</w:t>
+              <w:spacing w:before="28" w:after="28"/>
+            </w:pPr>
+            <w:r>
+              <w:rPr>
+                <w:sz w:val="15"/>
+                <w:szCs w:val="15"/>
+              </w:rPr>
+              <w:t xml:space="preserve">Fixed</w:t>
             </w:r>
           </w:p>
         </w:tc>
@@ -12409,6 +12717,7 @@
         <w:tc>
           <w:tcPr>
             <w:tcW w:type="pct" w:w="2400"/>
+            <w:shd w:fill="FFFFFF" w:val="clear"/>
             <w:tcMar>
               <w:top w:type="dxa" w:w="50"/>
               <w:left w:type="dxa" w:w="110"/>
@@ -12418,14 +12727,17 @@
           </w:tcPr>
           <w:p>
             <w:pPr>
-              <w:spacing w:before="28" w:after="28"/>
-            </w:pPr>
-            <w:r>
-              <w:rPr>
-                <w:sz w:val="15"/>
-                <w:szCs w:val="15"/>
-              </w:rPr>
-              <w:t xml:space="preserve">Variable</w:t>
+              <w:spacing w:before="46" w:after="46"/>
+            </w:pPr>
+            <w:r>
+              <w:rPr>
+                <w:b/>
+                <w:bCs/>
+                <w:color w:val="8186EF"/>
+                <w:sz w:val="14"/>
+                <w:szCs w:val="14"/>
+              </w:rPr>
+              <w:t xml:space="preserve">(35)</w:t>
             </w:r>
           </w:p>
         </w:tc>
@@ -12478,7 +12790,7 @@
                 <w:sz w:val="14"/>
                 <w:szCs w:val="14"/>
               </w:rPr>
-              <w:t xml:space="preserve">(31)</w:t>
+              <w:t xml:space="preserve">(36)</w:t>
             </w:r>
           </w:p>
         </w:tc>
@@ -12530,7 +12842,7 @@
                 <w:sz w:val="14"/>
                 <w:szCs w:val="14"/>
               </w:rPr>
-              <w:t xml:space="preserve">(32)</w:t>
+              <w:t xml:space="preserve">(37)</w:t>
             </w:r>
           </w:p>
         </w:tc>
@@ -12592,7 +12904,7 @@
                 <w:sz w:val="16"/>
                 <w:szCs w:val="16"/>
               </w:rPr>
-              <w:t xml:space="preserve">Step   ·   Mixed   ·   High   ·   Fixed</w:t>
+              <w:t xml:space="preserve">Mixed   ·   Step   ·   Variable   ·   Fixed</w:t>
             </w:r>
           </w:p>
         </w:tc>
@@ -13177,7 +13489,7 @@
                 <w:sz w:val="16"/>
                 <w:szCs w:val="16"/>
               </w:rPr>
-              <w:t xml:space="preserve">18  </w:t>
+              <w:t xml:space="preserve">21  </w:t>
             </w:r>
             <w:r>
               <w:rPr>
@@ -13245,14 +13557,14 @@
                 <w:sz w:val="16"/>
                 <w:szCs w:val="16"/>
               </w:rPr>
-              <w:t xml:space="preserve">19  </w:t>
-            </w:r>
-            <w:r>
-              <w:rPr>
-                <w:sz w:val="16"/>
-                <w:szCs w:val="16"/>
-              </w:rPr>
-              <w:t xml:space="preserve">Totals</w:t>
+              <w:t xml:space="preserve">22  </w:t>
+            </w:r>
+            <w:r>
+              <w:rPr>
+                <w:sz w:val="16"/>
+                <w:szCs w:val="16"/>
+              </w:rPr>
+              <w:t xml:space="preserve">Accounts Payable</w:t>
             </w:r>
           </w:p>
         </w:tc>
@@ -13313,14 +13625,14 @@
                 <w:sz w:val="16"/>
                 <w:szCs w:val="16"/>
               </w:rPr>
-              <w:t xml:space="preserve">20  </w:t>
-            </w:r>
-            <w:r>
-              <w:rPr>
-                <w:sz w:val="16"/>
-                <w:szCs w:val="16"/>
-              </w:rPr>
-              <w:t xml:space="preserve">regression</w:t>
+              <w:t xml:space="preserve">23  </w:t>
+            </w:r>
+            <w:r>
+              <w:rPr>
+                <w:sz w:val="16"/>
+                <w:szCs w:val="16"/>
+              </w:rPr>
+              <w:t xml:space="preserve">Raw Materials Inventory</w:t>
             </w:r>
           </w:p>
         </w:tc>
@@ -13381,14 +13693,14 @@
                 <w:sz w:val="16"/>
                 <w:szCs w:val="16"/>
               </w:rPr>
-              <w:t xml:space="preserve">21  </w:t>
-            </w:r>
-            <w:r>
-              <w:rPr>
-                <w:sz w:val="16"/>
-                <w:szCs w:val="16"/>
-              </w:rPr>
-              <w:t xml:space="preserve">overhead</w:t>
+              <w:t xml:space="preserve">24  </w:t>
+            </w:r>
+            <w:r>
+              <w:rPr>
+                <w:sz w:val="16"/>
+                <w:szCs w:val="16"/>
+              </w:rPr>
+              <w:t xml:space="preserve">Totals</w:t>
             </w:r>
           </w:p>
         </w:tc>
@@ -13449,14 +13761,14 @@
                 <w:sz w:val="16"/>
                 <w:szCs w:val="16"/>
               </w:rPr>
-              <w:t xml:space="preserve">22  </w:t>
-            </w:r>
-            <w:r>
-              <w:rPr>
-                <w:sz w:val="16"/>
-                <w:szCs w:val="16"/>
-              </w:rPr>
-              <w:t xml:space="preserve">twelve</w:t>
+              <w:t xml:space="preserve">25  </w:t>
+            </w:r>
+            <w:r>
+              <w:rPr>
+                <w:sz w:val="16"/>
+                <w:szCs w:val="16"/>
+              </w:rPr>
+              <w:t xml:space="preserve">regression</w:t>
             </w:r>
           </w:p>
         </w:tc>
@@ -13517,14 +13829,14 @@
                 <w:sz w:val="16"/>
                 <w:szCs w:val="16"/>
               </w:rPr>
-              <w:t xml:space="preserve">23  </w:t>
-            </w:r>
-            <w:r>
-              <w:rPr>
-                <w:sz w:val="16"/>
-                <w:szCs w:val="16"/>
-              </w:rPr>
-              <w:t xml:space="preserve">volumes</w:t>
+              <w:t xml:space="preserve">26  </w:t>
+            </w:r>
+            <w:r>
+              <w:rPr>
+                <w:sz w:val="16"/>
+                <w:szCs w:val="16"/>
+              </w:rPr>
+              <w:t xml:space="preserve">overhead</w:t>
             </w:r>
           </w:p>
         </w:tc>
@@ -13585,14 +13897,14 @@
                 <w:sz w:val="16"/>
                 <w:szCs w:val="16"/>
               </w:rPr>
-              <w:t xml:space="preserve">24  </w:t>
-            </w:r>
-            <w:r>
-              <w:rPr>
-                <w:sz w:val="16"/>
-                <w:szCs w:val="16"/>
-              </w:rPr>
-              <w:t xml:space="preserve">relevant</w:t>
+              <w:t xml:space="preserve">27  </w:t>
+            </w:r>
+            <w:r>
+              <w:rPr>
+                <w:sz w:val="16"/>
+                <w:szCs w:val="16"/>
+              </w:rPr>
+              <w:t xml:space="preserve">twelve</w:t>
             </w:r>
           </w:p>
         </w:tc>
@@ -13653,14 +13965,14 @@
                 <w:sz w:val="16"/>
                 <w:szCs w:val="16"/>
               </w:rPr>
-              <w:t xml:space="preserve">25  </w:t>
-            </w:r>
-            <w:r>
-              <w:rPr>
-                <w:sz w:val="16"/>
-                <w:szCs w:val="16"/>
-              </w:rPr>
-              <w:t xml:space="preserve">includes</w:t>
+              <w:t xml:space="preserve">28  </w:t>
+            </w:r>
+            <w:r>
+              <w:rPr>
+                <w:sz w:val="16"/>
+                <w:szCs w:val="16"/>
+              </w:rPr>
+              <w:t xml:space="preserve">volumes</w:t>
             </w:r>
           </w:p>
         </w:tc>
@@ -13721,14 +14033,14 @@
                 <w:sz w:val="16"/>
                 <w:szCs w:val="16"/>
               </w:rPr>
-              <w:t xml:space="preserve">26  </w:t>
-            </w:r>
-            <w:r>
-              <w:rPr>
-                <w:sz w:val="16"/>
-                <w:szCs w:val="16"/>
-              </w:rPr>
-              <w:t xml:space="preserve">Line supervision</w:t>
+              <w:t xml:space="preserve">29  </w:t>
+            </w:r>
+            <w:r>
+              <w:rPr>
+                <w:sz w:val="16"/>
+                <w:szCs w:val="16"/>
+              </w:rPr>
+              <w:t xml:space="preserve">relevant</w:t>
             </w:r>
           </w:p>
         </w:tc>
@@ -13789,14 +14101,14 @@
                 <w:sz w:val="16"/>
                 <w:szCs w:val="16"/>
               </w:rPr>
-              <w:t xml:space="preserve">27  </w:t>
-            </w:r>
-            <w:r>
-              <w:rPr>
-                <w:sz w:val="16"/>
-                <w:szCs w:val="16"/>
-              </w:rPr>
-              <w:t xml:space="preserve">Maintenance</w:t>
+              <w:t xml:space="preserve">30  </w:t>
+            </w:r>
+            <w:r>
+              <w:rPr>
+                <w:sz w:val="16"/>
+                <w:szCs w:val="16"/>
+              </w:rPr>
+              <w:t xml:space="preserve">includes</w:t>
             </w:r>
           </w:p>
         </w:tc>
@@ -13857,14 +14169,14 @@
                 <w:sz w:val="16"/>
                 <w:szCs w:val="16"/>
               </w:rPr>
-              <w:t xml:space="preserve">28  </w:t>
-            </w:r>
-            <w:r>
-              <w:rPr>
-                <w:sz w:val="16"/>
-                <w:szCs w:val="16"/>
-              </w:rPr>
-              <w:t xml:space="preserve">Mixed</w:t>
+              <w:t xml:space="preserve">31  </w:t>
+            </w:r>
+            <w:r>
+              <w:rPr>
+                <w:sz w:val="16"/>
+                <w:szCs w:val="16"/>
+              </w:rPr>
+              <w:t xml:space="preserve">Electricity</w:t>
             </w:r>
           </w:p>
         </w:tc>
@@ -13925,14 +14237,14 @@
                 <w:sz w:val="16"/>
                 <w:szCs w:val="16"/>
               </w:rPr>
-              <w:t xml:space="preserve">29  </w:t>
-            </w:r>
-            <w:r>
-              <w:rPr>
-                <w:sz w:val="16"/>
-                <w:szCs w:val="16"/>
-              </w:rPr>
-              <w:t xml:space="preserve">Variable</w:t>
+              <w:t xml:space="preserve">32  </w:t>
+            </w:r>
+            <w:r>
+              <w:rPr>
+                <w:sz w:val="16"/>
+                <w:szCs w:val="16"/>
+              </w:rPr>
+              <w:t xml:space="preserve">Shrink film</w:t>
             </w:r>
           </w:p>
         </w:tc>
@@ -13967,7 +14279,7 @@
                 <w:sz w:val="16"/>
                 <w:szCs w:val="16"/>
               </w:rPr>
-              <w:t xml:space="preserve">Fixed overhead</w:t>
+              <w:t xml:space="preserve">overhead</w:t>
             </w:r>
           </w:p>
         </w:tc>
@@ -13993,14 +14305,14 @@
                 <w:sz w:val="16"/>
                 <w:szCs w:val="16"/>
               </w:rPr>
-              <w:t xml:space="preserve">30  </w:t>
-            </w:r>
-            <w:r>
-              <w:rPr>
-                <w:sz w:val="16"/>
-                <w:szCs w:val="16"/>
-              </w:rPr>
-              <w:t xml:space="preserve">Fixed</w:t>
+              <w:t xml:space="preserve">33  </w:t>
+            </w:r>
+            <w:r>
+              <w:rPr>
+                <w:sz w:val="16"/>
+                <w:szCs w:val="16"/>
+              </w:rPr>
+              <w:t xml:space="preserve">Variable</w:t>
             </w:r>
           </w:p>
         </w:tc>
@@ -14035,7 +14347,7 @@
                 <w:sz w:val="16"/>
                 <w:szCs w:val="16"/>
               </w:rPr>
-              <w:t xml:space="preserve">overhead</w:t>
+              <w:t xml:space="preserve">variable</w:t>
             </w:r>
           </w:p>
         </w:tc>
@@ -14061,14 +14373,14 @@
                 <w:sz w:val="16"/>
                 <w:szCs w:val="16"/>
               </w:rPr>
-              <w:t xml:space="preserve">31  </w:t>
-            </w:r>
-            <w:r>
-              <w:rPr>
-                <w:sz w:val="16"/>
-                <w:szCs w:val="16"/>
-              </w:rPr>
-              <w:t xml:space="preserve">Step</w:t>
+              <w:t xml:space="preserve">34  </w:t>
+            </w:r>
+            <w:r>
+              <w:rPr>
+                <w:sz w:val="16"/>
+                <w:szCs w:val="16"/>
+              </w:rPr>
+              <w:t xml:space="preserve">Fixed</w:t>
             </w:r>
           </w:p>
         </w:tc>
@@ -14103,7 +14415,7 @@
                 <w:sz w:val="16"/>
                 <w:szCs w:val="16"/>
               </w:rPr>
-              <w:t xml:space="preserve">crushers</w:t>
+              <w:t xml:space="preserve">function</w:t>
             </w:r>
           </w:p>
         </w:tc>
@@ -14129,14 +14441,14 @@
                 <w:sz w:val="16"/>
                 <w:szCs w:val="16"/>
               </w:rPr>
-              <w:t xml:space="preserve">32  </w:t>
-            </w:r>
-            <w:r>
-              <w:rPr>
-                <w:sz w:val="16"/>
-                <w:szCs w:val="16"/>
-              </w:rPr>
-              <w:t xml:space="preserve">Mixed</w:t>
+              <w:t xml:space="preserve">35  </w:t>
+            </w:r>
+            <w:r>
+              <w:rPr>
+                <w:sz w:val="16"/>
+                <w:szCs w:val="16"/>
+              </w:rPr>
+              <w:t xml:space="preserve">Variable</w:t>
             </w:r>
           </w:p>
         </w:tc>
@@ -14171,7 +14483,7 @@
                 <w:sz w:val="16"/>
                 <w:szCs w:val="16"/>
               </w:rPr>
-              <w:t xml:space="preserve">MOH Control - Fixed</w:t>
+              <w:t xml:space="preserve">Fixed overhead</w:t>
             </w:r>
           </w:p>
         </w:tc>
@@ -14197,14 +14509,14 @@
                 <w:sz w:val="16"/>
                 <w:szCs w:val="16"/>
               </w:rPr>
-              <w:t xml:space="preserve">33  </w:t>
-            </w:r>
-            <w:r>
-              <w:rPr>
-                <w:sz w:val="16"/>
-                <w:szCs w:val="16"/>
-              </w:rPr>
-              <w:t xml:space="preserve">variable cost</w:t>
+              <w:t xml:space="preserve">36  </w:t>
+            </w:r>
+            <w:r>
+              <w:rPr>
+                <w:sz w:val="16"/>
+                <w:szCs w:val="16"/>
+              </w:rPr>
+              <w:t xml:space="preserve">Step</w:t>
             </w:r>
           </w:p>
         </w:tc>
@@ -14239,7 +14551,7 @@
                 <w:sz w:val="16"/>
                 <w:szCs w:val="16"/>
               </w:rPr>
-              <w:t xml:space="preserve">Accounts Payable</w:t>
+              <w:t xml:space="preserve">volume</w:t>
             </w:r>
           </w:p>
         </w:tc>
@@ -14265,7 +14577,143 @@
                 <w:sz w:val="16"/>
                 <w:szCs w:val="16"/>
               </w:rPr>
-              <w:t xml:space="preserve">34  </w:t>
+              <w:t xml:space="preserve">37  </w:t>
+            </w:r>
+            <w:r>
+              <w:rPr>
+                <w:sz w:val="16"/>
+                <w:szCs w:val="16"/>
+              </w:rPr>
+              <w:t xml:space="preserve">Mixed</w:t>
+            </w:r>
+          </w:p>
+        </w:tc>
+      </w:tr>
+      <w:tr>
+        <w:tc>
+          <w:tcPr>
+            <w:tcW w:type="pct" w:w="2500"/>
+            <w:tcMar>
+              <w:top w:type="dxa" w:w="20"/>
+              <w:left w:type="dxa" w:w="80"/>
+              <w:bottom w:type="dxa" w:w="20"/>
+              <w:right w:type="dxa" w:w="80"/>
+            </w:tcMar>
+          </w:tcPr>
+          <w:p>
+            <w:pPr>
+              <w:spacing w:before="12" w:after="12"/>
+            </w:pPr>
+            <w:r>
+              <w:rPr>
+                <w:b/>
+                <w:bCs/>
+                <w:color w:val="8186EF"/>
+                <w:sz w:val="16"/>
+                <w:szCs w:val="16"/>
+              </w:rPr>
+              <w:t xml:space="preserve">18  </w:t>
+            </w:r>
+            <w:r>
+              <w:rPr>
+                <w:sz w:val="16"/>
+                <w:szCs w:val="16"/>
+              </w:rPr>
+              <w:t xml:space="preserve">general</w:t>
+            </w:r>
+          </w:p>
+        </w:tc>
+        <w:tc>
+          <w:tcPr>
+            <w:tcW w:type="pct" w:w="2500"/>
+            <w:tcMar>
+              <w:top w:type="dxa" w:w="20"/>
+              <w:left w:type="dxa" w:w="80"/>
+              <w:bottom w:type="dxa" w:w="20"/>
+              <w:right w:type="dxa" w:w="80"/>
+            </w:tcMar>
+          </w:tcPr>
+          <w:p>
+            <w:pPr>
+              <w:spacing w:before="12" w:after="12"/>
+            </w:pPr>
+            <w:r>
+              <w:rPr>
+                <w:b/>
+                <w:bCs/>
+                <w:color w:val="8186EF"/>
+                <w:sz w:val="16"/>
+                <w:szCs w:val="16"/>
+              </w:rPr>
+              <w:t xml:space="preserve">38  </w:t>
+            </w:r>
+            <w:r>
+              <w:rPr>
+                <w:sz w:val="16"/>
+                <w:szCs w:val="16"/>
+              </w:rPr>
+              <w:t xml:space="preserve">variable cost</w:t>
+            </w:r>
+          </w:p>
+        </w:tc>
+      </w:tr>
+      <w:tr>
+        <w:tc>
+          <w:tcPr>
+            <w:tcW w:type="pct" w:w="2500"/>
+            <w:tcMar>
+              <w:top w:type="dxa" w:w="20"/>
+              <w:left w:type="dxa" w:w="80"/>
+              <w:bottom w:type="dxa" w:w="20"/>
+              <w:right w:type="dxa" w:w="80"/>
+            </w:tcMar>
+          </w:tcPr>
+          <w:p>
+            <w:pPr>
+              <w:spacing w:before="12" w:after="12"/>
+            </w:pPr>
+            <w:r>
+              <w:rPr>
+                <w:b/>
+                <w:bCs/>
+                <w:color w:val="8186EF"/>
+                <w:sz w:val="16"/>
+                <w:szCs w:val="16"/>
+              </w:rPr>
+              <w:t xml:space="preserve">19  </w:t>
+            </w:r>
+            <w:r>
+              <w:rPr>
+                <w:sz w:val="16"/>
+                <w:szCs w:val="16"/>
+              </w:rPr>
+              <w:t xml:space="preserve">overhead</w:t>
+            </w:r>
+          </w:p>
+        </w:tc>
+        <w:tc>
+          <w:tcPr>
+            <w:tcW w:type="pct" w:w="2500"/>
+            <w:tcMar>
+              <w:top w:type="dxa" w:w="20"/>
+              <w:left w:type="dxa" w:w="80"/>
+              <w:bottom w:type="dxa" w:w="20"/>
+              <w:right w:type="dxa" w:w="80"/>
+            </w:tcMar>
+          </w:tcPr>
+          <w:p>
+            <w:pPr>
+              <w:spacing w:before="12" w:after="12"/>
+            </w:pPr>
+            <w:r>
+              <w:rPr>
+                <w:b/>
+                <w:bCs/>
+                <w:color w:val="8186EF"/>
+                <w:sz w:val="16"/>
+                <w:szCs w:val="16"/>
+              </w:rPr>
+              <w:t xml:space="preserve">39  </w:t>
             </w:r>
             <w:r>
               <w:rPr>
@@ -14273,6 +14721,64 @@
                 <w:szCs w:val="16"/>
               </w:rPr>
               <w:t xml:space="preserve">fixed cost</w:t>
+            </w:r>
+          </w:p>
+        </w:tc>
+      </w:tr>
+      <w:tr>
+        <w:tc>
+          <w:tcPr>
+            <w:tcW w:type="pct" w:w="2500"/>
+            <w:tcMar>
+              <w:top w:type="dxa" w:w="20"/>
+              <w:left w:type="dxa" w:w="80"/>
+              <w:bottom w:type="dxa" w:w="20"/>
+              <w:right w:type="dxa" w:w="80"/>
+            </w:tcMar>
+          </w:tcPr>
+          <w:p>
+            <w:pPr>
+              <w:spacing w:before="12" w:after="12"/>
+            </w:pPr>
+            <w:r>
+              <w:rPr>
+                <w:b/>
+                <w:bCs/>
+                <w:color w:val="8186EF"/>
+                <w:sz w:val="16"/>
+                <w:szCs w:val="16"/>
+              </w:rPr>
+              <w:t xml:space="preserve">20  </w:t>
+            </w:r>
+            <w:r>
+              <w:rPr>
+                <w:sz w:val="16"/>
+                <w:szCs w:val="16"/>
+              </w:rPr>
+              <w:t xml:space="preserve">crushers</w:t>
+            </w:r>
+          </w:p>
+        </w:tc>
+        <w:tc>
+          <w:tcPr>
+            <w:tcW w:type="pct" w:w="2500"/>
+            <w:tcMar>
+              <w:top w:type="dxa" w:w="20"/>
+              <w:left w:type="dxa" w:w="80"/>
+              <w:bottom w:type="dxa" w:w="20"/>
+              <w:right w:type="dxa" w:w="80"/>
+            </w:tcMar>
+          </w:tcPr>
+          <w:p>
+            <w:pPr>
+              <w:spacing w:before="24" w:after="24"/>
+            </w:pPr>
+            <w:r>
+              <w:rPr>
+                <w:sz w:val="16"/>
+                <w:szCs w:val="16"/>
+              </w:rPr>
+              <w:t xml:space="preserve"/>
             </w:r>
           </w:p>
         </w:tc>
@@ -14315,7 +14821,7 @@
           <w:sz w:val="15"/>
           <w:szCs w:val="15"/>
         </w:rPr>
-        <w:t xml:space="preserve">This example builds a flexible overhead budget from the cost function, tests it at several volumes and records one month's invoices by behavior. The budget calculations are exam-core; the entries are for depth. Oils plans 38,400 machine hours for 2027, but the harvest could give anything from 30,000 to 48,000. Above 51,600 hours a year, a second shift adds $72,000 of maintenance and $180,000 of supervision. Use the cost function from Section 2.5. Compute total overhead at each volume, check which volumes are inside the relevant range, and see what happens to cost per machine hour. Budget volume: $2,100,569 + $20 × 38,400 = $2,868,569, or $74.70 per machine hour. Low volume: $2,100,569 + $20 × 30,000 = $2,700,569, or $90.02 per hour. High volume: $2,100,569 + $20 × 48,000 = $3,060,569, or $63.76 per hour. Above the range (55,000 hours): $2,100,569 + $252,000 + $20 × 55,000 = $3,452,569.</w:t>
+        <w:t xml:space="preserve">This example builds a flexible overhead budget from the cost function, tests it at several volumes and records one month's invoices by behavior. The budget calculations are exam-core; the entries are for depth. Oils plans 38,400 machine hours for 2027, but the harvest could give anything from 30,000 to 48,000. Above 51,600 hours a year, a second shift adds $72,000 of maintenance and $180,000 of supervision. Use the cost function from Section 2.5. Compute total overhead at each volume, check which volumes are inside the relevant range, and see what happens to cost per machine hour. Budget volume: $2,100,569 + $20 × 38,400 = $2,868,569, or $74.70 per machine hour. Low volume: $2,100,569 + $20 × 30,000 = $2,700,569, or $90.02 per hour. High volume: $2,100,569 + $20 × 48,000 = $3,060,569, or $63.76 per hour.</w:t>
       </w:r>
     </w:p>
     <w:p>
@@ -14339,7 +14845,7 @@
           <w:sz w:val="15"/>
           <w:szCs w:val="15"/>
         </w:rPr>
-        <w:t xml:space="preserve">The general ledger records costs by nature, but Orontes tags each overhead line as fixed or variable. In March the crushers ran 3,200 machine hours.</w:t>
+        <w:t xml:space="preserve">Above the range (55,000 hours): $2,100,569 + $252,000 + $20 × 55,000 = $3,452,569. Fixed overhead is the same in the first three columns; only the variable part moves. The last column needs a new cost function because it lies outside the range.</w:t>
       </w:r>
     </w:p>
     <w:p>
@@ -14363,7 +14869,7 @@
           <w:sz w:val="15"/>
           <w:szCs w:val="15"/>
         </w:rPr>
-        <w:t xml:space="preserve">Maintenance invoice: $18,000 fixed + $38,400 variable = $56,400, the regression estimate for 3,200 hours. March variable overhead: $20 × 3,200 = $64,000. Fixed maintenance for the year: $216,000, twelve months at $18,000. Journal total: $82,000 on both sides.</w:t>
+        <w:t xml:space="preserve">Variable cost per hour is flat, fixed cost per hour falls, and so total cost per hour falls as volume rises. The general ledger records costs by nature, but Orontes tags each overhead line as fixed or variable. In March the crushers ran 3,200 machine hours.</w:t>
       </w:r>
     </w:p>
     <w:p>
@@ -14380,6 +14886,30 @@
           <w:szCs w:val="15"/>
         </w:rPr>
         <w:t xml:space="preserve">Summary 4   </w:t>
+      </w:r>
+      <w:r>
+        <w:rPr>
+          <w:color w:val="6B7280"/>
+          <w:sz w:val="15"/>
+          <w:szCs w:val="15"/>
+        </w:rPr>
+        <w:t xml:space="preserve">Maintenance invoice: $18,000 fixed + $38,400 variable = $56,400, the regression estimate for 3,200 hours. March variable overhead: $20 × 3,200 = $64,000. Fixed maintenance for the year: $216,000, twelve months at $18,000. Journal total: $82,000 on both sides.</w:t>
+      </w:r>
+    </w:p>
+    <w:p>
+      <w:pPr>
+        <w:spacing w:before="20" w:after="20"/>
+        <w:ind w:left="240" w:hanging="240"/>
+      </w:pPr>
+      <w:r>
+        <w:rPr>
+          <w:b/>
+          <w:bCs/>
+          <w:color w:val="353A7C"/>
+          <w:sz w:val="15"/>
+          <w:szCs w:val="15"/>
+        </w:rPr>
+        <w:t xml:space="preserve">Summary 5   </w:t>
       </w:r>
       <w:r>
         <w:rPr>

--- a/CMA_Summaries_B2_Ch02.docx
+++ b/CMA_Summaries_B2_Ch02.docx
@@ -1832,7 +1832,7 @@
           <w:sz w:val="16"/>
           <w:szCs w:val="16"/>
         </w:rPr>
-        <w:t xml:space="preserve">      gaps 1–3</w:t>
+        <w:t xml:space="preserve">      gaps 1–2</w:t>
       </w:r>
     </w:p>
     <w:p>
@@ -1930,39 +1930,7 @@
           <w:sz w:val="19"/>
           <w:szCs w:val="19"/>
         </w:rPr>
-        <w:t xml:space="preserve">Total fixed overhead stays at $2,100,569, but fixed overhead per </w:t>
-      </w:r>
-      <w:r>
-        <w:rPr>
-          <w:b/>
-          <w:bCs/>
-          <w:color w:val="8186EF"/>
-          <w:sz w:val="15"/>
-          <w:szCs w:val="15"/>
-        </w:rPr>
-        <w:t xml:space="preserve"> (3) </w:t>
-      </w:r>
-      <w:r>
-        <w:rPr>
-          <w:u w:val="single"/>
-          <w:sz w:val="19"/>
-          <w:szCs w:val="19"/>
-        </w:rPr>
-        <w:t xml:space="preserve">           </w:t>
-      </w:r>
-      <w:r>
-        <w:rPr>
-          <w:sz w:val="19"/>
-          <w:szCs w:val="19"/>
-        </w:rPr>
-        <w:t xml:space="preserve"> </w:t>
-      </w:r>
-      <w:r>
-        <w:rPr>
-          <w:sz w:val="19"/>
-          <w:szCs w:val="19"/>
-        </w:rPr>
-        <w:t xml:space="preserve"> hour falls from $70.02 to $43.76. </w:t>
+        <w:t xml:space="preserve">Total fixed overhead stays at $2,100,569, but fixed overhead per machine hour falls from $70.02 to $43.76. </w:t>
       </w:r>
       <w:r>
         <w:rPr>
@@ -2027,7 +1995,7 @@
                 <w:sz w:val="16"/>
                 <w:szCs w:val="16"/>
               </w:rPr>
-              <w:t xml:space="preserve">behaviors   ·   machine   ·   activity   ·   constant</w:t>
+              <w:t xml:space="preserve">behaviors   ·   multiply   ·   activity</w:t>
             </w:r>
           </w:p>
         </w:tc>
@@ -2048,10 +2016,10 @@
         </w:tblBorders>
       </w:tblPr>
       <w:tblGrid>
-        <w:gridCol w:w="4224"/>
-        <w:gridCol w:w="1783"/>
-        <w:gridCol w:w="1803"/>
-        <w:gridCol w:w="1790"/>
+        <w:gridCol w:w="4097"/>
+        <w:gridCol w:w="1826"/>
+        <w:gridCol w:w="1845"/>
+        <w:gridCol w:w="1832"/>
       </w:tblGrid>
       <w:tr>
         <w:tc>
@@ -2086,7 +2054,7 @@
       <w:tr>
         <w:tc>
           <w:tcPr>
-            <w:tcW w:type="pct" w:w="2200"/>
+            <w:tcW w:type="pct" w:w="2134"/>
             <w:shd w:fill="353A7C" w:val="clear"/>
             <w:tcMar>
               <w:top w:type="dxa" w:w="50"/>
@@ -2113,7 +2081,7 @@
         </w:tc>
         <w:tc>
           <w:tcPr>
-            <w:tcW w:type="pct" w:w="929"/>
+            <w:tcW w:type="pct" w:w="951"/>
             <w:shd w:fill="353A7C" w:val="clear"/>
             <w:tcMar>
               <w:top w:type="dxa" w:w="50"/>
@@ -2140,7 +2108,7 @@
         </w:tc>
         <w:tc>
           <w:tcPr>
-            <w:tcW w:type="pct" w:w="939"/>
+            <w:tcW w:type="pct" w:w="961"/>
             <w:shd w:fill="353A7C" w:val="clear"/>
             <w:tcMar>
               <w:top w:type="dxa" w:w="50"/>
@@ -2167,7 +2135,7 @@
         </w:tc>
         <w:tc>
           <w:tcPr>
-            <w:tcW w:type="pct" w:w="932"/>
+            <w:tcW w:type="pct" w:w="954"/>
             <w:shd w:fill="353A7C" w:val="clear"/>
             <w:tcMar>
               <w:top w:type="dxa" w:w="50"/>
@@ -2196,7 +2164,293 @@
       <w:tr>
         <w:tc>
           <w:tcPr>
-            <w:tcW w:type="pct" w:w="2200"/>
+            <w:tcW w:type="pct" w:w="2134"/>
+            <w:tcMar>
+              <w:top w:type="dxa" w:w="50"/>
+              <w:left w:type="dxa" w:w="110"/>
+              <w:bottom w:type="dxa" w:w="50"/>
+              <w:right w:type="dxa" w:w="110"/>
+            </w:tcMar>
+          </w:tcPr>
+          <w:p>
+            <w:pPr>
+              <w:spacing w:before="28" w:after="28"/>
+            </w:pPr>
+            <w:r>
+              <w:rPr>
+                <w:sz w:val="15"/>
+                <w:szCs w:val="15"/>
+              </w:rPr>
+              <w:t xml:space="preserve">Machine hours</w:t>
+            </w:r>
+          </w:p>
+        </w:tc>
+        <w:tc>
+          <w:tcPr>
+            <w:tcW w:type="pct" w:w="951"/>
+            <w:tcMar>
+              <w:top w:type="dxa" w:w="50"/>
+              <w:left w:type="dxa" w:w="110"/>
+              <w:bottom w:type="dxa" w:w="50"/>
+              <w:right w:type="dxa" w:w="110"/>
+            </w:tcMar>
+          </w:tcPr>
+          <w:p>
+            <w:pPr>
+              <w:spacing w:before="28" w:after="28"/>
+            </w:pPr>
+            <w:r>
+              <w:rPr>
+                <w:sz w:val="15"/>
+                <w:szCs w:val="15"/>
+              </w:rPr>
+              <w:t xml:space="preserve">30,000</w:t>
+            </w:r>
+          </w:p>
+        </w:tc>
+        <w:tc>
+          <w:tcPr>
+            <w:tcW w:type="pct" w:w="961"/>
+            <w:tcMar>
+              <w:top w:type="dxa" w:w="50"/>
+              <w:left w:type="dxa" w:w="110"/>
+              <w:bottom w:type="dxa" w:w="50"/>
+              <w:right w:type="dxa" w:w="110"/>
+            </w:tcMar>
+          </w:tcPr>
+          <w:p>
+            <w:pPr>
+              <w:spacing w:before="28" w:after="28"/>
+            </w:pPr>
+            <w:r>
+              <w:rPr>
+                <w:sz w:val="15"/>
+                <w:szCs w:val="15"/>
+              </w:rPr>
+              <w:t xml:space="preserve">38,400</w:t>
+            </w:r>
+          </w:p>
+        </w:tc>
+        <w:tc>
+          <w:tcPr>
+            <w:tcW w:type="pct" w:w="954"/>
+            <w:tcMar>
+              <w:top w:type="dxa" w:w="50"/>
+              <w:left w:type="dxa" w:w="110"/>
+              <w:bottom w:type="dxa" w:w="50"/>
+              <w:right w:type="dxa" w:w="110"/>
+            </w:tcMar>
+          </w:tcPr>
+          <w:p>
+            <w:pPr>
+              <w:spacing w:before="28" w:after="28"/>
+            </w:pPr>
+            <w:r>
+              <w:rPr>
+                <w:sz w:val="15"/>
+                <w:szCs w:val="15"/>
+              </w:rPr>
+              <w:t xml:space="preserve">48,000</w:t>
+            </w:r>
+          </w:p>
+        </w:tc>
+      </w:tr>
+      <w:tr>
+        <w:tc>
+          <w:tcPr>
+            <w:tcW w:type="pct" w:w="2134"/>
+            <w:shd w:fill="FBFAF6" w:val="clear"/>
+            <w:tcMar>
+              <w:top w:type="dxa" w:w="50"/>
+              <w:left w:type="dxa" w:w="110"/>
+              <w:bottom w:type="dxa" w:w="50"/>
+              <w:right w:type="dxa" w:w="110"/>
+            </w:tcMar>
+          </w:tcPr>
+          <w:p>
+            <w:pPr>
+              <w:spacing w:before="28" w:after="28"/>
+            </w:pPr>
+            <w:r>
+              <w:rPr>
+                <w:sz w:val="15"/>
+                <w:szCs w:val="15"/>
+              </w:rPr>
+              <w:t xml:space="preserve">Total fixed overhead</w:t>
+            </w:r>
+          </w:p>
+        </w:tc>
+        <w:tc>
+          <w:tcPr>
+            <w:tcW w:type="pct" w:w="951"/>
+            <w:shd w:fill="FBFAF6" w:val="clear"/>
+            <w:tcMar>
+              <w:top w:type="dxa" w:w="50"/>
+              <w:left w:type="dxa" w:w="110"/>
+              <w:bottom w:type="dxa" w:w="50"/>
+              <w:right w:type="dxa" w:w="110"/>
+            </w:tcMar>
+          </w:tcPr>
+          <w:p>
+            <w:pPr>
+              <w:spacing w:before="28" w:after="28"/>
+            </w:pPr>
+            <w:r>
+              <w:rPr>
+                <w:sz w:val="15"/>
+                <w:szCs w:val="15"/>
+              </w:rPr>
+              <w:t xml:space="preserve">2,100,569</w:t>
+            </w:r>
+          </w:p>
+        </w:tc>
+        <w:tc>
+          <w:tcPr>
+            <w:tcW w:type="pct" w:w="961"/>
+            <w:shd w:fill="FBFAF6" w:val="clear"/>
+            <w:tcMar>
+              <w:top w:type="dxa" w:w="50"/>
+              <w:left w:type="dxa" w:w="110"/>
+              <w:bottom w:type="dxa" w:w="50"/>
+              <w:right w:type="dxa" w:w="110"/>
+            </w:tcMar>
+          </w:tcPr>
+          <w:p>
+            <w:pPr>
+              <w:spacing w:before="28" w:after="28"/>
+            </w:pPr>
+            <w:r>
+              <w:rPr>
+                <w:sz w:val="15"/>
+                <w:szCs w:val="15"/>
+              </w:rPr>
+              <w:t xml:space="preserve">2,100,569</w:t>
+            </w:r>
+          </w:p>
+        </w:tc>
+        <w:tc>
+          <w:tcPr>
+            <w:tcW w:type="pct" w:w="954"/>
+            <w:shd w:fill="FBFAF6" w:val="clear"/>
+            <w:tcMar>
+              <w:top w:type="dxa" w:w="50"/>
+              <w:left w:type="dxa" w:w="110"/>
+              <w:bottom w:type="dxa" w:w="50"/>
+              <w:right w:type="dxa" w:w="110"/>
+            </w:tcMar>
+          </w:tcPr>
+          <w:p>
+            <w:pPr>
+              <w:spacing w:before="28" w:after="28"/>
+            </w:pPr>
+            <w:r>
+              <w:rPr>
+                <w:sz w:val="15"/>
+                <w:szCs w:val="15"/>
+              </w:rPr>
+              <w:t xml:space="preserve">2,100,569</w:t>
+            </w:r>
+          </w:p>
+        </w:tc>
+      </w:tr>
+      <w:tr>
+        <w:tc>
+          <w:tcPr>
+            <w:tcW w:type="pct" w:w="2134"/>
+            <w:tcMar>
+              <w:top w:type="dxa" w:w="50"/>
+              <w:left w:type="dxa" w:w="110"/>
+              <w:bottom w:type="dxa" w:w="50"/>
+              <w:right w:type="dxa" w:w="110"/>
+            </w:tcMar>
+          </w:tcPr>
+          <w:p>
+            <w:pPr>
+              <w:spacing w:before="28" w:after="28"/>
+            </w:pPr>
+            <w:r>
+              <w:rPr>
+                <w:sz w:val="15"/>
+                <w:szCs w:val="15"/>
+              </w:rPr>
+              <w:t xml:space="preserve">Fixed overhead per MH</w:t>
+            </w:r>
+          </w:p>
+        </w:tc>
+        <w:tc>
+          <w:tcPr>
+            <w:tcW w:type="pct" w:w="951"/>
+            <w:tcMar>
+              <w:top w:type="dxa" w:w="50"/>
+              <w:left w:type="dxa" w:w="110"/>
+              <w:bottom w:type="dxa" w:w="50"/>
+              <w:right w:type="dxa" w:w="110"/>
+            </w:tcMar>
+          </w:tcPr>
+          <w:p>
+            <w:pPr>
+              <w:spacing w:before="28" w:after="28"/>
+            </w:pPr>
+            <w:r>
+              <w:rPr>
+                <w:sz w:val="15"/>
+                <w:szCs w:val="15"/>
+              </w:rPr>
+              <w:t xml:space="preserve">$70.02</w:t>
+            </w:r>
+          </w:p>
+        </w:tc>
+        <w:tc>
+          <w:tcPr>
+            <w:tcW w:type="pct" w:w="961"/>
+            <w:tcMar>
+              <w:top w:type="dxa" w:w="50"/>
+              <w:left w:type="dxa" w:w="110"/>
+              <w:bottom w:type="dxa" w:w="50"/>
+              <w:right w:type="dxa" w:w="110"/>
+            </w:tcMar>
+          </w:tcPr>
+          <w:p>
+            <w:pPr>
+              <w:spacing w:before="28" w:after="28"/>
+            </w:pPr>
+            <w:r>
+              <w:rPr>
+                <w:sz w:val="15"/>
+                <w:szCs w:val="15"/>
+              </w:rPr>
+              <w:t xml:space="preserve">$54.70</w:t>
+            </w:r>
+          </w:p>
+        </w:tc>
+        <w:tc>
+          <w:tcPr>
+            <w:tcW w:type="pct" w:w="954"/>
+            <w:tcMar>
+              <w:top w:type="dxa" w:w="50"/>
+              <w:left w:type="dxa" w:w="110"/>
+              <w:bottom w:type="dxa" w:w="50"/>
+              <w:right w:type="dxa" w:w="110"/>
+            </w:tcMar>
+          </w:tcPr>
+          <w:p>
+            <w:pPr>
+              <w:spacing w:before="28" w:after="28"/>
+            </w:pPr>
+            <w:r>
+              <w:rPr>
+                <w:sz w:val="15"/>
+                <w:szCs w:val="15"/>
+              </w:rPr>
+              <w:t xml:space="preserve">$43.76</w:t>
+            </w:r>
+          </w:p>
+        </w:tc>
+      </w:tr>
+      <w:tr>
+        <w:tc>
+          <w:tcPr>
+            <w:tcW w:type="pct" w:w="2134"/>
             <w:shd w:fill="FFFFFF" w:val="clear"/>
             <w:tcMar>
               <w:top w:type="dxa" w:w="50"/>
@@ -2217,13 +2471,14 @@
                 <w:sz w:val="14"/>
                 <w:szCs w:val="14"/>
               </w:rPr>
-              <w:t xml:space="preserve">(4)</w:t>
-            </w:r>
-          </w:p>
-        </w:tc>
-        <w:tc>
-          <w:tcPr>
-            <w:tcW w:type="pct" w:w="929"/>
+              <w:t xml:space="preserve">(3)</w:t>
+            </w:r>
+          </w:p>
+        </w:tc>
+        <w:tc>
+          <w:tcPr>
+            <w:tcW w:type="pct" w:w="951"/>
+            <w:shd w:fill="FBFAF6" w:val="clear"/>
             <w:tcMar>
               <w:top w:type="dxa" w:w="50"/>
               <w:left w:type="dxa" w:w="110"/>
@@ -2240,13 +2495,14 @@
                 <w:sz w:val="15"/>
                 <w:szCs w:val="15"/>
               </w:rPr>
-              <w:t xml:space="preserve">30,000</w:t>
-            </w:r>
-          </w:p>
-        </w:tc>
-        <w:tc>
-          <w:tcPr>
-            <w:tcW w:type="pct" w:w="939"/>
+              <w:t xml:space="preserve">600,000</w:t>
+            </w:r>
+          </w:p>
+        </w:tc>
+        <w:tc>
+          <w:tcPr>
+            <w:tcW w:type="pct" w:w="961"/>
+            <w:shd w:fill="FBFAF6" w:val="clear"/>
             <w:tcMar>
               <w:top w:type="dxa" w:w="50"/>
               <w:left w:type="dxa" w:w="110"/>
@@ -2263,13 +2519,14 @@
                 <w:sz w:val="15"/>
                 <w:szCs w:val="15"/>
               </w:rPr>
-              <w:t xml:space="preserve">38,400</w:t>
-            </w:r>
-          </w:p>
-        </w:tc>
-        <w:tc>
-          <w:tcPr>
-            <w:tcW w:type="pct" w:w="932"/>
+              <w:t xml:space="preserve">768,000</w:t>
+            </w:r>
+          </w:p>
+        </w:tc>
+        <w:tc>
+          <w:tcPr>
+            <w:tcW w:type="pct" w:w="954"/>
+            <w:shd w:fill="FBFAF6" w:val="clear"/>
             <w:tcMar>
               <w:top w:type="dxa" w:w="50"/>
               <w:left w:type="dxa" w:w="110"/>
@@ -2286,7 +2543,7 @@
                 <w:sz w:val="15"/>
                 <w:szCs w:val="15"/>
               </w:rPr>
-              <w:t xml:space="preserve">48,000</w:t>
+              <w:t xml:space="preserve">960,000</w:t>
             </w:r>
           </w:p>
         </w:tc>
@@ -2294,105 +2551,7 @@
       <w:tr>
         <w:tc>
           <w:tcPr>
-            <w:tcW w:type="pct" w:w="2200"/>
-            <w:shd w:fill="FBFAF6" w:val="clear"/>
-            <w:tcMar>
-              <w:top w:type="dxa" w:w="50"/>
-              <w:left w:type="dxa" w:w="110"/>
-              <w:bottom w:type="dxa" w:w="50"/>
-              <w:right w:type="dxa" w:w="110"/>
-            </w:tcMar>
-          </w:tcPr>
-          <w:p>
-            <w:pPr>
-              <w:spacing w:before="28" w:after="28"/>
-            </w:pPr>
-            <w:r>
-              <w:rPr>
-                <w:sz w:val="15"/>
-                <w:szCs w:val="15"/>
-              </w:rPr>
-              <w:t xml:space="preserve">Total fixed overhead</w:t>
-            </w:r>
-          </w:p>
-        </w:tc>
-        <w:tc>
-          <w:tcPr>
-            <w:tcW w:type="pct" w:w="929"/>
-            <w:shd w:fill="FBFAF6" w:val="clear"/>
-            <w:tcMar>
-              <w:top w:type="dxa" w:w="50"/>
-              <w:left w:type="dxa" w:w="110"/>
-              <w:bottom w:type="dxa" w:w="50"/>
-              <w:right w:type="dxa" w:w="110"/>
-            </w:tcMar>
-          </w:tcPr>
-          <w:p>
-            <w:pPr>
-              <w:spacing w:before="28" w:after="28"/>
-            </w:pPr>
-            <w:r>
-              <w:rPr>
-                <w:sz w:val="15"/>
-                <w:szCs w:val="15"/>
-              </w:rPr>
-              <w:t xml:space="preserve">2,100,569</w:t>
-            </w:r>
-          </w:p>
-        </w:tc>
-        <w:tc>
-          <w:tcPr>
-            <w:tcW w:type="pct" w:w="939"/>
-            <w:shd w:fill="FBFAF6" w:val="clear"/>
-            <w:tcMar>
-              <w:top w:type="dxa" w:w="50"/>
-              <w:left w:type="dxa" w:w="110"/>
-              <w:bottom w:type="dxa" w:w="50"/>
-              <w:right w:type="dxa" w:w="110"/>
-            </w:tcMar>
-          </w:tcPr>
-          <w:p>
-            <w:pPr>
-              <w:spacing w:before="28" w:after="28"/>
-            </w:pPr>
-            <w:r>
-              <w:rPr>
-                <w:sz w:val="15"/>
-                <w:szCs w:val="15"/>
-              </w:rPr>
-              <w:t xml:space="preserve">2,100,569</w:t>
-            </w:r>
-          </w:p>
-        </w:tc>
-        <w:tc>
-          <w:tcPr>
-            <w:tcW w:type="pct" w:w="932"/>
-            <w:shd w:fill="FBFAF6" w:val="clear"/>
-            <w:tcMar>
-              <w:top w:type="dxa" w:w="50"/>
-              <w:left w:type="dxa" w:w="110"/>
-              <w:bottom w:type="dxa" w:w="50"/>
-              <w:right w:type="dxa" w:w="110"/>
-            </w:tcMar>
-          </w:tcPr>
-          <w:p>
-            <w:pPr>
-              <w:spacing w:before="28" w:after="28"/>
-            </w:pPr>
-            <w:r>
-              <w:rPr>
-                <w:sz w:val="15"/>
-                <w:szCs w:val="15"/>
-              </w:rPr>
-              <w:t xml:space="preserve">2,100,569</w:t>
-            </w:r>
-          </w:p>
-        </w:tc>
-      </w:tr>
-      <w:tr>
-        <w:tc>
-          <w:tcPr>
-            <w:tcW w:type="pct" w:w="2200"/>
+            <w:tcW w:type="pct" w:w="2134"/>
             <w:shd w:fill="FFFFFF" w:val="clear"/>
             <w:tcMar>
               <w:top w:type="dxa" w:w="50"/>
@@ -2413,13 +2572,13 @@
                 <w:sz w:val="14"/>
                 <w:szCs w:val="14"/>
               </w:rPr>
-              <w:t xml:space="preserve">(5)</w:t>
-            </w:r>
-          </w:p>
-        </w:tc>
-        <w:tc>
-          <w:tcPr>
-            <w:tcW w:type="pct" w:w="929"/>
+              <w:t xml:space="preserve">(4)</w:t>
+            </w:r>
+          </w:p>
+        </w:tc>
+        <w:tc>
+          <w:tcPr>
+            <w:tcW w:type="pct" w:w="951"/>
             <w:tcMar>
               <w:top w:type="dxa" w:w="50"/>
               <w:left w:type="dxa" w:w="110"/>
@@ -2436,13 +2595,13 @@
                 <w:sz w:val="15"/>
                 <w:szCs w:val="15"/>
               </w:rPr>
-              <w:t xml:space="preserve">$70.02</w:t>
-            </w:r>
-          </w:p>
-        </w:tc>
-        <w:tc>
-          <w:tcPr>
-            <w:tcW w:type="pct" w:w="939"/>
+              <w:t xml:space="preserve">$20.00</w:t>
+            </w:r>
+          </w:p>
+        </w:tc>
+        <w:tc>
+          <w:tcPr>
+            <w:tcW w:type="pct" w:w="961"/>
             <w:tcMar>
               <w:top w:type="dxa" w:w="50"/>
               <w:left w:type="dxa" w:w="110"/>
@@ -2459,13 +2618,13 @@
                 <w:sz w:val="15"/>
                 <w:szCs w:val="15"/>
               </w:rPr>
-              <w:t xml:space="preserve">$54.70</w:t>
-            </w:r>
-          </w:p>
-        </w:tc>
-        <w:tc>
-          <w:tcPr>
-            <w:tcW w:type="pct" w:w="932"/>
+              <w:t xml:space="preserve">$20.00</w:t>
+            </w:r>
+          </w:p>
+        </w:tc>
+        <w:tc>
+          <w:tcPr>
+            <w:tcW w:type="pct" w:w="954"/>
             <w:tcMar>
               <w:top w:type="dxa" w:w="50"/>
               <w:left w:type="dxa" w:w="110"/>
@@ -2482,7 +2641,7 @@
                 <w:sz w:val="15"/>
                 <w:szCs w:val="15"/>
               </w:rPr>
-              <w:t xml:space="preserve">$43.76</w:t>
+              <w:t xml:space="preserve">$20.00</w:t>
             </w:r>
           </w:p>
         </w:tc>
@@ -2490,34 +2649,7 @@
       <w:tr>
         <w:tc>
           <w:tcPr>
-            <w:tcW w:type="pct" w:w="2200"/>
-            <w:shd w:fill="FFFFFF" w:val="clear"/>
-            <w:tcMar>
-              <w:top w:type="dxa" w:w="50"/>
-              <w:left w:type="dxa" w:w="110"/>
-              <w:bottom w:type="dxa" w:w="50"/>
-              <w:right w:type="dxa" w:w="110"/>
-            </w:tcMar>
-          </w:tcPr>
-          <w:p>
-            <w:pPr>
-              <w:spacing w:before="46" w:after="46"/>
-            </w:pPr>
-            <w:r>
-              <w:rPr>
-                <w:b/>
-                <w:bCs/>
-                <w:color w:val="8186EF"/>
-                <w:sz w:val="14"/>
-                <w:szCs w:val="14"/>
-              </w:rPr>
-              <w:t xml:space="preserve">(6)</w:t>
-            </w:r>
-          </w:p>
-        </w:tc>
-        <w:tc>
-          <w:tcPr>
-            <w:tcW w:type="pct" w:w="929"/>
+            <w:tcW w:type="pct" w:w="2134"/>
             <w:shd w:fill="FBFAF6" w:val="clear"/>
             <w:tcMar>
               <w:top w:type="dxa" w:w="50"/>
@@ -2535,13 +2667,13 @@
                 <w:sz w:val="15"/>
                 <w:szCs w:val="15"/>
               </w:rPr>
-              <w:t xml:space="preserve">600,000</w:t>
-            </w:r>
-          </w:p>
-        </w:tc>
-        <w:tc>
-          <w:tcPr>
-            <w:tcW w:type="pct" w:w="939"/>
+              <w:t xml:space="preserve">Total overhead</w:t>
+            </w:r>
+          </w:p>
+        </w:tc>
+        <w:tc>
+          <w:tcPr>
+            <w:tcW w:type="pct" w:w="951"/>
             <w:shd w:fill="FBFAF6" w:val="clear"/>
             <w:tcMar>
               <w:top w:type="dxa" w:w="50"/>
@@ -2559,13 +2691,13 @@
                 <w:sz w:val="15"/>
                 <w:szCs w:val="15"/>
               </w:rPr>
-              <w:t xml:space="preserve">768,000</w:t>
-            </w:r>
-          </w:p>
-        </w:tc>
-        <w:tc>
-          <w:tcPr>
-            <w:tcW w:type="pct" w:w="932"/>
+              <w:t xml:space="preserve">2,700,569</w:t>
+            </w:r>
+          </w:p>
+        </w:tc>
+        <w:tc>
+          <w:tcPr>
+            <w:tcW w:type="pct" w:w="961"/>
             <w:shd w:fill="FBFAF6" w:val="clear"/>
             <w:tcMar>
               <w:top w:type="dxa" w:w="50"/>
@@ -2583,7 +2715,31 @@
                 <w:sz w:val="15"/>
                 <w:szCs w:val="15"/>
               </w:rPr>
-              <w:t xml:space="preserve">960,000</w:t>
+              <w:t xml:space="preserve">2,868,569</w:t>
+            </w:r>
+          </w:p>
+        </w:tc>
+        <w:tc>
+          <w:tcPr>
+            <w:tcW w:type="pct" w:w="954"/>
+            <w:shd w:fill="FBFAF6" w:val="clear"/>
+            <w:tcMar>
+              <w:top w:type="dxa" w:w="50"/>
+              <w:left w:type="dxa" w:w="110"/>
+              <w:bottom w:type="dxa" w:w="50"/>
+              <w:right w:type="dxa" w:w="110"/>
+            </w:tcMar>
+          </w:tcPr>
+          <w:p>
+            <w:pPr>
+              <w:spacing w:before="28" w:after="28"/>
+            </w:pPr>
+            <w:r>
+              <w:rPr>
+                <w:sz w:val="15"/>
+                <w:szCs w:val="15"/>
+              </w:rPr>
+              <w:t xml:space="preserve">3,060,569</w:t>
             </w:r>
           </w:p>
         </w:tc>
@@ -2591,7 +2747,7 @@
       <w:tr>
         <w:tc>
           <w:tcPr>
-            <w:tcW w:type="pct" w:w="2200"/>
+            <w:tcW w:type="pct" w:w="2134"/>
             <w:tcMar>
               <w:top w:type="dxa" w:w="50"/>
               <w:left w:type="dxa" w:w="110"/>
@@ -2608,13 +2764,13 @@
                 <w:sz w:val="15"/>
                 <w:szCs w:val="15"/>
               </w:rPr>
-              <w:t xml:space="preserve">Variable overhead per MH</w:t>
-            </w:r>
-          </w:p>
-        </w:tc>
-        <w:tc>
-          <w:tcPr>
-            <w:tcW w:type="pct" w:w="929"/>
+              <w:t xml:space="preserve">Total overhead per MH</w:t>
+            </w:r>
+          </w:p>
+        </w:tc>
+        <w:tc>
+          <w:tcPr>
+            <w:tcW w:type="pct" w:w="951"/>
             <w:tcMar>
               <w:top w:type="dxa" w:w="50"/>
               <w:left w:type="dxa" w:w="110"/>
@@ -2631,13 +2787,13 @@
                 <w:sz w:val="15"/>
                 <w:szCs w:val="15"/>
               </w:rPr>
-              <w:t xml:space="preserve">$20.00</w:t>
-            </w:r>
-          </w:p>
-        </w:tc>
-        <w:tc>
-          <w:tcPr>
-            <w:tcW w:type="pct" w:w="939"/>
+              <w:t xml:space="preserve">$90.02</w:t>
+            </w:r>
+          </w:p>
+        </w:tc>
+        <w:tc>
+          <w:tcPr>
+            <w:tcW w:type="pct" w:w="961"/>
             <w:tcMar>
               <w:top w:type="dxa" w:w="50"/>
               <w:left w:type="dxa" w:w="110"/>
@@ -2654,205 +2810,13 @@
                 <w:sz w:val="15"/>
                 <w:szCs w:val="15"/>
               </w:rPr>
-              <w:t xml:space="preserve">$20.00</w:t>
-            </w:r>
-          </w:p>
-        </w:tc>
-        <w:tc>
-          <w:tcPr>
-            <w:tcW w:type="pct" w:w="932"/>
-            <w:tcMar>
-              <w:top w:type="dxa" w:w="50"/>
-              <w:left w:type="dxa" w:w="110"/>
-              <w:bottom w:type="dxa" w:w="50"/>
-              <w:right w:type="dxa" w:w="110"/>
-            </w:tcMar>
-          </w:tcPr>
-          <w:p>
-            <w:pPr>
-              <w:spacing w:before="28" w:after="28"/>
-            </w:pPr>
-            <w:r>
-              <w:rPr>
-                <w:sz w:val="15"/>
-                <w:szCs w:val="15"/>
-              </w:rPr>
-              <w:t xml:space="preserve">$20.00</w:t>
-            </w:r>
-          </w:p>
-        </w:tc>
-      </w:tr>
-      <w:tr>
-        <w:tc>
-          <w:tcPr>
-            <w:tcW w:type="pct" w:w="2200"/>
-            <w:shd w:fill="FBFAF6" w:val="clear"/>
-            <w:tcMar>
-              <w:top w:type="dxa" w:w="50"/>
-              <w:left w:type="dxa" w:w="110"/>
-              <w:bottom w:type="dxa" w:w="50"/>
-              <w:right w:type="dxa" w:w="110"/>
-            </w:tcMar>
-          </w:tcPr>
-          <w:p>
-            <w:pPr>
-              <w:spacing w:before="28" w:after="28"/>
-            </w:pPr>
-            <w:r>
-              <w:rPr>
-                <w:sz w:val="15"/>
-                <w:szCs w:val="15"/>
-              </w:rPr>
-              <w:t xml:space="preserve">Total overhead</w:t>
-            </w:r>
-          </w:p>
-        </w:tc>
-        <w:tc>
-          <w:tcPr>
-            <w:tcW w:type="pct" w:w="929"/>
-            <w:shd w:fill="FBFAF6" w:val="clear"/>
-            <w:tcMar>
-              <w:top w:type="dxa" w:w="50"/>
-              <w:left w:type="dxa" w:w="110"/>
-              <w:bottom w:type="dxa" w:w="50"/>
-              <w:right w:type="dxa" w:w="110"/>
-            </w:tcMar>
-          </w:tcPr>
-          <w:p>
-            <w:pPr>
-              <w:spacing w:before="28" w:after="28"/>
-            </w:pPr>
-            <w:r>
-              <w:rPr>
-                <w:sz w:val="15"/>
-                <w:szCs w:val="15"/>
-              </w:rPr>
-              <w:t xml:space="preserve">2,700,569</w:t>
-            </w:r>
-          </w:p>
-        </w:tc>
-        <w:tc>
-          <w:tcPr>
-            <w:tcW w:type="pct" w:w="939"/>
-            <w:shd w:fill="FBFAF6" w:val="clear"/>
-            <w:tcMar>
-              <w:top w:type="dxa" w:w="50"/>
-              <w:left w:type="dxa" w:w="110"/>
-              <w:bottom w:type="dxa" w:w="50"/>
-              <w:right w:type="dxa" w:w="110"/>
-            </w:tcMar>
-          </w:tcPr>
-          <w:p>
-            <w:pPr>
-              <w:spacing w:before="28" w:after="28"/>
-            </w:pPr>
-            <w:r>
-              <w:rPr>
-                <w:sz w:val="15"/>
-                <w:szCs w:val="15"/>
-              </w:rPr>
-              <w:t xml:space="preserve">2,868,569</w:t>
-            </w:r>
-          </w:p>
-        </w:tc>
-        <w:tc>
-          <w:tcPr>
-            <w:tcW w:type="pct" w:w="932"/>
-            <w:shd w:fill="FBFAF6" w:val="clear"/>
-            <w:tcMar>
-              <w:top w:type="dxa" w:w="50"/>
-              <w:left w:type="dxa" w:w="110"/>
-              <w:bottom w:type="dxa" w:w="50"/>
-              <w:right w:type="dxa" w:w="110"/>
-            </w:tcMar>
-          </w:tcPr>
-          <w:p>
-            <w:pPr>
-              <w:spacing w:before="28" w:after="28"/>
-            </w:pPr>
-            <w:r>
-              <w:rPr>
-                <w:sz w:val="15"/>
-                <w:szCs w:val="15"/>
-              </w:rPr>
-              <w:t xml:space="preserve">3,060,569</w:t>
-            </w:r>
-          </w:p>
-        </w:tc>
-      </w:tr>
-      <w:tr>
-        <w:tc>
-          <w:tcPr>
-            <w:tcW w:type="pct" w:w="2200"/>
-            <w:tcMar>
-              <w:top w:type="dxa" w:w="50"/>
-              <w:left w:type="dxa" w:w="110"/>
-              <w:bottom w:type="dxa" w:w="50"/>
-              <w:right w:type="dxa" w:w="110"/>
-            </w:tcMar>
-          </w:tcPr>
-          <w:p>
-            <w:pPr>
-              <w:spacing w:before="28" w:after="28"/>
-            </w:pPr>
-            <w:r>
-              <w:rPr>
-                <w:sz w:val="15"/>
-                <w:szCs w:val="15"/>
-              </w:rPr>
-              <w:t xml:space="preserve">Total overhead per MH</w:t>
-            </w:r>
-          </w:p>
-        </w:tc>
-        <w:tc>
-          <w:tcPr>
-            <w:tcW w:type="pct" w:w="929"/>
-            <w:tcMar>
-              <w:top w:type="dxa" w:w="50"/>
-              <w:left w:type="dxa" w:w="110"/>
-              <w:bottom w:type="dxa" w:w="50"/>
-              <w:right w:type="dxa" w:w="110"/>
-            </w:tcMar>
-          </w:tcPr>
-          <w:p>
-            <w:pPr>
-              <w:spacing w:before="28" w:after="28"/>
-            </w:pPr>
-            <w:r>
-              <w:rPr>
-                <w:sz w:val="15"/>
-                <w:szCs w:val="15"/>
-              </w:rPr>
-              <w:t xml:space="preserve">$90.02</w:t>
-            </w:r>
-          </w:p>
-        </w:tc>
-        <w:tc>
-          <w:tcPr>
-            <w:tcW w:type="pct" w:w="939"/>
-            <w:tcMar>
-              <w:top w:type="dxa" w:w="50"/>
-              <w:left w:type="dxa" w:w="110"/>
-              <w:bottom w:type="dxa" w:w="50"/>
-              <w:right w:type="dxa" w:w="110"/>
-            </w:tcMar>
-          </w:tcPr>
-          <w:p>
-            <w:pPr>
-              <w:spacing w:before="28" w:after="28"/>
-            </w:pPr>
-            <w:r>
-              <w:rPr>
-                <w:sz w:val="15"/>
-                <w:szCs w:val="15"/>
-              </w:rPr>
               <w:t xml:space="preserve">$74.70</w:t>
             </w:r>
           </w:p>
         </w:tc>
         <w:tc>
           <w:tcPr>
-            <w:tcW w:type="pct" w:w="932"/>
+            <w:tcW w:type="pct" w:w="954"/>
             <w:tcMar>
               <w:top w:type="dxa" w:w="50"/>
               <w:left w:type="dxa" w:w="110"/>
@@ -2931,7 +2895,7 @@
                 <w:sz w:val="16"/>
                 <w:szCs w:val="16"/>
               </w:rPr>
-              <w:t xml:space="preserve">Fixed overhead per MH   ·   Machine hours   ·   Total variable overhead ($20 per MH)   ·   relevant range</w:t>
+              <w:t xml:space="preserve">Total variable overhead ($20 per MH)   ·   Variable overhead per MH   ·   Fixed overhead per MH</w:t>
             </w:r>
           </w:p>
         </w:tc>
@@ -3005,7 +2969,7 @@
           <w:sz w:val="16"/>
           <w:szCs w:val="16"/>
         </w:rPr>
-        <w:t xml:space="preserve">      gaps 7–9</w:t>
+        <w:t xml:space="preserve">      gaps 5–6</w:t>
       </w:r>
     </w:p>
     <w:p>
@@ -3028,7 +2992,7 @@
           <w:sz w:val="15"/>
           <w:szCs w:val="15"/>
         </w:rPr>
-        <w:t xml:space="preserve"> (7) </w:t>
+        <w:t xml:space="preserve"> (5) </w:t>
       </w:r>
       <w:r>
         <w:rPr>
@@ -3067,7 +3031,7 @@
           <w:sz w:val="15"/>
           <w:szCs w:val="15"/>
         </w:rPr>
-        <w:t xml:space="preserve"> (8) </w:t>
+        <w:t xml:space="preserve"> (6) </w:t>
       </w:r>
       <w:r>
         <w:rPr>
@@ -3096,39 +3060,7 @@
           <w:sz w:val="19"/>
           <w:szCs w:val="19"/>
         </w:rPr>
-        <w:t xml:space="preserve"/>
-      </w:r>
-      <w:r>
-        <w:rPr>
-          <w:b/>
-          <w:bCs/>
-          <w:color w:val="8186EF"/>
-          <w:sz w:val="15"/>
-          <w:szCs w:val="15"/>
-        </w:rPr>
-        <w:t xml:space="preserve"> (9) </w:t>
-      </w:r>
-      <w:r>
-        <w:rPr>
-          <w:u w:val="single"/>
-          <w:sz w:val="19"/>
-          <w:szCs w:val="19"/>
-        </w:rPr>
-        <w:t xml:space="preserve">           </w:t>
-      </w:r>
-      <w:r>
-        <w:rPr>
-          <w:sz w:val="19"/>
-          <w:szCs w:val="19"/>
-        </w:rPr>
-        <w:t xml:space="preserve"> </w:t>
-      </w:r>
-      <w:r>
-        <w:rPr>
-          <w:sz w:val="19"/>
-          <w:szCs w:val="19"/>
-        </w:rPr>
-        <w:t xml:space="preserve"> the total fixed cost, then divide by the new volume if you need a unit figure. </w:t>
+        <w:t xml:space="preserve">Budget the total fixed cost, then divide by the new volume if you need a unit figure. </w:t>
       </w:r>
     </w:p>
     <w:tbl>
@@ -3186,7 +3118,7 @@
                 <w:sz w:val="16"/>
                 <w:szCs w:val="16"/>
               </w:rPr>
-              <w:t xml:space="preserve">Budget   ·   overhead   ·   computed   ·   multiply</w:t>
+              <w:t xml:space="preserve">overhead   ·   computed   ·   multiply</w:t>
             </w:r>
           </w:p>
         </w:tc>
@@ -3452,7 +3384,7 @@
                 <w:sz w:val="16"/>
                 <w:szCs w:val="16"/>
               </w:rPr>
-              <w:t xml:space="preserve">7  </w:t>
+              <w:t xml:space="preserve">5  </w:t>
             </w:r>
             <w:r>
               <w:rPr>
@@ -3520,7 +3452,7 @@
                 <w:sz w:val="16"/>
                 <w:szCs w:val="16"/>
               </w:rPr>
-              <w:t xml:space="preserve">8  </w:t>
+              <w:t xml:space="preserve">6  </w:t>
             </w:r>
             <w:r>
               <w:rPr>
@@ -3562,7 +3494,7 @@
                 <w:sz w:val="16"/>
                 <w:szCs w:val="16"/>
               </w:rPr>
-              <w:t xml:space="preserve">machine</w:t>
+              <w:t xml:space="preserve">Total variable overhead ($20 per MH)</w:t>
             </w:r>
           </w:p>
         </w:tc>
@@ -3588,14 +3520,14 @@
                 <w:sz w:val="16"/>
                 <w:szCs w:val="16"/>
               </w:rPr>
-              <w:t xml:space="preserve">9  </w:t>
-            </w:r>
-            <w:r>
-              <w:rPr>
-                <w:sz w:val="16"/>
-                <w:szCs w:val="16"/>
-              </w:rPr>
-              <w:t xml:space="preserve">Budget</w:t>
+              <w:t xml:space="preserve">7  </w:t>
+            </w:r>
+            <w:r>
+              <w:rPr>
+                <w:sz w:val="16"/>
+                <w:szCs w:val="16"/>
+              </w:rPr>
+              <w:t xml:space="preserve">variable cost</w:t>
             </w:r>
           </w:p>
         </w:tc>
@@ -3630,7 +3562,7 @@
                 <w:sz w:val="16"/>
                 <w:szCs w:val="16"/>
               </w:rPr>
-              <w:t xml:space="preserve">Machine hours</w:t>
+              <w:t xml:space="preserve">Variable overhead per MH</w:t>
             </w:r>
           </w:p>
         </w:tc>
@@ -3656,75 +3588,7 @@
                 <w:sz w:val="16"/>
                 <w:szCs w:val="16"/>
               </w:rPr>
-              <w:t xml:space="preserve">10  </w:t>
-            </w:r>
-            <w:r>
-              <w:rPr>
-                <w:sz w:val="16"/>
-                <w:szCs w:val="16"/>
-              </w:rPr>
-              <w:t xml:space="preserve">variable cost</w:t>
-            </w:r>
-          </w:p>
-        </w:tc>
-      </w:tr>
-      <w:tr>
-        <w:tc>
-          <w:tcPr>
-            <w:tcW w:type="pct" w:w="2500"/>
-            <w:tcMar>
-              <w:top w:type="dxa" w:w="20"/>
-              <w:left w:type="dxa" w:w="80"/>
-              <w:bottom w:type="dxa" w:w="20"/>
-              <w:right w:type="dxa" w:w="80"/>
-            </w:tcMar>
-          </w:tcPr>
-          <w:p>
-            <w:pPr>
-              <w:spacing w:before="12" w:after="12"/>
-            </w:pPr>
-            <w:r>
-              <w:rPr>
-                <w:b/>
-                <w:bCs/>
-                <w:color w:val="8186EF"/>
-                <w:sz w:val="16"/>
-                <w:szCs w:val="16"/>
-              </w:rPr>
-              <w:t xml:space="preserve">5  </w:t>
-            </w:r>
-            <w:r>
-              <w:rPr>
-                <w:sz w:val="16"/>
-                <w:szCs w:val="16"/>
-              </w:rPr>
-              <w:t xml:space="preserve">Fixed overhead per MH</w:t>
-            </w:r>
-          </w:p>
-        </w:tc>
-        <w:tc>
-          <w:tcPr>
-            <w:tcW w:type="pct" w:w="2500"/>
-            <w:tcMar>
-              <w:top w:type="dxa" w:w="20"/>
-              <w:left w:type="dxa" w:w="80"/>
-              <w:bottom w:type="dxa" w:w="20"/>
-              <w:right w:type="dxa" w:w="80"/>
-            </w:tcMar>
-          </w:tcPr>
-          <w:p>
-            <w:pPr>
-              <w:spacing w:before="12" w:after="12"/>
-            </w:pPr>
-            <w:r>
-              <w:rPr>
-                <w:b/>
-                <w:bCs/>
-                <w:color w:val="8186EF"/>
-                <w:sz w:val="16"/>
-                <w:szCs w:val="16"/>
-              </w:rPr>
-              <w:t xml:space="preserve">11  </w:t>
+              <w:t xml:space="preserve">8  </w:t>
             </w:r>
             <w:r>
               <w:rPr>
@@ -3732,64 +3596,6 @@
                 <w:szCs w:val="16"/>
               </w:rPr>
               <w:t xml:space="preserve">relevant range</w:t>
-            </w:r>
-          </w:p>
-        </w:tc>
-      </w:tr>
-      <w:tr>
-        <w:tc>
-          <w:tcPr>
-            <w:tcW w:type="pct" w:w="2500"/>
-            <w:tcMar>
-              <w:top w:type="dxa" w:w="20"/>
-              <w:left w:type="dxa" w:w="80"/>
-              <w:bottom w:type="dxa" w:w="20"/>
-              <w:right w:type="dxa" w:w="80"/>
-            </w:tcMar>
-          </w:tcPr>
-          <w:p>
-            <w:pPr>
-              <w:spacing w:before="12" w:after="12"/>
-            </w:pPr>
-            <w:r>
-              <w:rPr>
-                <w:b/>
-                <w:bCs/>
-                <w:color w:val="8186EF"/>
-                <w:sz w:val="16"/>
-                <w:szCs w:val="16"/>
-              </w:rPr>
-              <w:t xml:space="preserve">6  </w:t>
-            </w:r>
-            <w:r>
-              <w:rPr>
-                <w:sz w:val="16"/>
-                <w:szCs w:val="16"/>
-              </w:rPr>
-              <w:t xml:space="preserve">Total variable overhead ($20 per MH)</w:t>
-            </w:r>
-          </w:p>
-        </w:tc>
-        <w:tc>
-          <w:tcPr>
-            <w:tcW w:type="pct" w:w="2500"/>
-            <w:tcMar>
-              <w:top w:type="dxa" w:w="20"/>
-              <w:left w:type="dxa" w:w="80"/>
-              <w:bottom w:type="dxa" w:w="20"/>
-              <w:right w:type="dxa" w:w="80"/>
-            </w:tcMar>
-          </w:tcPr>
-          <w:p>
-            <w:pPr>
-              <w:spacing w:before="24" w:after="24"/>
-            </w:pPr>
-            <w:r>
-              <w:rPr>
-                <w:sz w:val="16"/>
-                <w:szCs w:val="16"/>
-              </w:rPr>
-              <w:t xml:space="preserve"/>
             </w:r>
           </w:p>
         </w:tc>
@@ -5206,7 +5012,7 @@
           <w:sz w:val="19"/>
           <w:szCs w:val="19"/>
         </w:rPr>
-        <w:t xml:space="preserve"> year, the press lease and </w:t>
+        <w:t xml:space="preserve"> year, the press lease and supervision salaries </w:t>
       </w:r>
       <w:r>
         <w:rPr>
@@ -5224,7 +5030,7 @@
           <w:sz w:val="19"/>
           <w:szCs w:val="19"/>
         </w:rPr>
-        <w:t xml:space="preserve">             </w:t>
+        <w:t xml:space="preserve">           </w:t>
       </w:r>
       <w:r>
         <w:rPr>
@@ -5238,14 +5044,21 @@
           <w:sz w:val="19"/>
           <w:szCs w:val="19"/>
         </w:rPr>
-        <w:t xml:space="preserve"> salaries cannot easily change. </w:t>
-      </w:r>
-      <w:r>
-        <w:rPr>
-          <w:sz w:val="19"/>
-          <w:szCs w:val="19"/>
-        </w:rPr>
-        <w:t xml:space="preserve">In the long run, </w:t>
+        <w:t xml:space="preserve"> easily change. </w:t>
+      </w:r>
+      <w:r>
+        <w:rPr>
+          <w:sz w:val="19"/>
+          <w:szCs w:val="19"/>
+        </w:rPr>
+        <w:t xml:space="preserve">In the long run, Orontes can end the lease, change the staff or buy new machines, so every cost can change. </w:t>
+      </w:r>
+      <w:r>
+        <w:rPr>
+          <w:sz w:val="19"/>
+          <w:szCs w:val="19"/>
+        </w:rPr>
+        <w:t xml:space="preserve">Some fixed costs come from </w:t>
       </w:r>
       <w:r>
         <w:rPr>
@@ -5277,7 +5090,7 @@
           <w:sz w:val="19"/>
           <w:szCs w:val="19"/>
         </w:rPr>
-        <w:t xml:space="preserve"> can end the lease, change the staff or buy new </w:t>
+        <w:t xml:space="preserve"> decisions, such as leases and </w:t>
       </w:r>
       <w:r>
         <w:rPr>
@@ -5295,7 +5108,7 @@
           <w:sz w:val="19"/>
           <w:szCs w:val="19"/>
         </w:rPr>
-        <w:t xml:space="preserve">           </w:t>
+        <w:t xml:space="preserve">              </w:t>
       </w:r>
       <w:r>
         <w:rPr>
@@ -5309,14 +5122,14 @@
           <w:sz w:val="19"/>
           <w:szCs w:val="19"/>
         </w:rPr>
-        <w:t xml:space="preserve">, so every cost can change. </w:t>
-      </w:r>
-      <w:r>
-        <w:rPr>
-          <w:sz w:val="19"/>
-          <w:szCs w:val="19"/>
-        </w:rPr>
-        <w:t xml:space="preserve">Some fixed costs come from </w:t>
+        <w:t xml:space="preserve">: these are committed fixed costs. </w:t>
+      </w:r>
+      <w:r>
+        <w:rPr>
+          <w:sz w:val="19"/>
+          <w:szCs w:val="19"/>
+        </w:rPr>
+        <w:t xml:space="preserve">Others, such as training or </w:t>
       </w:r>
       <w:r>
         <w:rPr>
@@ -5334,7 +5147,7 @@
           <w:sz w:val="19"/>
           <w:szCs w:val="19"/>
         </w:rPr>
-        <w:t xml:space="preserve">           </w:t>
+        <w:t xml:space="preserve">             </w:t>
       </w:r>
       <w:r>
         <w:rPr>
@@ -5348,7 +5161,7 @@
           <w:sz w:val="19"/>
           <w:szCs w:val="19"/>
         </w:rPr>
-        <w:t xml:space="preserve"> decisions, such as leases and </w:t>
+        <w:t xml:space="preserve">, are set each year by managers: these are </w:t>
       </w:r>
       <w:r>
         <w:rPr>
@@ -5366,7 +5179,7 @@
           <w:sz w:val="19"/>
           <w:szCs w:val="19"/>
         </w:rPr>
-        <w:t xml:space="preserve">              </w:t>
+        <w:t xml:space="preserve">               </w:t>
       </w:r>
       <w:r>
         <w:rPr>
@@ -5380,14 +5193,7 @@
           <w:sz w:val="19"/>
           <w:szCs w:val="19"/>
         </w:rPr>
-        <w:t xml:space="preserve">: these are committed fixed costs. </w:t>
-      </w:r>
-      <w:r>
-        <w:rPr>
-          <w:sz w:val="19"/>
-          <w:szCs w:val="19"/>
-        </w:rPr>
-        <w:t xml:space="preserve">Others, such as training or advertising, are set each year by managers: these are discretionary fixed costs. </w:t>
+        <w:t xml:space="preserve"> fixed costs. </w:t>
       </w:r>
     </w:p>
     <w:tbl>
@@ -5445,7 +5251,7 @@
                 <w:sz w:val="16"/>
                 <w:szCs w:val="16"/>
               </w:rPr>
-              <w:t xml:space="preserve">machines   ·   supervision   ·   long-term   ·   depends   ·   depreciation   ·   budget   ·   training   ·   Orontes</w:t>
+              <w:t xml:space="preserve">depreciation   ·   cannot   ·   advertising   ·   depends   ·   discretionary   ·   budget   ·   training   ·   long-term</w:t>
             </w:r>
           </w:p>
         </w:tc>
@@ -5466,10 +5272,10 @@
         </w:tblBorders>
       </w:tblPr>
       <w:tblGrid>
-        <w:gridCol w:w="2672"/>
-        <w:gridCol w:w="2157"/>
-        <w:gridCol w:w="2806"/>
-        <w:gridCol w:w="1965"/>
+        <w:gridCol w:w="2532"/>
+        <w:gridCol w:w="1822"/>
+        <w:gridCol w:w="2171"/>
+        <w:gridCol w:w="3075"/>
       </w:tblGrid>
       <w:tr>
         <w:tc>
@@ -5504,7 +5310,7 @@
       <w:tr>
         <w:tc>
           <w:tcPr>
-            <w:tcW w:type="pct" w:w="1392"/>
+            <w:tcW w:type="pct" w:w="1319"/>
             <w:shd w:fill="353A7C" w:val="clear"/>
             <w:tcMar>
               <w:top w:type="dxa" w:w="50"/>
@@ -5531,7 +5337,7 @@
         </w:tc>
         <w:tc>
           <w:tcPr>
-            <w:tcW w:type="pct" w:w="1124"/>
+            <w:tcW w:type="pct" w:w="949"/>
             <w:shd w:fill="353A7C" w:val="clear"/>
             <w:tcMar>
               <w:top w:type="dxa" w:w="50"/>
@@ -5558,7 +5364,7 @@
         </w:tc>
         <w:tc>
           <w:tcPr>
-            <w:tcW w:type="pct" w:w="1461"/>
+            <w:tcW w:type="pct" w:w="1131"/>
             <w:shd w:fill="353A7C" w:val="clear"/>
             <w:tcMar>
               <w:top w:type="dxa" w:w="50"/>
@@ -5585,7 +5391,7 @@
         </w:tc>
         <w:tc>
           <w:tcPr>
-            <w:tcW w:type="pct" w:w="1024"/>
+            <w:tcW w:type="pct" w:w="1602"/>
             <w:shd w:fill="353A7C" w:val="clear"/>
             <w:tcMar>
               <w:top w:type="dxa" w:w="50"/>
@@ -5614,7 +5420,7 @@
       <w:tr>
         <w:tc>
           <w:tcPr>
-            <w:tcW w:type="pct" w:w="1392"/>
+            <w:tcW w:type="pct" w:w="1319"/>
             <w:tcMar>
               <w:top w:type="dxa" w:w="50"/>
               <w:left w:type="dxa" w:w="110"/>
@@ -5637,7 +5443,7 @@
         </w:tc>
         <w:tc>
           <w:tcPr>
-            <w:tcW w:type="pct" w:w="1124"/>
+            <w:tcW w:type="pct" w:w="949"/>
             <w:tcMar>
               <w:top w:type="dxa" w:w="50"/>
               <w:left w:type="dxa" w:w="110"/>
@@ -5660,30 +5466,7 @@
         </w:tc>
         <w:tc>
           <w:tcPr>
-            <w:tcW w:type="pct" w:w="1461"/>
-            <w:tcMar>
-              <w:top w:type="dxa" w:w="50"/>
-              <w:left w:type="dxa" w:w="110"/>
-              <w:bottom w:type="dxa" w:w="50"/>
-              <w:right w:type="dxa" w:w="110"/>
-            </w:tcMar>
-          </w:tcPr>
-          <w:p>
-            <w:pPr>
-              <w:spacing w:before="28" w:after="28"/>
-            </w:pPr>
-            <w:r>
-              <w:rPr>
-                <w:sz w:val="15"/>
-                <w:szCs w:val="15"/>
-              </w:rPr>
-              <w:t xml:space="preserve">Committed until the lease ends in 2029</w:t>
-            </w:r>
-          </w:p>
-        </w:tc>
-        <w:tc>
-          <w:tcPr>
-            <w:tcW w:type="pct" w:w="1024"/>
+            <w:tcW w:type="pct" w:w="1131"/>
             <w:shd w:fill="FFFFFF" w:val="clear"/>
             <w:tcMar>
               <w:top w:type="dxa" w:w="50"/>
@@ -5708,11 +5491,34 @@
             </w:r>
           </w:p>
         </w:tc>
+        <w:tc>
+          <w:tcPr>
+            <w:tcW w:type="pct" w:w="1602"/>
+            <w:tcMar>
+              <w:top w:type="dxa" w:w="50"/>
+              <w:left w:type="dxa" w:w="110"/>
+              <w:bottom w:type="dxa" w:w="50"/>
+              <w:right w:type="dxa" w:w="110"/>
+            </w:tcMar>
+          </w:tcPr>
+          <w:p>
+            <w:pPr>
+              <w:spacing w:before="28" w:after="28"/>
+            </w:pPr>
+            <w:r>
+              <w:rPr>
+                <w:sz w:val="15"/>
+                <w:szCs w:val="15"/>
+              </w:rPr>
+              <w:t xml:space="preserve">Changes only when the lease is renewed or ended</w:t>
+            </w:r>
+          </w:p>
+        </w:tc>
       </w:tr>
       <w:tr>
         <w:tc>
           <w:tcPr>
-            <w:tcW w:type="pct" w:w="1392"/>
+            <w:tcW w:type="pct" w:w="1319"/>
             <w:shd w:fill="FBFAF6" w:val="clear"/>
             <w:tcMar>
               <w:top w:type="dxa" w:w="50"/>
@@ -5736,7 +5542,7 @@
         </w:tc>
         <w:tc>
           <w:tcPr>
-            <w:tcW w:type="pct" w:w="1124"/>
+            <w:tcW w:type="pct" w:w="949"/>
             <w:shd w:fill="FBFAF6" w:val="clear"/>
             <w:tcMar>
               <w:top w:type="dxa" w:w="50"/>
@@ -5760,7 +5566,7 @@
         </w:tc>
         <w:tc>
           <w:tcPr>
-            <w:tcW w:type="pct" w:w="1461"/>
+            <w:tcW w:type="pct" w:w="1131"/>
             <w:shd w:fill="FBFAF6" w:val="clear"/>
             <w:tcMar>
               <w:top w:type="dxa" w:w="50"/>
@@ -5784,7 +5590,7 @@
         </w:tc>
         <w:tc>
           <w:tcPr>
-            <w:tcW w:type="pct" w:w="1024"/>
+            <w:tcW w:type="pct" w:w="1602"/>
             <w:shd w:fill="FFFFFF" w:val="clear"/>
             <w:tcMar>
               <w:top w:type="dxa" w:w="50"/>
@@ -5813,7 +5619,7 @@
       <w:tr>
         <w:tc>
           <w:tcPr>
-            <w:tcW w:type="pct" w:w="1392"/>
+            <w:tcW w:type="pct" w:w="1319"/>
             <w:tcMar>
               <w:top w:type="dxa" w:w="50"/>
               <w:left w:type="dxa" w:w="110"/>
@@ -5836,7 +5642,7 @@
         </w:tc>
         <w:tc>
           <w:tcPr>
-            <w:tcW w:type="pct" w:w="1124"/>
+            <w:tcW w:type="pct" w:w="949"/>
             <w:tcMar>
               <w:top w:type="dxa" w:w="50"/>
               <w:left w:type="dxa" w:w="110"/>
@@ -5853,48 +5659,8 @@
                 <w:sz w:val="15"/>
                 <w:szCs w:val="15"/>
               </w:rPr>
-              <w:t xml:space="preserve">Mixed: 216,000 + $12 per MH</w:t>
-            </w:r>
-          </w:p>
-        </w:tc>
-        <w:tc>
-          <w:tcPr>
-            <w:tcW w:type="pct" w:w="1461"/>
-            <w:tcMar>
-              <w:top w:type="dxa" w:w="50"/>
-              <w:left w:type="dxa" w:w="110"/>
-              <w:bottom w:type="dxa" w:w="50"/>
-              <w:right w:type="dxa" w:w="110"/>
-            </w:tcMar>
-          </w:tcPr>
-          <w:p>
-            <w:pPr>
-              <w:spacing w:before="28" w:after="28"/>
-            </w:pPr>
-            <w:r>
-              <w:rPr>
-                <w:sz w:val="15"/>
-                <w:szCs w:val="15"/>
-              </w:rPr>
-              <w:t xml:space="preserve">Fixed part is the service contract</w:t>
-            </w:r>
-          </w:p>
-        </w:tc>
-        <w:tc>
-          <w:tcPr>
-            <w:tcW w:type="pct" w:w="1024"/>
-            <w:shd w:fill="FFFFFF" w:val="clear"/>
-            <w:tcMar>
-              <w:top w:type="dxa" w:w="50"/>
-              <w:left w:type="dxa" w:w="110"/>
-              <w:bottom w:type="dxa" w:w="50"/>
-              <w:right w:type="dxa" w:w="110"/>
-            </w:tcMar>
-          </w:tcPr>
-          <w:p>
-            <w:pPr>
-              <w:spacing w:before="46" w:after="46"/>
-            </w:pPr>
+              <w:t xml:space="preserve"/>
+            </w:r>
             <w:r>
               <w:rPr>
                 <w:b/>
@@ -5903,7 +5669,75 @@
                 <w:sz w:val="14"/>
                 <w:szCs w:val="14"/>
               </w:rPr>
-              <w:t xml:space="preserve">(10)</w:t>
+              <w:t xml:space="preserve"> (10) </w:t>
+            </w:r>
+            <w:r>
+              <w:rPr>
+                <w:u w:val="single"/>
+                <w:sz w:val="15"/>
+                <w:szCs w:val="15"/>
+              </w:rPr>
+              <w:t xml:space="preserve">              </w:t>
+            </w:r>
+            <w:r>
+              <w:rPr>
+                <w:sz w:val="15"/>
+                <w:szCs w:val="15"/>
+              </w:rPr>
+              <w:t xml:space="preserve"> </w:t>
+            </w:r>
+            <w:r>
+              <w:rPr>
+                <w:sz w:val="15"/>
+                <w:szCs w:val="15"/>
+              </w:rPr>
+              <w:t xml:space="preserve">: 216,000 + $12 per MH</w:t>
+            </w:r>
+          </w:p>
+        </w:tc>
+        <w:tc>
+          <w:tcPr>
+            <w:tcW w:type="pct" w:w="1131"/>
+            <w:tcMar>
+              <w:top w:type="dxa" w:w="50"/>
+              <w:left w:type="dxa" w:w="110"/>
+              <w:bottom w:type="dxa" w:w="50"/>
+              <w:right w:type="dxa" w:w="110"/>
+            </w:tcMar>
+          </w:tcPr>
+          <w:p>
+            <w:pPr>
+              <w:spacing w:before="28" w:after="28"/>
+            </w:pPr>
+            <w:r>
+              <w:rPr>
+                <w:sz w:val="15"/>
+                <w:szCs w:val="15"/>
+              </w:rPr>
+              <w:t xml:space="preserve">Fixed part is the service contract</w:t>
+            </w:r>
+          </w:p>
+        </w:tc>
+        <w:tc>
+          <w:tcPr>
+            <w:tcW w:type="pct" w:w="1602"/>
+            <w:tcMar>
+              <w:top w:type="dxa" w:w="50"/>
+              <w:left w:type="dxa" w:w="110"/>
+              <w:bottom w:type="dxa" w:w="50"/>
+              <w:right w:type="dxa" w:w="110"/>
+            </w:tcMar>
+          </w:tcPr>
+          <w:p>
+            <w:pPr>
+              <w:spacing w:before="28" w:after="28"/>
+            </w:pPr>
+            <w:r>
+              <w:rPr>
+                <w:sz w:val="15"/>
+                <w:szCs w:val="15"/>
+              </w:rPr>
+              <w:t xml:space="preserve">Contract can be resized</w:t>
             </w:r>
           </w:p>
         </w:tc>
@@ -5911,7 +5745,7 @@
       <w:tr>
         <w:tc>
           <w:tcPr>
-            <w:tcW w:type="pct" w:w="1392"/>
+            <w:tcW w:type="pct" w:w="1319"/>
             <w:shd w:fill="FBFAF6" w:val="clear"/>
             <w:tcMar>
               <w:top w:type="dxa" w:w="50"/>
@@ -5935,7 +5769,7 @@
         </w:tc>
         <w:tc>
           <w:tcPr>
-            <w:tcW w:type="pct" w:w="1124"/>
+            <w:tcW w:type="pct" w:w="949"/>
             <w:shd w:fill="FBFAF6" w:val="clear"/>
             <w:tcMar>
               <w:top w:type="dxa" w:w="50"/>
@@ -5959,7 +5793,7 @@
         </w:tc>
         <w:tc>
           <w:tcPr>
-            <w:tcW w:type="pct" w:w="1461"/>
+            <w:tcW w:type="pct" w:w="1131"/>
             <w:shd w:fill="FFFFFF" w:val="clear"/>
             <w:tcMar>
               <w:top w:type="dxa" w:w="50"/>
@@ -5986,7 +5820,7 @@
         </w:tc>
         <w:tc>
           <w:tcPr>
-            <w:tcW w:type="pct" w:w="1024"/>
+            <w:tcW w:type="pct" w:w="1602"/>
             <w:shd w:fill="FBFAF6" w:val="clear"/>
             <w:tcMar>
               <w:top w:type="dxa" w:w="50"/>
@@ -6066,7 +5900,7 @@
                 <w:sz w:val="16"/>
                 <w:szCs w:val="16"/>
               </w:rPr>
-              <w:t xml:space="preserve">Committed until the lease ends in 2029   ·   Changes only when the lease is renewed or ended   ·   Staff can be added or removed   ·   Contract can be resized   ·   Moves with machine hours</w:t>
+              <w:t xml:space="preserve">Variable   ·   Committed until the lease ends in 2029   ·   Staff can be added or removed   ·   Mixed   ·   Moves with machine hours</w:t>
             </w:r>
           </w:p>
         </w:tc>
@@ -6934,7 +6768,7 @@
                 <w:sz w:val="16"/>
                 <w:szCs w:val="16"/>
               </w:rPr>
-              <w:t xml:space="preserve">Contract can be resized</w:t>
+              <w:t xml:space="preserve">Mixed</w:t>
             </w:r>
           </w:p>
         </w:tc>
@@ -7037,7 +6871,7 @@
                 <w:sz w:val="16"/>
                 <w:szCs w:val="16"/>
               </w:rPr>
-              <w:t xml:space="preserve">supervision</w:t>
+              <w:t xml:space="preserve">cannot</w:t>
             </w:r>
           </w:p>
         </w:tc>
@@ -7105,7 +6939,7 @@
                 <w:sz w:val="16"/>
                 <w:szCs w:val="16"/>
               </w:rPr>
-              <w:t xml:space="preserve">Orontes</w:t>
+              <w:t xml:space="preserve">long-term</w:t>
             </w:r>
           </w:p>
         </w:tc>
@@ -7173,7 +7007,7 @@
                 <w:sz w:val="16"/>
                 <w:szCs w:val="16"/>
               </w:rPr>
-              <w:t xml:space="preserve">machines</w:t>
+              <w:t xml:space="preserve">depreciation</w:t>
             </w:r>
           </w:p>
         </w:tc>
@@ -7241,7 +7075,7 @@
                 <w:sz w:val="16"/>
                 <w:szCs w:val="16"/>
               </w:rPr>
-              <w:t xml:space="preserve">long-term</w:t>
+              <w:t xml:space="preserve">advertising</w:t>
             </w:r>
           </w:p>
         </w:tc>
@@ -7309,7 +7143,7 @@
                 <w:sz w:val="16"/>
                 <w:szCs w:val="16"/>
               </w:rPr>
-              <w:t xml:space="preserve">depreciation</w:t>
+              <w:t xml:space="preserve">discretionary</w:t>
             </w:r>
           </w:p>
         </w:tc>
@@ -7377,7 +7211,7 @@
                 <w:sz w:val="16"/>
                 <w:szCs w:val="16"/>
               </w:rPr>
-              <w:t xml:space="preserve">Changes only when the lease is renewed or ended</w:t>
+              <w:t xml:space="preserve">Committed until the lease ends in 2029</w:t>
             </w:r>
           </w:p>
         </w:tc>
@@ -7679,7 +7513,7 @@
           <w:sz w:val="19"/>
           <w:szCs w:val="19"/>
         </w:rPr>
-        <w:t xml:space="preserve">Budgets need a cost </w:t>
+        <w:t xml:space="preserve">Budgets need a cost function: total cost = fixed cost + variable rate × </w:t>
       </w:r>
       <w:r>
         <w:rPr>
@@ -7711,7 +7545,14 @@
           <w:sz w:val="19"/>
           <w:szCs w:val="19"/>
         </w:rPr>
-        <w:t xml:space="preserve">: total cost = fixed cost + variable rate × </w:t>
+        <w:t xml:space="preserve">. </w:t>
+      </w:r>
+      <w:r>
+        <w:rPr>
+          <w:sz w:val="19"/>
+          <w:szCs w:val="19"/>
+        </w:rPr>
+        <w:t xml:space="preserve">To build it, each cost must be </w:t>
       </w:r>
       <w:r>
         <w:rPr>
@@ -7743,14 +7584,14 @@
           <w:sz w:val="19"/>
           <w:szCs w:val="19"/>
         </w:rPr>
-        <w:t xml:space="preserve">. </w:t>
-      </w:r>
-      <w:r>
-        <w:rPr>
-          <w:sz w:val="19"/>
-          <w:szCs w:val="19"/>
-        </w:rPr>
-        <w:t xml:space="preserve">To build it, each cost must be </w:t>
+        <w:t xml:space="preserve"> into its fixed and variable parts. </w:t>
+      </w:r>
+      <w:r>
+        <w:rPr>
+          <w:sz w:val="19"/>
+          <w:szCs w:val="19"/>
+        </w:rPr>
+        <w:t xml:space="preserve">The simplest method is account analysis: an </w:t>
       </w:r>
       <w:r>
         <w:rPr>
@@ -7768,7 +7609,7 @@
           <w:sz w:val="19"/>
           <w:szCs w:val="19"/>
         </w:rPr>
-        <w:t xml:space="preserve">           </w:t>
+        <w:t xml:space="preserve">            </w:t>
       </w:r>
       <w:r>
         <w:rPr>
@@ -7782,14 +7623,7 @@
           <w:sz w:val="19"/>
           <w:szCs w:val="19"/>
         </w:rPr>
-        <w:t xml:space="preserve"> into its fixed and variable parts. </w:t>
-      </w:r>
-      <w:r>
-        <w:rPr>
-          <w:sz w:val="19"/>
-          <w:szCs w:val="19"/>
-        </w:rPr>
-        <w:t xml:space="preserve">The simplest method is account analysis: an </w:t>
+        <w:t xml:space="preserve"> reviews each account and </w:t>
       </w:r>
       <w:r>
         <w:rPr>
@@ -7821,7 +7655,14 @@
           <w:sz w:val="19"/>
           <w:szCs w:val="19"/>
         </w:rPr>
-        <w:t xml:space="preserve"> reviews each account and </w:t>
+        <w:t xml:space="preserve"> it by judgment. </w:t>
+      </w:r>
+      <w:r>
+        <w:rPr>
+          <w:sz w:val="19"/>
+          <w:szCs w:val="19"/>
+        </w:rPr>
+        <w:t xml:space="preserve">Mixed </w:t>
       </w:r>
       <w:r>
         <w:rPr>
@@ -7839,7 +7680,7 @@
           <w:sz w:val="19"/>
           <w:szCs w:val="19"/>
         </w:rPr>
-        <w:t xml:space="preserve">            </w:t>
+        <w:t xml:space="preserve">           </w:t>
       </w:r>
       <w:r>
         <w:rPr>
@@ -7853,14 +7694,14 @@
           <w:sz w:val="19"/>
           <w:szCs w:val="19"/>
         </w:rPr>
-        <w:t xml:space="preserve"> it by judgment. </w:t>
-      </w:r>
-      <w:r>
-        <w:rPr>
-          <w:sz w:val="19"/>
-          <w:szCs w:val="19"/>
-        </w:rPr>
-        <w:t xml:space="preserve">Mixed </w:t>
+        <w:t xml:space="preserve"> need a second step. </w:t>
+      </w:r>
+      <w:r>
+        <w:rPr>
+          <w:sz w:val="19"/>
+          <w:szCs w:val="19"/>
+        </w:rPr>
+        <w:t xml:space="preserve">For </w:t>
       </w:r>
       <w:r>
         <w:rPr>
@@ -7878,7 +7719,7 @@
           <w:sz w:val="19"/>
           <w:szCs w:val="19"/>
         </w:rPr>
-        <w:t xml:space="preserve">           </w:t>
+        <w:t xml:space="preserve">             </w:t>
       </w:r>
       <w:r>
         <w:rPr>
@@ -7892,14 +7733,7 @@
           <w:sz w:val="19"/>
           <w:szCs w:val="19"/>
         </w:rPr>
-        <w:t xml:space="preserve"> need a second step. </w:t>
-      </w:r>
-      <w:r>
-        <w:rPr>
-          <w:sz w:val="19"/>
-          <w:szCs w:val="19"/>
-        </w:rPr>
-        <w:t xml:space="preserve">For maintenance and utilities, Oils uses the fixed monthly contract and the rate per machine hour estimated from its records. </w:t>
+        <w:t xml:space="preserve"> and utilities, Oils uses the fixed monthly contract and the rate per machine hour estimated from its records. </w:t>
       </w:r>
     </w:p>
     <w:tbl>
@@ -7957,7 +7791,7 @@
                 <w:sz w:val="16"/>
                 <w:szCs w:val="16"/>
               </w:rPr>
-              <w:t xml:space="preserve">classifies   ·   separated   ·   accounts   ·   accountant   ·   Classify   ·   activity   ·   function</w:t>
+              <w:t xml:space="preserve">accounts   ·   accountant   ·   maintenance   ·   classifies   ·   function   ·   separated   ·   activity</w:t>
             </w:r>
           </w:p>
         </w:tc>
@@ -8060,7 +7894,7 @@
       <w:r>
         <w:drawing>
           <wp:inline distT="0" distB="0" distL="0" distR="0">
-            <wp:extent cx="5734050" cy="2225725"/>
+            <wp:extent cx="5734050" cy="4013825"/>
             <wp:effectExtent t="0" r="0" b="0" l="0"/>
             <wp:docPr id="1" name="" descr="" title=""/>
             <wp:cNvGraphicFramePr>
@@ -8085,7 +7919,7 @@
                   <pic:spPr bwMode="auto">
                     <a:xfrm>
                       <a:off x="0" y="0"/>
-                      <a:ext cx="5734050" cy="2225725"/>
+                      <a:ext cx="5734050" cy="4013825"/>
                     </a:xfrm>
                     <a:prstGeom prst="rect">
                       <a:avLst/>
@@ -8153,7 +7987,7 @@
                 <w:sz w:val="16"/>
                 <w:szCs w:val="16"/>
               </w:rPr>
-              <w:t xml:space="preserve">Factory supervision   ·   Olive-press ROU amortization   ·   Insurance   ·   Power</w:t>
+              <w:t xml:space="preserve">Factory supervision   ·   Service department charges   ·   Insurance   ·   Power</w:t>
             </w:r>
           </w:p>
         </w:tc>
@@ -8268,7 +8102,7 @@
       <w:r>
         <w:drawing>
           <wp:inline distT="0" distB="0" distL="0" distR="0">
-            <wp:extent cx="5734050" cy="2225725"/>
+            <wp:extent cx="5734050" cy="1871100"/>
             <wp:effectExtent t="0" r="0" b="0" l="0"/>
             <wp:docPr id="1" name="" descr="" title=""/>
             <wp:cNvGraphicFramePr>
@@ -8293,7 +8127,7 @@
                   <pic:spPr bwMode="auto">
                     <a:xfrm>
                       <a:off x="0" y="0"/>
-                      <a:ext cx="5734050" cy="2225725"/>
+                      <a:ext cx="5734050" cy="1871100"/>
                     </a:xfrm>
                     <a:prstGeom prst="rect">
                       <a:avLst/>
@@ -8361,7 +8195,7 @@
                 <w:sz w:val="16"/>
                 <w:szCs w:val="16"/>
               </w:rPr>
-              <w:t xml:space="preserve">Labels, one per jar   ·   Electricity: monthly base charge plus a rate per kWh   ·   One extra supervisor for every 20,000 jars a month</w:t>
+              <w:t xml:space="preserve">Factory rent   ·   mixed cost   ·   Sesame used</w:t>
             </w:r>
           </w:p>
         </w:tc>
@@ -8754,7 +8588,7 @@
                 <w:sz w:val="16"/>
                 <w:szCs w:val="16"/>
               </w:rPr>
-              <w:t xml:space="preserve">function</w:t>
+              <w:t xml:space="preserve">activity</w:t>
             </w:r>
           </w:p>
         </w:tc>
@@ -8787,7 +8621,7 @@
                 <w:sz w:val="16"/>
                 <w:szCs w:val="16"/>
               </w:rPr>
-              <w:t xml:space="preserve">Olive-press ROU amortization</w:t>
+              <w:t xml:space="preserve">Service department charges</w:t>
             </w:r>
           </w:p>
         </w:tc>
@@ -8822,7 +8656,7 @@
                 <w:sz w:val="16"/>
                 <w:szCs w:val="16"/>
               </w:rPr>
-              <w:t xml:space="preserve">activity</w:t>
+              <w:t xml:space="preserve">separated</w:t>
             </w:r>
           </w:p>
         </w:tc>
@@ -8890,7 +8724,7 @@
                 <w:sz w:val="16"/>
                 <w:szCs w:val="16"/>
               </w:rPr>
-              <w:t xml:space="preserve">separated</w:t>
+              <w:t xml:space="preserve">accountant</w:t>
             </w:r>
           </w:p>
         </w:tc>
@@ -8923,7 +8757,7 @@
                 <w:sz w:val="16"/>
                 <w:szCs w:val="16"/>
               </w:rPr>
-              <w:t xml:space="preserve">One extra supervisor for every 20,000 jars a month</w:t>
+              <w:t xml:space="preserve">Sesame used</w:t>
             </w:r>
           </w:p>
         </w:tc>
@@ -8958,7 +8792,7 @@
                 <w:sz w:val="16"/>
                 <w:szCs w:val="16"/>
               </w:rPr>
-              <w:t xml:space="preserve">accountant</w:t>
+              <w:t xml:space="preserve">classifies</w:t>
             </w:r>
           </w:p>
         </w:tc>
@@ -8991,7 +8825,7 @@
                 <w:sz w:val="16"/>
                 <w:szCs w:val="16"/>
               </w:rPr>
-              <w:t xml:space="preserve">Labels, one per jar</w:t>
+              <w:t xml:space="preserve">Factory rent</w:t>
             </w:r>
           </w:p>
         </w:tc>
@@ -9026,7 +8860,7 @@
                 <w:sz w:val="16"/>
                 <w:szCs w:val="16"/>
               </w:rPr>
-              <w:t xml:space="preserve">classifies</w:t>
+              <w:t xml:space="preserve">accounts</w:t>
             </w:r>
           </w:p>
         </w:tc>
@@ -9094,7 +8928,7 @@
                 <w:sz w:val="16"/>
                 <w:szCs w:val="16"/>
               </w:rPr>
-              <w:t xml:space="preserve">accounts</w:t>
+              <w:t xml:space="preserve">maintenance</w:t>
             </w:r>
           </w:p>
         </w:tc>
@@ -9335,7 +9169,7 @@
           <w:sz w:val="16"/>
           <w:szCs w:val="16"/>
         </w:rPr>
-        <w:t xml:space="preserve">      gaps 1–12</w:t>
+        <w:t xml:space="preserve">      gaps 1–10</w:t>
       </w:r>
     </w:p>
     <w:p>
@@ -9412,7 +9246,7 @@
           <w:sz w:val="19"/>
           <w:szCs w:val="19"/>
         </w:rPr>
-        <w:t xml:space="preserve"> volumes and </w:t>
+        <w:t xml:space="preserve"> volumes and records one month's </w:t>
       </w:r>
       <w:r>
         <w:rPr>
@@ -9444,7 +9278,14 @@
           <w:sz w:val="19"/>
           <w:szCs w:val="19"/>
         </w:rPr>
-        <w:t xml:space="preserve"> one month's </w:t>
+        <w:t xml:space="preserve"> by behavior. </w:t>
+      </w:r>
+      <w:r>
+        <w:rPr>
+          <w:sz w:val="19"/>
+          <w:szCs w:val="19"/>
+        </w:rPr>
+        <w:t xml:space="preserve">The budget </w:t>
       </w:r>
       <w:r>
         <w:rPr>
@@ -9462,7 +9303,7 @@
           <w:sz w:val="19"/>
           <w:szCs w:val="19"/>
         </w:rPr>
-        <w:t xml:space="preserve">           </w:t>
+        <w:t xml:space="preserve">              </w:t>
       </w:r>
       <w:r>
         <w:rPr>
@@ -9476,14 +9317,7 @@
           <w:sz w:val="19"/>
           <w:szCs w:val="19"/>
         </w:rPr>
-        <w:t xml:space="preserve"> by behavior. </w:t>
-      </w:r>
-      <w:r>
-        <w:rPr>
-          <w:sz w:val="19"/>
-          <w:szCs w:val="19"/>
-        </w:rPr>
-        <w:t xml:space="preserve">The budget </w:t>
+        <w:t xml:space="preserve"> are exam-core; the </w:t>
       </w:r>
       <w:r>
         <w:rPr>
@@ -9501,7 +9335,7 @@
           <w:sz w:val="19"/>
           <w:szCs w:val="19"/>
         </w:rPr>
-        <w:t xml:space="preserve">              </w:t>
+        <w:t xml:space="preserve">           </w:t>
       </w:r>
       <w:r>
         <w:rPr>
@@ -9515,7 +9349,14 @@
           <w:sz w:val="19"/>
           <w:szCs w:val="19"/>
         </w:rPr>
-        <w:t xml:space="preserve"> are exam-core; the </w:t>
+        <w:t xml:space="preserve"> are for depth. </w:t>
+      </w:r>
+      <w:r>
+        <w:rPr>
+          <w:sz w:val="19"/>
+          <w:szCs w:val="19"/>
+        </w:rPr>
+        <w:t xml:space="preserve">Oils plans 38,400 machine hours for 2027, but the </w:t>
       </w:r>
       <w:r>
         <w:rPr>
@@ -9547,14 +9388,7 @@
           <w:sz w:val="19"/>
           <w:szCs w:val="19"/>
         </w:rPr>
-        <w:t xml:space="preserve"> are for depth. </w:t>
-      </w:r>
-      <w:r>
-        <w:rPr>
-          <w:sz w:val="19"/>
-          <w:szCs w:val="19"/>
-        </w:rPr>
-        <w:t xml:space="preserve">Oils plans 38,400 machine hours for 2027, but the </w:t>
+        <w:t xml:space="preserve"> could give </w:t>
       </w:r>
       <w:r>
         <w:rPr>
@@ -9586,7 +9420,14 @@
           <w:sz w:val="19"/>
           <w:szCs w:val="19"/>
         </w:rPr>
-        <w:t xml:space="preserve"> could give </w:t>
+        <w:t xml:space="preserve"> from 30,000 to 48,000. </w:t>
+      </w:r>
+      <w:r>
+        <w:rPr>
+          <w:sz w:val="19"/>
+          <w:szCs w:val="19"/>
+        </w:rPr>
+        <w:t xml:space="preserve">Above 51,600 hours a year, a </w:t>
       </w:r>
       <w:r>
         <w:rPr>
@@ -9618,14 +9459,21 @@
           <w:sz w:val="19"/>
           <w:szCs w:val="19"/>
         </w:rPr>
-        <w:t xml:space="preserve"> from 30,000 to 48,000. </w:t>
-      </w:r>
-      <w:r>
-        <w:rPr>
-          <w:sz w:val="19"/>
-          <w:szCs w:val="19"/>
-        </w:rPr>
-        <w:t xml:space="preserve">Above 51,600 hours a year, a second shift adds $72,000 of </w:t>
+        <w:t xml:space="preserve"> shift adds $72,000 of maintenance and $180,000 of supervision. </w:t>
+      </w:r>
+      <w:r>
+        <w:rPr>
+          <w:sz w:val="19"/>
+          <w:szCs w:val="19"/>
+        </w:rPr>
+        <w:t xml:space="preserve">Use the cost function from Section 2.5. </w:t>
+      </w:r>
+      <w:r>
+        <w:rPr>
+          <w:sz w:val="19"/>
+          <w:szCs w:val="19"/>
+        </w:rPr>
+        <w:t xml:space="preserve"/>
       </w:r>
       <w:r>
         <w:rPr>
@@ -9643,7 +9491,7 @@
           <w:sz w:val="19"/>
           <w:szCs w:val="19"/>
         </w:rPr>
-        <w:t xml:space="preserve">             </w:t>
+        <w:t xml:space="preserve">           </w:t>
       </w:r>
       <w:r>
         <w:rPr>
@@ -9657,7 +9505,7 @@
           <w:sz w:val="19"/>
           <w:szCs w:val="19"/>
         </w:rPr>
-        <w:t xml:space="preserve"> and $180,000 of </w:t>
+        <w:t xml:space="preserve"> total overhead at each volume, check which volumes are inside the relevant range, and see what </w:t>
       </w:r>
       <w:r>
         <w:rPr>
@@ -9675,7 +9523,7 @@
           <w:sz w:val="19"/>
           <w:szCs w:val="19"/>
         </w:rPr>
-        <w:t xml:space="preserve">             </w:t>
+        <w:t xml:space="preserve">           </w:t>
       </w:r>
       <w:r>
         <w:rPr>
@@ -9689,85 +9537,7 @@
           <w:sz w:val="19"/>
           <w:szCs w:val="19"/>
         </w:rPr>
-        <w:t xml:space="preserve">. </w:t>
-      </w:r>
-      <w:r>
-        <w:rPr>
-          <w:sz w:val="19"/>
-          <w:szCs w:val="19"/>
-        </w:rPr>
-        <w:t xml:space="preserve">Use the cost function from Section 2.5. </w:t>
-      </w:r>
-      <w:r>
-        <w:rPr>
-          <w:sz w:val="19"/>
-          <w:szCs w:val="19"/>
-        </w:rPr>
-        <w:t xml:space="preserve"/>
-      </w:r>
-      <w:r>
-        <w:rPr>
-          <w:b/>
-          <w:bCs/>
-          <w:color w:val="8186EF"/>
-          <w:sz w:val="15"/>
-          <w:szCs w:val="15"/>
-        </w:rPr>
-        <w:t xml:space="preserve"> (11) </w:t>
-      </w:r>
-      <w:r>
-        <w:rPr>
-          <w:u w:val="single"/>
-          <w:sz w:val="19"/>
-          <w:szCs w:val="19"/>
-        </w:rPr>
-        <w:t xml:space="preserve">           </w:t>
-      </w:r>
-      <w:r>
-        <w:rPr>
-          <w:sz w:val="19"/>
-          <w:szCs w:val="19"/>
-        </w:rPr>
-        <w:t xml:space="preserve"> </w:t>
-      </w:r>
-      <w:r>
-        <w:rPr>
-          <w:sz w:val="19"/>
-          <w:szCs w:val="19"/>
-        </w:rPr>
-        <w:t xml:space="preserve"> total overhead at each volume, check which volumes are inside the </w:t>
-      </w:r>
-      <w:r>
-        <w:rPr>
-          <w:b/>
-          <w:bCs/>
-          <w:color w:val="8186EF"/>
-          <w:sz w:val="15"/>
-          <w:szCs w:val="15"/>
-        </w:rPr>
-        <w:t xml:space="preserve"> (12) </w:t>
-      </w:r>
-      <w:r>
-        <w:rPr>
-          <w:u w:val="single"/>
-          <w:sz w:val="19"/>
-          <w:szCs w:val="19"/>
-        </w:rPr>
-        <w:t xml:space="preserve">           </w:t>
-      </w:r>
-      <w:r>
-        <w:rPr>
-          <w:sz w:val="19"/>
-          <w:szCs w:val="19"/>
-        </w:rPr>
-        <w:t xml:space="preserve"> </w:t>
-      </w:r>
-      <w:r>
-        <w:rPr>
-          <w:sz w:val="19"/>
-          <w:szCs w:val="19"/>
-        </w:rPr>
-        <w:t xml:space="preserve"> range, and see what happens to cost per machine hour. </w:t>
+        <w:t xml:space="preserve"> to cost per machine hour. </w:t>
       </w:r>
       <w:r>
         <w:rPr>
@@ -9846,7 +9616,7 @@
                 <w:sz w:val="16"/>
                 <w:szCs w:val="16"/>
               </w:rPr>
-              <w:t xml:space="preserve">anything   ·   Compute   ·   calculations   ·   records   ·   several   ·   relevant   ·   invoices   ·   supervision   ·   flexible   ·   entries   ·   volumes   ·   maintenance   ·   harvest</w:t>
+              <w:t xml:space="preserve">several   ·   entries   ·   happens   ·   calculations   ·   invoices   ·   flexible   ·   second   ·   harvest   ·   includes   ·   Compute   ·   anything</w:t>
             </w:r>
           </w:p>
         </w:tc>
@@ -9873,7 +9643,7 @@
           <w:sz w:val="16"/>
           <w:szCs w:val="16"/>
         </w:rPr>
-        <w:t xml:space="preserve">      gaps 13–15</w:t>
+        <w:t xml:space="preserve">      gaps 11–12</w:t>
       </w:r>
     </w:p>
     <w:p>
@@ -9893,7 +9663,7 @@
           <w:sz w:val="19"/>
           <w:szCs w:val="19"/>
         </w:rPr>
-        <w:t xml:space="preserve">Fixed </w:t>
+        <w:t xml:space="preserve">Fixed overhead is the same in the first three </w:t>
       </w:r>
       <w:r>
         <w:rPr>
@@ -9903,7 +9673,7 @@
           <w:sz w:val="15"/>
           <w:szCs w:val="15"/>
         </w:rPr>
-        <w:t xml:space="preserve"> (13) </w:t>
+        <w:t xml:space="preserve"> (11) </w:t>
       </w:r>
       <w:r>
         <w:rPr>
@@ -9925,7 +9695,14 @@
           <w:sz w:val="19"/>
           <w:szCs w:val="19"/>
         </w:rPr>
-        <w:t xml:space="preserve"> is the same in the first three columns; only the </w:t>
+        <w:t xml:space="preserve">; only the variable part moves. </w:t>
+      </w:r>
+      <w:r>
+        <w:rPr>
+          <w:sz w:val="19"/>
+          <w:szCs w:val="19"/>
+        </w:rPr>
+        <w:t xml:space="preserve">The last column needs a new cost function </w:t>
       </w:r>
       <w:r>
         <w:rPr>
@@ -9935,7 +9712,7 @@
           <w:sz w:val="15"/>
           <w:szCs w:val="15"/>
         </w:rPr>
-        <w:t xml:space="preserve"> (14) </w:t>
+        <w:t xml:space="preserve"> (12) </w:t>
       </w:r>
       <w:r>
         <w:rPr>
@@ -9957,46 +9734,7 @@
           <w:sz w:val="19"/>
           <w:szCs w:val="19"/>
         </w:rPr>
-        <w:t xml:space="preserve"> part moves. </w:t>
-      </w:r>
-      <w:r>
-        <w:rPr>
-          <w:sz w:val="19"/>
-          <w:szCs w:val="19"/>
-        </w:rPr>
-        <w:t xml:space="preserve">The last column needs a new cost </w:t>
-      </w:r>
-      <w:r>
-        <w:rPr>
-          <w:b/>
-          <w:bCs/>
-          <w:color w:val="8186EF"/>
-          <w:sz w:val="15"/>
-          <w:szCs w:val="15"/>
-        </w:rPr>
-        <w:t xml:space="preserve"> (15) </w:t>
-      </w:r>
-      <w:r>
-        <w:rPr>
-          <w:u w:val="single"/>
-          <w:sz w:val="19"/>
-          <w:szCs w:val="19"/>
-        </w:rPr>
-        <w:t xml:space="preserve">           </w:t>
-      </w:r>
-      <w:r>
-        <w:rPr>
-          <w:sz w:val="19"/>
-          <w:szCs w:val="19"/>
-        </w:rPr>
-        <w:t xml:space="preserve"> </w:t>
-      </w:r>
-      <w:r>
-        <w:rPr>
-          <w:sz w:val="19"/>
-          <w:szCs w:val="19"/>
-        </w:rPr>
-        <w:t xml:space="preserve"> because it lies outside the range. </w:t>
+        <w:t xml:space="preserve"> it lies outside the range. </w:t>
       </w:r>
     </w:p>
     <w:tbl>
@@ -10054,7 +9792,7 @@
                 <w:sz w:val="16"/>
                 <w:szCs w:val="16"/>
               </w:rPr>
-              <w:t xml:space="preserve">machine   ·   overhead   ·   function   ·   variable</w:t>
+              <w:t xml:space="preserve">because   ·   columns   ·   estimate</w:t>
             </w:r>
           </w:p>
         </w:tc>
@@ -10097,7 +9835,7 @@
       <w:r>
         <w:drawing>
           <wp:inline distT="0" distB="0" distL="0" distR="0">
-            <wp:extent cx="5734050" cy="1644775"/>
+            <wp:extent cx="5734050" cy="2067275"/>
             <wp:effectExtent t="0" r="0" b="0" l="0"/>
             <wp:docPr id="1" name="" descr="" title=""/>
             <wp:cNvGraphicFramePr>
@@ -10122,7 +9860,7 @@
                   <pic:spPr bwMode="auto">
                     <a:xfrm>
                       <a:off x="0" y="0"/>
-                      <a:ext cx="5734050" cy="1644775"/>
+                      <a:ext cx="5734050" cy="2067275"/>
                     </a:xfrm>
                     <a:prstGeom prst="rect">
                       <a:avLst/>
@@ -10217,7 +9955,7 @@
           <w:sz w:val="16"/>
           <w:szCs w:val="16"/>
         </w:rPr>
-        <w:t xml:space="preserve">      gaps 17–20</w:t>
+        <w:t xml:space="preserve">      gaps 14–16</w:t>
       </w:r>
     </w:p>
     <w:p>
@@ -10230,7 +9968,14 @@
           <w:sz w:val="19"/>
           <w:szCs w:val="19"/>
         </w:rPr>
-        <w:t xml:space="preserve">Variable cost per hour is flat, fixed cost per hour falls, and so total cost per hour falls as </w:t>
+        <w:t xml:space="preserve">Variable cost per hour is flat, fixed cost per hour falls, and so total cost per hour falls as volume rises. </w:t>
+      </w:r>
+      <w:r>
+        <w:rPr>
+          <w:sz w:val="19"/>
+          <w:szCs w:val="19"/>
+        </w:rPr>
+        <w:t xml:space="preserve">The </w:t>
       </w:r>
       <w:r>
         <w:rPr>
@@ -10240,7 +9985,7 @@
           <w:sz w:val="15"/>
           <w:szCs w:val="15"/>
         </w:rPr>
-        <w:t xml:space="preserve"> (17) </w:t>
+        <w:t xml:space="preserve"> (14) </w:t>
       </w:r>
       <w:r>
         <w:rPr>
@@ -10262,14 +10007,7 @@
           <w:sz w:val="19"/>
           <w:szCs w:val="19"/>
         </w:rPr>
-        <w:t xml:space="preserve"> rises. </w:t>
-      </w:r>
-      <w:r>
-        <w:rPr>
-          <w:sz w:val="19"/>
-          <w:szCs w:val="19"/>
-        </w:rPr>
-        <w:t xml:space="preserve">The </w:t>
+        <w:t xml:space="preserve"> ledger records costs by nature, but </w:t>
       </w:r>
       <w:r>
         <w:rPr>
@@ -10279,7 +10017,7 @@
           <w:sz w:val="15"/>
           <w:szCs w:val="15"/>
         </w:rPr>
-        <w:t xml:space="preserve"> (18) </w:t>
+        <w:t xml:space="preserve"> (15) </w:t>
       </w:r>
       <w:r>
         <w:rPr>
@@ -10301,7 +10039,14 @@
           <w:sz w:val="19"/>
           <w:szCs w:val="19"/>
         </w:rPr>
-        <w:t xml:space="preserve"> ledger records costs by nature, but Orontes tags each </w:t>
+        <w:t xml:space="preserve"> tags each overhead line as fixed or variable. </w:t>
+      </w:r>
+      <w:r>
+        <w:rPr>
+          <w:sz w:val="19"/>
+          <w:szCs w:val="19"/>
+        </w:rPr>
+        <w:t xml:space="preserve">In March the </w:t>
       </w:r>
       <w:r>
         <w:rPr>
@@ -10311,46 +10056,7 @@
           <w:sz w:val="15"/>
           <w:szCs w:val="15"/>
         </w:rPr>
-        <w:t xml:space="preserve"> (19) </w:t>
-      </w:r>
-      <w:r>
-        <w:rPr>
-          <w:u w:val="single"/>
-          <w:sz w:val="19"/>
-          <w:szCs w:val="19"/>
-        </w:rPr>
-        <w:t xml:space="preserve">           </w:t>
-      </w:r>
-      <w:r>
-        <w:rPr>
-          <w:sz w:val="19"/>
-          <w:szCs w:val="19"/>
-        </w:rPr>
-        <w:t xml:space="preserve"> </w:t>
-      </w:r>
-      <w:r>
-        <w:rPr>
-          <w:sz w:val="19"/>
-          <w:szCs w:val="19"/>
-        </w:rPr>
-        <w:t xml:space="preserve"> line as fixed or variable. </w:t>
-      </w:r>
-      <w:r>
-        <w:rPr>
-          <w:sz w:val="19"/>
-          <w:szCs w:val="19"/>
-        </w:rPr>
-        <w:t xml:space="preserve">In March the </w:t>
-      </w:r>
-      <w:r>
-        <w:rPr>
-          <w:b/>
-          <w:bCs/>
-          <w:color w:val="8186EF"/>
-          <w:sz w:val="15"/>
-          <w:szCs w:val="15"/>
-        </w:rPr>
-        <w:t xml:space="preserve"> (20) </w:t>
+        <w:t xml:space="preserve"> (16) </w:t>
       </w:r>
       <w:r>
         <w:rPr>
@@ -10430,7 +10136,7 @@
                 <w:sz w:val="16"/>
                 <w:szCs w:val="16"/>
               </w:rPr>
-              <w:t xml:space="preserve">crushers   ·   relevant   ·   volume   ·   overhead   ·   general</w:t>
+              <w:t xml:space="preserve">crushers   ·   general   ·   overhead   ·   Orontes</w:t>
             </w:r>
           </w:p>
         </w:tc>
@@ -10750,7 +10456,7 @@
                 <w:sz w:val="14"/>
                 <w:szCs w:val="14"/>
               </w:rPr>
-              <w:t xml:space="preserve">(21)</w:t>
+              <w:t xml:space="preserve">(17)</w:t>
             </w:r>
           </w:p>
         </w:tc>
@@ -10850,7 +10556,7 @@
                 <w:sz w:val="14"/>
                 <w:szCs w:val="14"/>
               </w:rPr>
-              <w:t xml:space="preserve">(22)</w:t>
+              <w:t xml:space="preserve">(18)</w:t>
             </w:r>
           </w:p>
         </w:tc>
@@ -11238,7 +10944,7 @@
                 <w:sz w:val="14"/>
                 <w:szCs w:val="14"/>
               </w:rPr>
-              <w:t xml:space="preserve">(23)</w:t>
+              <w:t xml:space="preserve">(19)</w:t>
             </w:r>
           </w:p>
         </w:tc>
@@ -11337,7 +11043,7 @@
                 <w:sz w:val="14"/>
                 <w:szCs w:val="14"/>
               </w:rPr>
-              <w:t xml:space="preserve">(24)</w:t>
+              <w:t xml:space="preserve">(20)</w:t>
             </w:r>
           </w:p>
         </w:tc>
@@ -11447,7 +11153,7 @@
                 <w:sz w:val="16"/>
                 <w:szCs w:val="16"/>
               </w:rPr>
-              <w:t xml:space="preserve">MOH Control - Variable   ·   Raw Materials Inventory   ·   Totals   ·   mixed cost   ·   Accounts Payable</w:t>
+              <w:t xml:space="preserve">MOH Control - Variable   ·   Raw Materials Inventory   ·   Totals   ·   cost behavior   ·   Accounts Payable</w:t>
             </w:r>
           </w:p>
         </w:tc>
@@ -11521,7 +11227,7 @@
           <w:sz w:val="16"/>
           <w:szCs w:val="16"/>
         </w:rPr>
-        <w:t xml:space="preserve">      gaps 25–27</w:t>
+        <w:t xml:space="preserve">      gaps 21–23</w:t>
       </w:r>
     </w:p>
     <w:p>
@@ -11544,7 +11250,7 @@
           <w:sz w:val="15"/>
           <w:szCs w:val="15"/>
         </w:rPr>
-        <w:t xml:space="preserve"> (25) </w:t>
+        <w:t xml:space="preserve"> (21) </w:t>
       </w:r>
       <w:r>
         <w:rPr>
@@ -11573,7 +11279,14 @@
           <w:sz w:val="19"/>
           <w:szCs w:val="19"/>
         </w:rPr>
-        <w:t xml:space="preserve">March variable </w:t>
+        <w:t xml:space="preserve">March variable overhead: $20 × 3,200 = $64,000. </w:t>
+      </w:r>
+      <w:r>
+        <w:rPr>
+          <w:sz w:val="19"/>
+          <w:szCs w:val="19"/>
+        </w:rPr>
+        <w:t xml:space="preserve">Fixed maintenance for the year: $216,000, </w:t>
       </w:r>
       <w:r>
         <w:rPr>
@@ -11583,7 +11296,7 @@
           <w:sz w:val="15"/>
           <w:szCs w:val="15"/>
         </w:rPr>
-        <w:t xml:space="preserve"> (26) </w:t>
+        <w:t xml:space="preserve"> (22) </w:t>
       </w:r>
       <w:r>
         <w:rPr>
@@ -11605,14 +11318,14 @@
           <w:sz w:val="19"/>
           <w:szCs w:val="19"/>
         </w:rPr>
-        <w:t xml:space="preserve">: $20 × 3,200 = $64,000. </w:t>
-      </w:r>
-      <w:r>
-        <w:rPr>
-          <w:sz w:val="19"/>
-          <w:szCs w:val="19"/>
-        </w:rPr>
-        <w:t xml:space="preserve">Fixed maintenance for the year: $216,000, </w:t>
+        <w:t xml:space="preserve"> months at $18,000. </w:t>
+      </w:r>
+      <w:r>
+        <w:rPr>
+          <w:sz w:val="19"/>
+          <w:szCs w:val="19"/>
+        </w:rPr>
+        <w:t xml:space="preserve"/>
       </w:r>
       <w:r>
         <w:rPr>
@@ -11622,7 +11335,7 @@
           <w:sz w:val="15"/>
           <w:szCs w:val="15"/>
         </w:rPr>
-        <w:t xml:space="preserve"> (27) </w:t>
+        <w:t xml:space="preserve"> (23) </w:t>
       </w:r>
       <w:r>
         <w:rPr>
@@ -11644,14 +11357,7 @@
           <w:sz w:val="19"/>
           <w:szCs w:val="19"/>
         </w:rPr>
-        <w:t xml:space="preserve"> months at $18,000. </w:t>
-      </w:r>
-      <w:r>
-        <w:rPr>
-          <w:sz w:val="19"/>
-          <w:szCs w:val="19"/>
-        </w:rPr>
-        <w:t xml:space="preserve">Journal total: $82,000 on both sides. </w:t>
+        <w:t xml:space="preserve"> total: $82,000 on both sides. </w:t>
       </w:r>
     </w:p>
     <w:tbl>
@@ -11709,7 +11415,7 @@
                 <w:sz w:val="16"/>
                 <w:szCs w:val="16"/>
               </w:rPr>
-              <w:t xml:space="preserve">twelve   ·   regression   ·   overhead   ·   behavior</w:t>
+              <w:t xml:space="preserve">Journal   ·   regression   ·   twelve   ·   behavior</w:t>
             </w:r>
           </w:p>
         </w:tc>
@@ -11783,7 +11489,7 @@
           <w:sz w:val="16"/>
           <w:szCs w:val="16"/>
         </w:rPr>
-        <w:t xml:space="preserve">      gaps 28–30</w:t>
+        <w:t xml:space="preserve">      gaps 24–26</w:t>
       </w:r>
     </w:p>
     <w:p>
@@ -11796,7 +11502,7 @@
           <w:sz w:val="19"/>
           <w:szCs w:val="19"/>
         </w:rPr>
-        <w:t xml:space="preserve">Expect a cost at two </w:t>
+        <w:t xml:space="preserve">Expect a cost at two volumes and a </w:t>
       </w:r>
       <w:r>
         <w:rPr>
@@ -11806,7 +11512,7 @@
           <w:sz w:val="15"/>
           <w:szCs w:val="15"/>
         </w:rPr>
-        <w:t xml:space="preserve"> (28) </w:t>
+        <w:t xml:space="preserve"> (24) </w:t>
       </w:r>
       <w:r>
         <w:rPr>
@@ -11828,14 +11534,14 @@
           <w:sz w:val="19"/>
           <w:szCs w:val="19"/>
         </w:rPr>
-        <w:t xml:space="preserve"> and a request for the cost at a third volume. </w:t>
-      </w:r>
-      <w:r>
-        <w:rPr>
-          <w:sz w:val="19"/>
-          <w:szCs w:val="19"/>
-        </w:rPr>
-        <w:t xml:space="preserve">Split the cost first, check that the new volume is inside the </w:t>
+        <w:t xml:space="preserve"> for the cost at a third volume. </w:t>
+      </w:r>
+      <w:r>
+        <w:rPr>
+          <w:sz w:val="19"/>
+          <w:szCs w:val="19"/>
+        </w:rPr>
+        <w:t xml:space="preserve">Split the cost first, check that the new volume is inside the relevant range, then </w:t>
       </w:r>
       <w:r>
         <w:rPr>
@@ -11845,7 +11551,7 @@
           <w:sz w:val="15"/>
           <w:szCs w:val="15"/>
         </w:rPr>
-        <w:t xml:space="preserve"> (29) </w:t>
+        <w:t xml:space="preserve"> (25) </w:t>
       </w:r>
       <w:r>
         <w:rPr>
@@ -11867,7 +11573,7 @@
           <w:sz w:val="19"/>
           <w:szCs w:val="19"/>
         </w:rPr>
-        <w:t xml:space="preserve"> range, then rebuild the total. </w:t>
+        <w:t xml:space="preserve"> the total. </w:t>
       </w:r>
       <w:r>
         <w:rPr>
@@ -11884,7 +11590,7 @@
           <w:sz w:val="15"/>
           <w:szCs w:val="15"/>
         </w:rPr>
-        <w:t xml:space="preserve"> (30) </w:t>
+        <w:t xml:space="preserve"> (26) </w:t>
       </w:r>
       <w:r>
         <w:rPr>
@@ -11964,7 +11670,7 @@
                 <w:sz w:val="16"/>
                 <w:szCs w:val="16"/>
               </w:rPr>
-              <w:t xml:space="preserve">columns   ·   volumes   ·   relevant   ·   includes</w:t>
+              <w:t xml:space="preserve">variable   ·   request   ·   rebuild   ·   includes</w:t>
             </w:r>
           </w:p>
         </w:tc>
@@ -11983,6 +11689,1065 @@
         <w:t xml:space="preserve"> </w:t>
       </w:r>
     </w:p>
+    <w:tbl>
+      <w:tblPr>
+        <w:tblW w:type="pct" w:w="100%"/>
+        <w:tblLayout w:type="fixed"/>
+        <w:tblBorders>
+          <w:top w:val="single" w:color="353A7C" w:sz="6"/>
+          <w:left w:val="single" w:color="353A7C" w:sz="6"/>
+          <w:bottom w:val="single" w:color="353A7C" w:sz="6"/>
+          <w:right w:val="single" w:color="353A7C" w:sz="6"/>
+          <w:insideH w:val="single" w:color="353A7C" w:sz="6"/>
+          <w:insideV w:val="single" w:color="353A7C" w:sz="6"/>
+        </w:tblBorders>
+      </w:tblPr>
+      <w:tblGrid>
+        <w:gridCol w:w="4224"/>
+        <w:gridCol w:w="2688"/>
+        <w:gridCol w:w="2688"/>
+      </w:tblGrid>
+      <w:tr>
+        <w:tc>
+          <w:tcPr>
+            <w:tcW w:type="pct" w:w="5000"/>
+            <w:gridSpan w:val="3"/>
+            <w:shd w:fill="353A7C" w:val="clear"/>
+            <w:tcMar>
+              <w:top w:type="dxa" w:w="60"/>
+              <w:left w:type="dxa" w:w="120"/>
+              <w:bottom w:type="dxa" w:w="60"/>
+              <w:right w:type="dxa" w:w="120"/>
+            </w:tcMar>
+          </w:tcPr>
+          <w:p>
+            <w:pPr>
+              <w:spacing w:before="40" w:after="40"/>
+            </w:pPr>
+            <w:r>
+              <w:rPr>
+                <w:b/>
+                <w:bCs/>
+                <w:color w:val="FFFFFF"/>
+                <w:sz w:val="17"/>
+                <w:szCs w:val="17"/>
+              </w:rPr>
+              <w:t xml:space="preserve">Exam view</w:t>
+            </w:r>
+          </w:p>
+        </w:tc>
+      </w:tr>
+      <w:tr>
+        <w:tc>
+          <w:tcPr>
+            <w:tcW w:type="pct" w:w="2200"/>
+            <w:shd w:fill="353A7C" w:val="clear"/>
+            <w:tcMar>
+              <w:top w:type="dxa" w:w="50"/>
+              <w:left w:type="dxa" w:w="110"/>
+              <w:bottom w:type="dxa" w:w="50"/>
+              <w:right w:type="dxa" w:w="110"/>
+            </w:tcMar>
+          </w:tcPr>
+          <w:p>
+            <w:pPr>
+              <w:spacing w:before="30" w:after="30"/>
+            </w:pPr>
+            <w:r>
+              <w:rPr>
+                <w:b/>
+                <w:bCs/>
+                <w:color w:val="FFFFFF"/>
+                <w:sz w:val="15"/>
+                <w:szCs w:val="15"/>
+              </w:rPr>
+              <w:t xml:space="preserve">Beverages packaging hall, monthly (whole USD)</w:t>
+            </w:r>
+          </w:p>
+        </w:tc>
+        <w:tc>
+          <w:tcPr>
+            <w:tcW w:type="pct" w:w="1400"/>
+            <w:shd w:fill="353A7C" w:val="clear"/>
+            <w:tcMar>
+              <w:top w:type="dxa" w:w="50"/>
+              <w:left w:type="dxa" w:w="110"/>
+              <w:bottom w:type="dxa" w:w="50"/>
+              <w:right w:type="dxa" w:w="110"/>
+            </w:tcMar>
+          </w:tcPr>
+          <w:p>
+            <w:pPr>
+              <w:spacing w:before="30" w:after="30"/>
+            </w:pPr>
+            <w:r>
+              <w:rPr>
+                <w:b/>
+                <w:bCs/>
+                <w:color w:val="FFFFFF"/>
+                <w:sz w:val="15"/>
+                <w:szCs w:val="15"/>
+              </w:rPr>
+              <w:t xml:space="preserve">60,000 cases</w:t>
+            </w:r>
+          </w:p>
+        </w:tc>
+        <w:tc>
+          <w:tcPr>
+            <w:tcW w:type="pct" w:w="1400"/>
+            <w:shd w:fill="353A7C" w:val="clear"/>
+            <w:tcMar>
+              <w:top w:type="dxa" w:w="50"/>
+              <w:left w:type="dxa" w:w="110"/>
+              <w:bottom w:type="dxa" w:w="50"/>
+              <w:right w:type="dxa" w:w="110"/>
+            </w:tcMar>
+          </w:tcPr>
+          <w:p>
+            <w:pPr>
+              <w:spacing w:before="30" w:after="30"/>
+            </w:pPr>
+            <w:r>
+              <w:rPr>
+                <w:b/>
+                <w:bCs/>
+                <w:color w:val="FFFFFF"/>
+                <w:sz w:val="15"/>
+                <w:szCs w:val="15"/>
+              </w:rPr>
+              <w:t xml:space="preserve">80,000 cases</w:t>
+            </w:r>
+          </w:p>
+        </w:tc>
+      </w:tr>
+      <w:tr>
+        <w:tc>
+          <w:tcPr>
+            <w:tcW w:type="pct" w:w="2200"/>
+            <w:tcMar>
+              <w:top w:type="dxa" w:w="50"/>
+              <w:left w:type="dxa" w:w="110"/>
+              <w:bottom w:type="dxa" w:w="50"/>
+              <w:right w:type="dxa" w:w="110"/>
+            </w:tcMar>
+          </w:tcPr>
+          <w:p>
+            <w:pPr>
+              <w:spacing w:before="28" w:after="28"/>
+            </w:pPr>
+            <w:r>
+              <w:rPr>
+                <w:sz w:val="15"/>
+                <w:szCs w:val="15"/>
+              </w:rPr>
+              <w:t xml:space="preserve">Electricity</w:t>
+            </w:r>
+          </w:p>
+        </w:tc>
+        <w:tc>
+          <w:tcPr>
+            <w:tcW w:type="pct" w:w="1400"/>
+            <w:tcMar>
+              <w:top w:type="dxa" w:w="50"/>
+              <w:left w:type="dxa" w:w="110"/>
+              <w:bottom w:type="dxa" w:w="50"/>
+              <w:right w:type="dxa" w:w="110"/>
+            </w:tcMar>
+          </w:tcPr>
+          <w:p>
+            <w:pPr>
+              <w:spacing w:before="28" w:after="28"/>
+            </w:pPr>
+            <w:r>
+              <w:rPr>
+                <w:sz w:val="15"/>
+                <w:szCs w:val="15"/>
+              </w:rPr>
+              <w:t xml:space="preserve">14,000</w:t>
+            </w:r>
+          </w:p>
+        </w:tc>
+        <w:tc>
+          <w:tcPr>
+            <w:tcW w:type="pct" w:w="1400"/>
+            <w:tcMar>
+              <w:top w:type="dxa" w:w="50"/>
+              <w:left w:type="dxa" w:w="110"/>
+              <w:bottom w:type="dxa" w:w="50"/>
+              <w:right w:type="dxa" w:w="110"/>
+            </w:tcMar>
+          </w:tcPr>
+          <w:p>
+            <w:pPr>
+              <w:spacing w:before="28" w:after="28"/>
+            </w:pPr>
+            <w:r>
+              <w:rPr>
+                <w:sz w:val="15"/>
+                <w:szCs w:val="15"/>
+              </w:rPr>
+              <w:t xml:space="preserve">17,000</w:t>
+            </w:r>
+          </w:p>
+        </w:tc>
+      </w:tr>
+      <w:tr>
+        <w:tc>
+          <w:tcPr>
+            <w:tcW w:type="pct" w:w="2200"/>
+            <w:shd w:fill="FFFFFF" w:val="clear"/>
+            <w:tcMar>
+              <w:top w:type="dxa" w:w="50"/>
+              <w:left w:type="dxa" w:w="110"/>
+              <w:bottom w:type="dxa" w:w="50"/>
+              <w:right w:type="dxa" w:w="110"/>
+            </w:tcMar>
+          </w:tcPr>
+          <w:p>
+            <w:pPr>
+              <w:spacing w:before="46" w:after="46"/>
+            </w:pPr>
+            <w:r>
+              <w:rPr>
+                <w:b/>
+                <w:bCs/>
+                <w:color w:val="8186EF"/>
+                <w:sz w:val="14"/>
+                <w:szCs w:val="14"/>
+              </w:rPr>
+              <w:t xml:space="preserve">(27)</w:t>
+            </w:r>
+          </w:p>
+        </w:tc>
+        <w:tc>
+          <w:tcPr>
+            <w:tcW w:type="pct" w:w="1400"/>
+            <w:shd w:fill="FBFAF6" w:val="clear"/>
+            <w:tcMar>
+              <w:top w:type="dxa" w:w="50"/>
+              <w:left w:type="dxa" w:w="110"/>
+              <w:bottom w:type="dxa" w:w="50"/>
+              <w:right w:type="dxa" w:w="110"/>
+            </w:tcMar>
+          </w:tcPr>
+          <w:p>
+            <w:pPr>
+              <w:spacing w:before="28" w:after="28"/>
+            </w:pPr>
+            <w:r>
+              <w:rPr>
+                <w:sz w:val="15"/>
+                <w:szCs w:val="15"/>
+              </w:rPr>
+              <w:t xml:space="preserve">9,000</w:t>
+            </w:r>
+          </w:p>
+        </w:tc>
+        <w:tc>
+          <w:tcPr>
+            <w:tcW w:type="pct" w:w="1400"/>
+            <w:shd w:fill="FBFAF6" w:val="clear"/>
+            <w:tcMar>
+              <w:top w:type="dxa" w:w="50"/>
+              <w:left w:type="dxa" w:w="110"/>
+              <w:bottom w:type="dxa" w:w="50"/>
+              <w:right w:type="dxa" w:w="110"/>
+            </w:tcMar>
+          </w:tcPr>
+          <w:p>
+            <w:pPr>
+              <w:spacing w:before="28" w:after="28"/>
+            </w:pPr>
+            <w:r>
+              <w:rPr>
+                <w:sz w:val="15"/>
+                <w:szCs w:val="15"/>
+              </w:rPr>
+              <w:t xml:space="preserve">9,000</w:t>
+            </w:r>
+          </w:p>
+        </w:tc>
+      </w:tr>
+      <w:tr>
+        <w:tc>
+          <w:tcPr>
+            <w:tcW w:type="pct" w:w="2200"/>
+            <w:shd w:fill="FFFFFF" w:val="clear"/>
+            <w:tcMar>
+              <w:top w:type="dxa" w:w="50"/>
+              <w:left w:type="dxa" w:w="110"/>
+              <w:bottom w:type="dxa" w:w="50"/>
+              <w:right w:type="dxa" w:w="110"/>
+            </w:tcMar>
+          </w:tcPr>
+          <w:p>
+            <w:pPr>
+              <w:spacing w:before="46" w:after="46"/>
+            </w:pPr>
+            <w:r>
+              <w:rPr>
+                <w:b/>
+                <w:bCs/>
+                <w:color w:val="8186EF"/>
+                <w:sz w:val="14"/>
+                <w:szCs w:val="14"/>
+              </w:rPr>
+              <w:t xml:space="preserve">(28)</w:t>
+            </w:r>
+          </w:p>
+        </w:tc>
+        <w:tc>
+          <w:tcPr>
+            <w:tcW w:type="pct" w:w="1400"/>
+            <w:tcMar>
+              <w:top w:type="dxa" w:w="50"/>
+              <w:left w:type="dxa" w:w="110"/>
+              <w:bottom w:type="dxa" w:w="50"/>
+              <w:right w:type="dxa" w:w="110"/>
+            </w:tcMar>
+          </w:tcPr>
+          <w:p>
+            <w:pPr>
+              <w:spacing w:before="28" w:after="28"/>
+            </w:pPr>
+            <w:r>
+              <w:rPr>
+                <w:sz w:val="15"/>
+                <w:szCs w:val="15"/>
+              </w:rPr>
+              <w:t xml:space="preserve">3,600</w:t>
+            </w:r>
+          </w:p>
+        </w:tc>
+        <w:tc>
+          <w:tcPr>
+            <w:tcW w:type="pct" w:w="1400"/>
+            <w:tcMar>
+              <w:top w:type="dxa" w:w="50"/>
+              <w:left w:type="dxa" w:w="110"/>
+              <w:bottom w:type="dxa" w:w="50"/>
+              <w:right w:type="dxa" w:w="110"/>
+            </w:tcMar>
+          </w:tcPr>
+          <w:p>
+            <w:pPr>
+              <w:spacing w:before="28" w:after="28"/>
+            </w:pPr>
+            <w:r>
+              <w:rPr>
+                <w:sz w:val="15"/>
+                <w:szCs w:val="15"/>
+              </w:rPr>
+              <w:t xml:space="preserve">4,800</w:t>
+            </w:r>
+          </w:p>
+        </w:tc>
+      </w:tr>
+      <w:tr>
+        <w:tc>
+          <w:tcPr>
+            <w:tcW w:type="pct" w:w="2200"/>
+            <w:shd w:fill="FBFAF6" w:val="clear"/>
+            <w:tcMar>
+              <w:top w:type="dxa" w:w="50"/>
+              <w:left w:type="dxa" w:w="110"/>
+              <w:bottom w:type="dxa" w:w="50"/>
+              <w:right w:type="dxa" w:w="110"/>
+            </w:tcMar>
+          </w:tcPr>
+          <w:p>
+            <w:pPr>
+              <w:spacing w:before="28" w:after="28"/>
+            </w:pPr>
+            <w:r>
+              <w:rPr>
+                <w:sz w:val="15"/>
+                <w:szCs w:val="15"/>
+              </w:rPr>
+              <w:t xml:space="preserve">Forklift rental (a third forklift is added above 70,000 cases)</w:t>
+            </w:r>
+          </w:p>
+        </w:tc>
+        <w:tc>
+          <w:tcPr>
+            <w:tcW w:type="pct" w:w="1400"/>
+            <w:shd w:fill="FBFAF6" w:val="clear"/>
+            <w:tcMar>
+              <w:top w:type="dxa" w:w="50"/>
+              <w:left w:type="dxa" w:w="110"/>
+              <w:bottom w:type="dxa" w:w="50"/>
+              <w:right w:type="dxa" w:w="110"/>
+            </w:tcMar>
+          </w:tcPr>
+          <w:p>
+            <w:pPr>
+              <w:spacing w:before="28" w:after="28"/>
+            </w:pPr>
+            <w:r>
+              <w:rPr>
+                <w:sz w:val="15"/>
+                <w:szCs w:val="15"/>
+              </w:rPr>
+              <w:t xml:space="preserve">5,000</w:t>
+            </w:r>
+          </w:p>
+        </w:tc>
+        <w:tc>
+          <w:tcPr>
+            <w:tcW w:type="pct" w:w="1400"/>
+            <w:shd w:fill="FBFAF6" w:val="clear"/>
+            <w:tcMar>
+              <w:top w:type="dxa" w:w="50"/>
+              <w:left w:type="dxa" w:w="110"/>
+              <w:bottom w:type="dxa" w:w="50"/>
+              <w:right w:type="dxa" w:w="110"/>
+            </w:tcMar>
+          </w:tcPr>
+          <w:p>
+            <w:pPr>
+              <w:spacing w:before="28" w:after="28"/>
+            </w:pPr>
+            <w:r>
+              <w:rPr>
+                <w:sz w:val="15"/>
+                <w:szCs w:val="15"/>
+              </w:rPr>
+              <w:t xml:space="preserve">7,500</w:t>
+            </w:r>
+          </w:p>
+        </w:tc>
+      </w:tr>
+      <w:tr>
+        <w:tc>
+          <w:tcPr>
+            <w:tcW w:type="pct" w:w="2200"/>
+            <w:shd w:fill="FFFFFF" w:val="clear"/>
+            <w:tcMar>
+              <w:top w:type="dxa" w:w="50"/>
+              <w:left w:type="dxa" w:w="110"/>
+              <w:bottom w:type="dxa" w:w="50"/>
+              <w:right w:type="dxa" w:w="110"/>
+            </w:tcMar>
+          </w:tcPr>
+          <w:p>
+            <w:pPr>
+              <w:spacing w:before="46" w:after="46"/>
+            </w:pPr>
+            <w:r>
+              <w:rPr>
+                <w:b/>
+                <w:bCs/>
+                <w:color w:val="8186EF"/>
+                <w:sz w:val="14"/>
+                <w:szCs w:val="14"/>
+              </w:rPr>
+              <w:t xml:space="preserve">(29)</w:t>
+            </w:r>
+          </w:p>
+        </w:tc>
+        <w:tc>
+          <w:tcPr>
+            <w:tcW w:type="pct" w:w="1400"/>
+            <w:tcMar>
+              <w:top w:type="dxa" w:w="50"/>
+              <w:left w:type="dxa" w:w="110"/>
+              <w:bottom w:type="dxa" w:w="50"/>
+              <w:right w:type="dxa" w:w="110"/>
+            </w:tcMar>
+          </w:tcPr>
+          <w:p>
+            <w:pPr>
+              <w:spacing w:before="28" w:after="28"/>
+            </w:pPr>
+            <w:r>
+              <w:rPr>
+                <w:sz w:val="15"/>
+                <w:szCs w:val="15"/>
+              </w:rPr>
+              <w:t xml:space="preserve">6,500</w:t>
+            </w:r>
+          </w:p>
+        </w:tc>
+        <w:tc>
+          <w:tcPr>
+            <w:tcW w:type="pct" w:w="1400"/>
+            <w:tcMar>
+              <w:top w:type="dxa" w:w="50"/>
+              <w:left w:type="dxa" w:w="110"/>
+              <w:bottom w:type="dxa" w:w="50"/>
+              <w:right w:type="dxa" w:w="110"/>
+            </w:tcMar>
+          </w:tcPr>
+          <w:p>
+            <w:pPr>
+              <w:spacing w:before="28" w:after="28"/>
+            </w:pPr>
+            <w:r>
+              <w:rPr>
+                <w:sz w:val="15"/>
+                <w:szCs w:val="15"/>
+              </w:rPr>
+              <w:t xml:space="preserve">8,000</w:t>
+            </w:r>
+          </w:p>
+        </w:tc>
+      </w:tr>
+      <w:tr>
+        <w:tc>
+          <w:tcPr>
+            <w:tcW w:type="pct" w:w="2200"/>
+            <w:shd w:fill="FBFAF6" w:val="clear"/>
+            <w:tcMar>
+              <w:top w:type="dxa" w:w="50"/>
+              <w:left w:type="dxa" w:w="110"/>
+              <w:bottom w:type="dxa" w:w="50"/>
+              <w:right w:type="dxa" w:w="110"/>
+            </w:tcMar>
+          </w:tcPr>
+          <w:p>
+            <w:pPr>
+              <w:spacing w:before="28" w:after="28"/>
+            </w:pPr>
+            <w:r>
+              <w:rPr>
+                <w:sz w:val="15"/>
+                <w:szCs w:val="15"/>
+              </w:rPr>
+              <w:t xml:space="preserve">Total</w:t>
+            </w:r>
+          </w:p>
+        </w:tc>
+        <w:tc>
+          <w:tcPr>
+            <w:tcW w:type="pct" w:w="1400"/>
+            <w:shd w:fill="FBFAF6" w:val="clear"/>
+            <w:tcMar>
+              <w:top w:type="dxa" w:w="50"/>
+              <w:left w:type="dxa" w:w="110"/>
+              <w:bottom w:type="dxa" w:w="50"/>
+              <w:right w:type="dxa" w:w="110"/>
+            </w:tcMar>
+          </w:tcPr>
+          <w:p>
+            <w:pPr>
+              <w:spacing w:before="28" w:after="28"/>
+            </w:pPr>
+            <w:r>
+              <w:rPr>
+                <w:sz w:val="15"/>
+                <w:szCs w:val="15"/>
+              </w:rPr>
+              <w:t xml:space="preserve">38,100</w:t>
+            </w:r>
+          </w:p>
+        </w:tc>
+        <w:tc>
+          <w:tcPr>
+            <w:tcW w:type="pct" w:w="1400"/>
+            <w:shd w:fill="FBFAF6" w:val="clear"/>
+            <w:tcMar>
+              <w:top w:type="dxa" w:w="50"/>
+              <w:left w:type="dxa" w:w="110"/>
+              <w:bottom w:type="dxa" w:w="50"/>
+              <w:right w:type="dxa" w:w="110"/>
+            </w:tcMar>
+          </w:tcPr>
+          <w:p>
+            <w:pPr>
+              <w:spacing w:before="28" w:after="28"/>
+            </w:pPr>
+            <w:r>
+              <w:rPr>
+                <w:sz w:val="15"/>
+                <w:szCs w:val="15"/>
+              </w:rPr>
+              <w:t xml:space="preserve">46,300</w:t>
+            </w:r>
+          </w:p>
+        </w:tc>
+      </w:tr>
+    </w:tbl>
+    <w:p/>
+    <w:tbl>
+      <w:tblPr>
+        <w:tblW w:type="pct" w:w="100%"/>
+        <w:tblLayout w:type="fixed"/>
+        <w:tblBorders>
+          <w:top w:val="single" w:color="FBFAF6" w:sz="4"/>
+          <w:left w:val="single" w:color="FBFAF6" w:sz="4"/>
+          <w:bottom w:val="single" w:color="FBFAF6" w:sz="4"/>
+          <w:right w:val="single" w:color="FBFAF6" w:sz="4"/>
+          <w:insideH w:val="single" w:color="FBFAF6" w:sz="4"/>
+          <w:insideV w:val="single" w:color="FBFAF6" w:sz="4"/>
+        </w:tblBorders>
+      </w:tblPr>
+      <w:tblGrid>
+        <w:gridCol w:w="9600"/>
+      </w:tblGrid>
+      <w:tr>
+        <w:tc>
+          <w:tcPr>
+            <w:tcW w:type="pct" w:w="5000"/>
+            <w:shd w:fill="FBFAF6" w:val="clear"/>
+            <w:tcMar>
+              <w:top w:type="dxa" w:w="40"/>
+              <w:left w:type="dxa" w:w="100"/>
+              <w:bottom w:type="dxa" w:w="40"/>
+              <w:right w:type="dxa" w:w="100"/>
+            </w:tcMar>
+          </w:tcPr>
+          <w:p>
+            <w:pPr>
+              <w:spacing w:before="18" w:after="6"/>
+            </w:pPr>
+            <w:r>
+              <w:rPr>
+                <w:b/>
+                <w:bCs/>
+                <w:color w:val="6B7280"/>
+                <w:sz w:val="14"/>
+                <w:szCs w:val="14"/>
+              </w:rPr>
+              <w:t xml:space="preserve">word list</w:t>
+            </w:r>
+          </w:p>
+          <w:p>
+            <w:pPr>
+              <w:spacing w:before="0" w:after="18"/>
+            </w:pPr>
+            <w:r>
+              <w:rPr>
+                <w:b/>
+                <w:bCs/>
+                <w:color w:val="353A7C"/>
+                <w:sz w:val="16"/>
+                <w:szCs w:val="16"/>
+              </w:rPr>
+              <w:t xml:space="preserve">Line supervision   ·   step cost   ·   Shrink film   ·   Maintenance</w:t>
+            </w:r>
+          </w:p>
+        </w:tc>
+      </w:tr>
+    </w:tbl>
+    <w:p/>
+    <w:tbl>
+      <w:tblPr>
+        <w:tblW w:type="pct" w:w="100%"/>
+        <w:tblLayout w:type="fixed"/>
+        <w:tblBorders>
+          <w:top w:val="single" w:color="353A7C" w:sz="6"/>
+          <w:left w:val="single" w:color="353A7C" w:sz="6"/>
+          <w:bottom w:val="single" w:color="353A7C" w:sz="6"/>
+          <w:right w:val="single" w:color="353A7C" w:sz="6"/>
+          <w:insideH w:val="single" w:color="353A7C" w:sz="6"/>
+          <w:insideV w:val="single" w:color="353A7C" w:sz="6"/>
+        </w:tblBorders>
+      </w:tblPr>
+      <w:tblGrid>
+        <w:gridCol w:w="4992"/>
+        <w:gridCol w:w="4608"/>
+      </w:tblGrid>
+      <w:tr>
+        <w:tc>
+          <w:tcPr>
+            <w:tcW w:type="pct" w:w="5000"/>
+            <w:gridSpan w:val="2"/>
+            <w:shd w:fill="353A7C" w:val="clear"/>
+            <w:tcMar>
+              <w:top w:type="dxa" w:w="60"/>
+              <w:left w:type="dxa" w:w="120"/>
+              <w:bottom w:type="dxa" w:w="60"/>
+              <w:right w:type="dxa" w:w="120"/>
+            </w:tcMar>
+          </w:tcPr>
+          <w:p>
+            <w:pPr>
+              <w:spacing w:before="40" w:after="40"/>
+            </w:pPr>
+            <w:r>
+              <w:rPr>
+                <w:b/>
+                <w:bCs/>
+                <w:color w:val="FFFFFF"/>
+                <w:sz w:val="17"/>
+                <w:szCs w:val="17"/>
+              </w:rPr>
+              <w:t xml:space="preserve">Cost — Category</w:t>
+            </w:r>
+          </w:p>
+        </w:tc>
+      </w:tr>
+      <w:tr>
+        <w:tc>
+          <w:tcPr>
+            <w:tcW w:type="pct" w:w="2600"/>
+            <w:shd w:fill="353A7C" w:val="clear"/>
+            <w:tcMar>
+              <w:top w:type="dxa" w:w="50"/>
+              <w:left w:type="dxa" w:w="110"/>
+              <w:bottom w:type="dxa" w:w="50"/>
+              <w:right w:type="dxa" w:w="110"/>
+            </w:tcMar>
+          </w:tcPr>
+          <w:p>
+            <w:pPr>
+              <w:spacing w:before="30" w:after="30"/>
+            </w:pPr>
+            <w:r>
+              <w:rPr>
+                <w:b/>
+                <w:bCs/>
+                <w:color w:val="FFFFFF"/>
+                <w:sz w:val="15"/>
+                <w:szCs w:val="15"/>
+              </w:rPr>
+              <w:t xml:space="preserve">Cost</w:t>
+            </w:r>
+          </w:p>
+        </w:tc>
+        <w:tc>
+          <w:tcPr>
+            <w:tcW w:type="pct" w:w="2400"/>
+            <w:shd w:fill="353A7C" w:val="clear"/>
+            <w:tcMar>
+              <w:top w:type="dxa" w:w="50"/>
+              <w:left w:type="dxa" w:w="110"/>
+              <w:bottom w:type="dxa" w:w="50"/>
+              <w:right w:type="dxa" w:w="110"/>
+            </w:tcMar>
+          </w:tcPr>
+          <w:p>
+            <w:pPr>
+              <w:spacing w:before="30" w:after="30"/>
+            </w:pPr>
+            <w:r>
+              <w:rPr>
+                <w:b/>
+                <w:bCs/>
+                <w:color w:val="FFFFFF"/>
+                <w:sz w:val="15"/>
+                <w:szCs w:val="15"/>
+              </w:rPr>
+              <w:t xml:space="preserve">Category</w:t>
+            </w:r>
+          </w:p>
+        </w:tc>
+      </w:tr>
+      <w:tr>
+        <w:tc>
+          <w:tcPr>
+            <w:tcW w:type="pct" w:w="2600"/>
+            <w:tcMar>
+              <w:top w:type="dxa" w:w="50"/>
+              <w:left w:type="dxa" w:w="110"/>
+              <w:bottom w:type="dxa" w:w="50"/>
+              <w:right w:type="dxa" w:w="110"/>
+            </w:tcMar>
+          </w:tcPr>
+          <w:p>
+            <w:pPr>
+              <w:spacing w:before="28" w:after="28"/>
+            </w:pPr>
+            <w:r>
+              <w:rPr>
+                <w:sz w:val="15"/>
+                <w:szCs w:val="15"/>
+              </w:rPr>
+              <w:t xml:space="preserve">Electricity</w:t>
+            </w:r>
+          </w:p>
+        </w:tc>
+        <w:tc>
+          <w:tcPr>
+            <w:tcW w:type="pct" w:w="2400"/>
+            <w:tcMar>
+              <w:top w:type="dxa" w:w="50"/>
+              <w:left w:type="dxa" w:w="110"/>
+              <w:bottom w:type="dxa" w:w="50"/>
+              <w:right w:type="dxa" w:w="110"/>
+            </w:tcMar>
+          </w:tcPr>
+          <w:p>
+            <w:pPr>
+              <w:spacing w:before="28" w:after="28"/>
+            </w:pPr>
+            <w:r>
+              <w:rPr>
+                <w:sz w:val="15"/>
+                <w:szCs w:val="15"/>
+              </w:rPr>
+              <w:t xml:space="preserve">Mixed</w:t>
+            </w:r>
+          </w:p>
+        </w:tc>
+      </w:tr>
+      <w:tr>
+        <w:tc>
+          <w:tcPr>
+            <w:tcW w:type="pct" w:w="2600"/>
+            <w:shd w:fill="FBFAF6" w:val="clear"/>
+            <w:tcMar>
+              <w:top w:type="dxa" w:w="50"/>
+              <w:left w:type="dxa" w:w="110"/>
+              <w:bottom w:type="dxa" w:w="50"/>
+              <w:right w:type="dxa" w:w="110"/>
+            </w:tcMar>
+          </w:tcPr>
+          <w:p>
+            <w:pPr>
+              <w:spacing w:before="28" w:after="28"/>
+            </w:pPr>
+            <w:r>
+              <w:rPr>
+                <w:sz w:val="15"/>
+                <w:szCs w:val="15"/>
+              </w:rPr>
+              <w:t xml:space="preserve">Line supervision</w:t>
+            </w:r>
+          </w:p>
+        </w:tc>
+        <w:tc>
+          <w:tcPr>
+            <w:tcW w:type="pct" w:w="2400"/>
+            <w:shd w:fill="FBFAF6" w:val="clear"/>
+            <w:tcMar>
+              <w:top w:type="dxa" w:w="50"/>
+              <w:left w:type="dxa" w:w="110"/>
+              <w:bottom w:type="dxa" w:w="50"/>
+              <w:right w:type="dxa" w:w="110"/>
+            </w:tcMar>
+          </w:tcPr>
+          <w:p>
+            <w:pPr>
+              <w:spacing w:before="28" w:after="28"/>
+            </w:pPr>
+            <w:r>
+              <w:rPr>
+                <w:sz w:val="15"/>
+                <w:szCs w:val="15"/>
+              </w:rPr>
+              <w:t xml:space="preserve">Fixed</w:t>
+            </w:r>
+          </w:p>
+        </w:tc>
+      </w:tr>
+      <w:tr>
+        <w:tc>
+          <w:tcPr>
+            <w:tcW w:type="pct" w:w="2600"/>
+            <w:tcMar>
+              <w:top w:type="dxa" w:w="50"/>
+              <w:left w:type="dxa" w:w="110"/>
+              <w:bottom w:type="dxa" w:w="50"/>
+              <w:right w:type="dxa" w:w="110"/>
+            </w:tcMar>
+          </w:tcPr>
+          <w:p>
+            <w:pPr>
+              <w:spacing w:before="28" w:after="28"/>
+            </w:pPr>
+            <w:r>
+              <w:rPr>
+                <w:sz w:val="15"/>
+                <w:szCs w:val="15"/>
+              </w:rPr>
+              <w:t xml:space="preserve">Shrink film</w:t>
+            </w:r>
+          </w:p>
+        </w:tc>
+        <w:tc>
+          <w:tcPr>
+            <w:tcW w:type="pct" w:w="2400"/>
+            <w:tcMar>
+              <w:top w:type="dxa" w:w="50"/>
+              <w:left w:type="dxa" w:w="110"/>
+              <w:bottom w:type="dxa" w:w="50"/>
+              <w:right w:type="dxa" w:w="110"/>
+            </w:tcMar>
+          </w:tcPr>
+          <w:p>
+            <w:pPr>
+              <w:spacing w:before="28" w:after="28"/>
+            </w:pPr>
+            <w:r>
+              <w:rPr>
+                <w:sz w:val="15"/>
+                <w:szCs w:val="15"/>
+              </w:rPr>
+              <w:t xml:space="preserve">Variable</w:t>
+            </w:r>
+          </w:p>
+        </w:tc>
+      </w:tr>
+      <w:tr>
+        <w:tc>
+          <w:tcPr>
+            <w:tcW w:type="pct" w:w="2600"/>
+            <w:shd w:fill="FBFAF6" w:val="clear"/>
+            <w:tcMar>
+              <w:top w:type="dxa" w:w="50"/>
+              <w:left w:type="dxa" w:w="110"/>
+              <w:bottom w:type="dxa" w:w="50"/>
+              <w:right w:type="dxa" w:w="110"/>
+            </w:tcMar>
+          </w:tcPr>
+          <w:p>
+            <w:pPr>
+              <w:spacing w:before="28" w:after="28"/>
+            </w:pPr>
+            <w:r>
+              <w:rPr>
+                <w:sz w:val="15"/>
+                <w:szCs w:val="15"/>
+              </w:rPr>
+              <w:t xml:space="preserve">Forklift rental</w:t>
+            </w:r>
+          </w:p>
+        </w:tc>
+        <w:tc>
+          <w:tcPr>
+            <w:tcW w:type="pct" w:w="2400"/>
+            <w:shd w:fill="FFFFFF" w:val="clear"/>
+            <w:tcMar>
+              <w:top w:type="dxa" w:w="50"/>
+              <w:left w:type="dxa" w:w="110"/>
+              <w:bottom w:type="dxa" w:w="50"/>
+              <w:right w:type="dxa" w:w="110"/>
+            </w:tcMar>
+          </w:tcPr>
+          <w:p>
+            <w:pPr>
+              <w:spacing w:before="46" w:after="46"/>
+            </w:pPr>
+            <w:r>
+              <w:rPr>
+                <w:b/>
+                <w:bCs/>
+                <w:color w:val="8186EF"/>
+                <w:sz w:val="14"/>
+                <w:szCs w:val="14"/>
+              </w:rPr>
+              <w:t xml:space="preserve">(30)</w:t>
+            </w:r>
+          </w:p>
+        </w:tc>
+      </w:tr>
+      <w:tr>
+        <w:tc>
+          <w:tcPr>
+            <w:tcW w:type="pct" w:w="2600"/>
+            <w:tcMar>
+              <w:top w:type="dxa" w:w="50"/>
+              <w:left w:type="dxa" w:w="110"/>
+              <w:bottom w:type="dxa" w:w="50"/>
+              <w:right w:type="dxa" w:w="110"/>
+            </w:tcMar>
+          </w:tcPr>
+          <w:p>
+            <w:pPr>
+              <w:spacing w:before="28" w:after="28"/>
+            </w:pPr>
+            <w:r>
+              <w:rPr>
+                <w:sz w:val="15"/>
+                <w:szCs w:val="15"/>
+              </w:rPr>
+              <w:t xml:space="preserve">Maintenance</w:t>
+            </w:r>
+          </w:p>
+        </w:tc>
+        <w:tc>
+          <w:tcPr>
+            <w:tcW w:type="pct" w:w="2400"/>
+            <w:shd w:fill="FFFFFF" w:val="clear"/>
+            <w:tcMar>
+              <w:top w:type="dxa" w:w="50"/>
+              <w:left w:type="dxa" w:w="110"/>
+              <w:bottom w:type="dxa" w:w="50"/>
+              <w:right w:type="dxa" w:w="110"/>
+            </w:tcMar>
+          </w:tcPr>
+          <w:p>
+            <w:pPr>
+              <w:spacing w:before="46" w:after="46"/>
+            </w:pPr>
+            <w:r>
+              <w:rPr>
+                <w:b/>
+                <w:bCs/>
+                <w:color w:val="8186EF"/>
+                <w:sz w:val="14"/>
+                <w:szCs w:val="14"/>
+              </w:rPr>
+              <w:t xml:space="preserve">(31)</w:t>
+            </w:r>
+          </w:p>
+        </w:tc>
+      </w:tr>
+    </w:tbl>
+    <w:p/>
+    <w:tbl>
+      <w:tblPr>
+        <w:tblW w:type="pct" w:w="100%"/>
+        <w:tblLayout w:type="fixed"/>
+        <w:tblBorders>
+          <w:top w:val="single" w:color="FBFAF6" w:sz="4"/>
+          <w:left w:val="single" w:color="FBFAF6" w:sz="4"/>
+          <w:bottom w:val="single" w:color="FBFAF6" w:sz="4"/>
+          <w:right w:val="single" w:color="FBFAF6" w:sz="4"/>
+          <w:insideH w:val="single" w:color="FBFAF6" w:sz="4"/>
+          <w:insideV w:val="single" w:color="FBFAF6" w:sz="4"/>
+        </w:tblBorders>
+      </w:tblPr>
+      <w:tblGrid>
+        <w:gridCol w:w="9600"/>
+      </w:tblGrid>
+      <w:tr>
+        <w:tc>
+          <w:tcPr>
+            <w:tcW w:type="pct" w:w="5000"/>
+            <w:shd w:fill="FBFAF6" w:val="clear"/>
+            <w:tcMar>
+              <w:top w:type="dxa" w:w="40"/>
+              <w:left w:type="dxa" w:w="100"/>
+              <w:bottom w:type="dxa" w:w="40"/>
+              <w:right w:type="dxa" w:w="100"/>
+            </w:tcMar>
+          </w:tcPr>
+          <w:p>
+            <w:pPr>
+              <w:spacing w:before="18" w:after="6"/>
+            </w:pPr>
+            <w:r>
+              <w:rPr>
+                <w:b/>
+                <w:bCs/>
+                <w:color w:val="6B7280"/>
+                <w:sz w:val="14"/>
+                <w:szCs w:val="14"/>
+              </w:rPr>
+              <w:t xml:space="preserve">word list</w:t>
+            </w:r>
+          </w:p>
+          <w:p>
+            <w:pPr>
+              <w:spacing w:before="0" w:after="18"/>
+            </w:pPr>
+            <w:r>
+              <w:rPr>
+                <w:b/>
+                <w:bCs/>
+                <w:color w:val="353A7C"/>
+                <w:sz w:val="16"/>
+                <w:szCs w:val="16"/>
+              </w:rPr>
+              <w:t xml:space="preserve">Mixed   ·   Step   ·   High</w:t>
+            </w:r>
+          </w:p>
+        </w:tc>
+      </w:tr>
+    </w:tbl>
+    <w:p/>
     <w:p>
       <w:pPr>
         <w:spacing w:before="44" w:after="10"/>
@@ -11995,7 +12760,7 @@
           <w:sz w:val="18"/>
           <w:szCs w:val="18"/>
         </w:rPr>
-        <w:t xml:space="preserve">Exam view</w:t>
+        <w:t xml:space="preserve">The English this section uses, and its Arabic</w:t>
       </w:r>
     </w:p>
     <w:p>
@@ -12008,7 +12773,7 @@
           <w:sz w:val="15"/>
           <w:szCs w:val="15"/>
         </w:rPr>
-        <w:t xml:space="preserve">The bars are drawn to scale.</w:t>
+        <w:t xml:space="preserve">Each term sits against what it means.</w:t>
       </w:r>
     </w:p>
     <w:p>
@@ -12019,7 +12784,7 @@
       <w:r>
         <w:drawing>
           <wp:inline distT="0" distB="0" distL="0" distR="0">
-            <wp:extent cx="5734050" cy="1946550"/>
+            <wp:extent cx="5734050" cy="2278525"/>
             <wp:effectExtent t="0" r="0" b="0" l="0"/>
             <wp:docPr id="1" name="" descr="" title=""/>
             <wp:cNvGraphicFramePr>
@@ -12044,7 +12809,7 @@
                   <pic:spPr bwMode="auto">
                     <a:xfrm>
                       <a:off x="0" y="0"/>
-                      <a:ext cx="5734050" cy="1946550"/>
+                      <a:ext cx="5734050" cy="2278525"/>
                     </a:xfrm>
                     <a:prstGeom prst="rect">
                       <a:avLst/>
@@ -12112,799 +12877,7 @@
                 <w:sz w:val="16"/>
                 <w:szCs w:val="16"/>
               </w:rPr>
-              <w:t xml:space="preserve">Maintenance   ·   Shrink film   ·   Electricity</w:t>
-            </w:r>
-          </w:p>
-        </w:tc>
-      </w:tr>
-    </w:tbl>
-    <w:p/>
-    <w:tbl>
-      <w:tblPr>
-        <w:tblW w:type="pct" w:w="100%"/>
-        <w:tblLayout w:type="fixed"/>
-        <w:tblBorders>
-          <w:top w:val="single" w:color="353A7C" w:sz="6"/>
-          <w:left w:val="single" w:color="353A7C" w:sz="6"/>
-          <w:bottom w:val="single" w:color="353A7C" w:sz="6"/>
-          <w:right w:val="single" w:color="353A7C" w:sz="6"/>
-          <w:insideH w:val="single" w:color="353A7C" w:sz="6"/>
-          <w:insideV w:val="single" w:color="353A7C" w:sz="6"/>
-        </w:tblBorders>
-      </w:tblPr>
-      <w:tblGrid>
-        <w:gridCol w:w="4992"/>
-        <w:gridCol w:w="4608"/>
-      </w:tblGrid>
-      <w:tr>
-        <w:tc>
-          <w:tcPr>
-            <w:tcW w:type="pct" w:w="5000"/>
-            <w:gridSpan w:val="2"/>
-            <w:shd w:fill="353A7C" w:val="clear"/>
-            <w:tcMar>
-              <w:top w:type="dxa" w:w="60"/>
-              <w:left w:type="dxa" w:w="120"/>
-              <w:bottom w:type="dxa" w:w="60"/>
-              <w:right w:type="dxa" w:w="120"/>
-            </w:tcMar>
-          </w:tcPr>
-          <w:p>
-            <w:pPr>
-              <w:spacing w:before="40" w:after="40"/>
-            </w:pPr>
-            <w:r>
-              <w:rPr>
-                <w:b/>
-                <w:bCs/>
-                <w:color w:val="FFFFFF"/>
-                <w:sz w:val="17"/>
-                <w:szCs w:val="17"/>
-              </w:rPr>
-              <w:t xml:space="preserve">Item — Answer</w:t>
-            </w:r>
-          </w:p>
-        </w:tc>
-      </w:tr>
-      <w:tr>
-        <w:tc>
-          <w:tcPr>
-            <w:tcW w:type="pct" w:w="2600"/>
-            <w:shd w:fill="353A7C" w:val="clear"/>
-            <w:tcMar>
-              <w:top w:type="dxa" w:w="50"/>
-              <w:left w:type="dxa" w:w="110"/>
-              <w:bottom w:type="dxa" w:w="50"/>
-              <w:right w:type="dxa" w:w="110"/>
-            </w:tcMar>
-          </w:tcPr>
-          <w:p>
-            <w:pPr>
-              <w:spacing w:before="30" w:after="30"/>
-            </w:pPr>
-            <w:r>
-              <w:rPr>
-                <w:b/>
-                <w:bCs/>
-                <w:color w:val="FFFFFF"/>
-                <w:sz w:val="15"/>
-                <w:szCs w:val="15"/>
-              </w:rPr>
-              <w:t xml:space="preserve">Item</w:t>
-            </w:r>
-          </w:p>
-        </w:tc>
-        <w:tc>
-          <w:tcPr>
-            <w:tcW w:type="pct" w:w="2400"/>
-            <w:shd w:fill="353A7C" w:val="clear"/>
-            <w:tcMar>
-              <w:top w:type="dxa" w:w="50"/>
-              <w:left w:type="dxa" w:w="110"/>
-              <w:bottom w:type="dxa" w:w="50"/>
-              <w:right w:type="dxa" w:w="110"/>
-            </w:tcMar>
-          </w:tcPr>
-          <w:p>
-            <w:pPr>
-              <w:spacing w:before="30" w:after="30"/>
-            </w:pPr>
-            <w:r>
-              <w:rPr>
-                <w:b/>
-                <w:bCs/>
-                <w:color w:val="FFFFFF"/>
-                <w:sz w:val="15"/>
-                <w:szCs w:val="15"/>
-              </w:rPr>
-              <w:t xml:space="preserve">Answer</w:t>
-            </w:r>
-          </w:p>
-        </w:tc>
-      </w:tr>
-      <w:tr>
-        <w:tc>
-          <w:tcPr>
-            <w:tcW w:type="pct" w:w="2600"/>
-            <w:tcMar>
-              <w:top w:type="dxa" w:w="50"/>
-              <w:left w:type="dxa" w:w="110"/>
-              <w:bottom w:type="dxa" w:w="50"/>
-              <w:right w:type="dxa" w:w="110"/>
-            </w:tcMar>
-          </w:tcPr>
-          <w:p>
-            <w:pPr>
-              <w:spacing w:before="28" w:after="28"/>
-            </w:pPr>
-            <w:r>
-              <w:rPr>
-                <w:sz w:val="15"/>
-                <w:szCs w:val="15"/>
-              </w:rPr>
-              <w:t xml:space="preserve">Electricity: monthly base charge plus a rate per kWh</w:t>
-            </w:r>
-          </w:p>
-        </w:tc>
-        <w:tc>
-          <w:tcPr>
-            <w:tcW w:type="pct" w:w="2400"/>
-            <w:tcMar>
-              <w:top w:type="dxa" w:w="50"/>
-              <w:left w:type="dxa" w:w="110"/>
-              <w:bottom w:type="dxa" w:w="50"/>
-              <w:right w:type="dxa" w:w="110"/>
-            </w:tcMar>
-          </w:tcPr>
-          <w:p>
-            <w:pPr>
-              <w:spacing w:before="28" w:after="28"/>
-            </w:pPr>
-            <w:r>
-              <w:rPr>
-                <w:sz w:val="15"/>
-                <w:szCs w:val="15"/>
-              </w:rPr>
-              <w:t xml:space="preserve">Mixed</w:t>
-            </w:r>
-          </w:p>
-        </w:tc>
-      </w:tr>
-      <w:tr>
-        <w:tc>
-          <w:tcPr>
-            <w:tcW w:type="pct" w:w="2600"/>
-            <w:shd w:fill="FBFAF6" w:val="clear"/>
-            <w:tcMar>
-              <w:top w:type="dxa" w:w="50"/>
-              <w:left w:type="dxa" w:w="110"/>
-              <w:bottom w:type="dxa" w:w="50"/>
-              <w:right w:type="dxa" w:w="110"/>
-            </w:tcMar>
-          </w:tcPr>
-          <w:p>
-            <w:pPr>
-              <w:spacing w:before="28" w:after="28"/>
-            </w:pPr>
-            <w:r>
-              <w:rPr>
-                <w:sz w:val="15"/>
-                <w:szCs w:val="15"/>
-              </w:rPr>
-              <w:t xml:space="preserve">One extra supervisor for every 20,000 jars a month</w:t>
-            </w:r>
-          </w:p>
-        </w:tc>
-        <w:tc>
-          <w:tcPr>
-            <w:tcW w:type="pct" w:w="2400"/>
-            <w:shd w:fill="FBFAF6" w:val="clear"/>
-            <w:tcMar>
-              <w:top w:type="dxa" w:w="50"/>
-              <w:left w:type="dxa" w:w="110"/>
-              <w:bottom w:type="dxa" w:w="50"/>
-              <w:right w:type="dxa" w:w="110"/>
-            </w:tcMar>
-          </w:tcPr>
-          <w:p>
-            <w:pPr>
-              <w:spacing w:before="28" w:after="28"/>
-            </w:pPr>
-            <w:r>
-              <w:rPr>
-                <w:sz w:val="15"/>
-                <w:szCs w:val="15"/>
-              </w:rPr>
-              <w:t xml:space="preserve">Step</w:t>
-            </w:r>
-          </w:p>
-        </w:tc>
-      </w:tr>
-      <w:tr>
-        <w:tc>
-          <w:tcPr>
-            <w:tcW w:type="pct" w:w="2600"/>
-            <w:tcMar>
-              <w:top w:type="dxa" w:w="50"/>
-              <w:left w:type="dxa" w:w="110"/>
-              <w:bottom w:type="dxa" w:w="50"/>
-              <w:right w:type="dxa" w:w="110"/>
-            </w:tcMar>
-          </w:tcPr>
-          <w:p>
-            <w:pPr>
-              <w:spacing w:before="28" w:after="28"/>
-            </w:pPr>
-            <w:r>
-              <w:rPr>
-                <w:sz w:val="15"/>
-                <w:szCs w:val="15"/>
-              </w:rPr>
-              <w:t xml:space="preserve">Labels, one per jar</w:t>
-            </w:r>
-          </w:p>
-        </w:tc>
-        <w:tc>
-          <w:tcPr>
-            <w:tcW w:type="pct" w:w="2400"/>
-            <w:shd w:fill="FFFFFF" w:val="clear"/>
-            <w:tcMar>
-              <w:top w:type="dxa" w:w="50"/>
-              <w:left w:type="dxa" w:w="110"/>
-              <w:bottom w:type="dxa" w:w="50"/>
-              <w:right w:type="dxa" w:w="110"/>
-            </w:tcMar>
-          </w:tcPr>
-          <w:p>
-            <w:pPr>
-              <w:spacing w:before="46" w:after="46"/>
-            </w:pPr>
-            <w:r>
-              <w:rPr>
-                <w:b/>
-                <w:bCs/>
-                <w:color w:val="8186EF"/>
-                <w:sz w:val="14"/>
-                <w:szCs w:val="14"/>
-              </w:rPr>
-              <w:t xml:space="preserve">(33)</w:t>
-            </w:r>
-          </w:p>
-        </w:tc>
-      </w:tr>
-      <w:tr>
-        <w:tc>
-          <w:tcPr>
-            <w:tcW w:type="pct" w:w="2600"/>
-            <w:shd w:fill="FBFAF6" w:val="clear"/>
-            <w:tcMar>
-              <w:top w:type="dxa" w:w="50"/>
-              <w:left w:type="dxa" w:w="110"/>
-              <w:bottom w:type="dxa" w:w="50"/>
-              <w:right w:type="dxa" w:w="110"/>
-            </w:tcMar>
-          </w:tcPr>
-          <w:p>
-            <w:pPr>
-              <w:spacing w:before="28" w:after="28"/>
-            </w:pPr>
-            <w:r>
-              <w:rPr>
-                <w:sz w:val="15"/>
-                <w:szCs w:val="15"/>
-              </w:rPr>
-              <w:t xml:space="preserve">Factory insurance</w:t>
-            </w:r>
-          </w:p>
-        </w:tc>
-        <w:tc>
-          <w:tcPr>
-            <w:tcW w:type="pct" w:w="2400"/>
-            <w:shd w:fill="FFFFFF" w:val="clear"/>
-            <w:tcMar>
-              <w:top w:type="dxa" w:w="50"/>
-              <w:left w:type="dxa" w:w="110"/>
-              <w:bottom w:type="dxa" w:w="50"/>
-              <w:right w:type="dxa" w:w="110"/>
-            </w:tcMar>
-          </w:tcPr>
-          <w:p>
-            <w:pPr>
-              <w:spacing w:before="46" w:after="46"/>
-            </w:pPr>
-            <w:r>
-              <w:rPr>
-                <w:b/>
-                <w:bCs/>
-                <w:color w:val="8186EF"/>
-                <w:sz w:val="14"/>
-                <w:szCs w:val="14"/>
-              </w:rPr>
-              <w:t xml:space="preserve">(34)</w:t>
-            </w:r>
-          </w:p>
-        </w:tc>
-      </w:tr>
-    </w:tbl>
-    <w:p/>
-    <w:tbl>
-      <w:tblPr>
-        <w:tblW w:type="pct" w:w="100%"/>
-        <w:tblLayout w:type="fixed"/>
-        <w:tblBorders>
-          <w:top w:val="single" w:color="FBFAF6" w:sz="4"/>
-          <w:left w:val="single" w:color="FBFAF6" w:sz="4"/>
-          <w:bottom w:val="single" w:color="FBFAF6" w:sz="4"/>
-          <w:right w:val="single" w:color="FBFAF6" w:sz="4"/>
-          <w:insideH w:val="single" w:color="FBFAF6" w:sz="4"/>
-          <w:insideV w:val="single" w:color="FBFAF6" w:sz="4"/>
-        </w:tblBorders>
-      </w:tblPr>
-      <w:tblGrid>
-        <w:gridCol w:w="9600"/>
-      </w:tblGrid>
-      <w:tr>
-        <w:tc>
-          <w:tcPr>
-            <w:tcW w:type="pct" w:w="5000"/>
-            <w:shd w:fill="FBFAF6" w:val="clear"/>
-            <w:tcMar>
-              <w:top w:type="dxa" w:w="40"/>
-              <w:left w:type="dxa" w:w="100"/>
-              <w:bottom w:type="dxa" w:w="40"/>
-              <w:right w:type="dxa" w:w="100"/>
-            </w:tcMar>
-          </w:tcPr>
-          <w:p>
-            <w:pPr>
-              <w:spacing w:before="18" w:after="6"/>
-            </w:pPr>
-            <w:r>
-              <w:rPr>
-                <w:b/>
-                <w:bCs/>
-                <w:color w:val="6B7280"/>
-                <w:sz w:val="14"/>
-                <w:szCs w:val="14"/>
-              </w:rPr>
-              <w:t xml:space="preserve">word list</w:t>
-            </w:r>
-          </w:p>
-          <w:p>
-            <w:pPr>
-              <w:spacing w:before="0" w:after="18"/>
-            </w:pPr>
-            <w:r>
-              <w:rPr>
-                <w:b/>
-                <w:bCs/>
-                <w:color w:val="353A7C"/>
-                <w:sz w:val="16"/>
-                <w:szCs w:val="16"/>
-              </w:rPr>
-              <w:t xml:space="preserve">Fixed   ·   Variable   ·   High</w:t>
-            </w:r>
-          </w:p>
-        </w:tc>
-      </w:tr>
-    </w:tbl>
-    <w:p/>
-    <w:tbl>
-      <w:tblPr>
-        <w:tblW w:type="pct" w:w="100%"/>
-        <w:tblLayout w:type="fixed"/>
-        <w:tblBorders>
-          <w:top w:val="single" w:color="353A7C" w:sz="6"/>
-          <w:left w:val="single" w:color="353A7C" w:sz="6"/>
-          <w:bottom w:val="single" w:color="353A7C" w:sz="6"/>
-          <w:right w:val="single" w:color="353A7C" w:sz="6"/>
-          <w:insideH w:val="single" w:color="353A7C" w:sz="6"/>
-          <w:insideV w:val="single" w:color="353A7C" w:sz="6"/>
-        </w:tblBorders>
-      </w:tblPr>
-      <w:tblGrid>
-        <w:gridCol w:w="4992"/>
-        <w:gridCol w:w="4608"/>
-      </w:tblGrid>
-      <w:tr>
-        <w:tc>
-          <w:tcPr>
-            <w:tcW w:type="pct" w:w="5000"/>
-            <w:gridSpan w:val="2"/>
-            <w:shd w:fill="353A7C" w:val="clear"/>
-            <w:tcMar>
-              <w:top w:type="dxa" w:w="60"/>
-              <w:left w:type="dxa" w:w="120"/>
-              <w:bottom w:type="dxa" w:w="60"/>
-              <w:right w:type="dxa" w:w="120"/>
-            </w:tcMar>
-          </w:tcPr>
-          <w:p>
-            <w:pPr>
-              <w:spacing w:before="40" w:after="40"/>
-            </w:pPr>
-            <w:r>
-              <w:rPr>
-                <w:b/>
-                <w:bCs/>
-                <w:color w:val="FFFFFF"/>
-                <w:sz w:val="17"/>
-                <w:szCs w:val="17"/>
-              </w:rPr>
-              <w:t xml:space="preserve">Cost — Category</w:t>
-            </w:r>
-          </w:p>
-        </w:tc>
-      </w:tr>
-      <w:tr>
-        <w:tc>
-          <w:tcPr>
-            <w:tcW w:type="pct" w:w="2600"/>
-            <w:shd w:fill="353A7C" w:val="clear"/>
-            <w:tcMar>
-              <w:top w:type="dxa" w:w="50"/>
-              <w:left w:type="dxa" w:w="110"/>
-              <w:bottom w:type="dxa" w:w="50"/>
-              <w:right w:type="dxa" w:w="110"/>
-            </w:tcMar>
-          </w:tcPr>
-          <w:p>
-            <w:pPr>
-              <w:spacing w:before="30" w:after="30"/>
-            </w:pPr>
-            <w:r>
-              <w:rPr>
-                <w:b/>
-                <w:bCs/>
-                <w:color w:val="FFFFFF"/>
-                <w:sz w:val="15"/>
-                <w:szCs w:val="15"/>
-              </w:rPr>
-              <w:t xml:space="preserve">Cost</w:t>
-            </w:r>
-          </w:p>
-        </w:tc>
-        <w:tc>
-          <w:tcPr>
-            <w:tcW w:type="pct" w:w="2400"/>
-            <w:shd w:fill="353A7C" w:val="clear"/>
-            <w:tcMar>
-              <w:top w:type="dxa" w:w="50"/>
-              <w:left w:type="dxa" w:w="110"/>
-              <w:bottom w:type="dxa" w:w="50"/>
-              <w:right w:type="dxa" w:w="110"/>
-            </w:tcMar>
-          </w:tcPr>
-          <w:p>
-            <w:pPr>
-              <w:spacing w:before="30" w:after="30"/>
-            </w:pPr>
-            <w:r>
-              <w:rPr>
-                <w:b/>
-                <w:bCs/>
-                <w:color w:val="FFFFFF"/>
-                <w:sz w:val="15"/>
-                <w:szCs w:val="15"/>
-              </w:rPr>
-              <w:t xml:space="preserve">Category</w:t>
-            </w:r>
-          </w:p>
-        </w:tc>
-      </w:tr>
-      <w:tr>
-        <w:tc>
-          <w:tcPr>
-            <w:tcW w:type="pct" w:w="2600"/>
-            <w:tcMar>
-              <w:top w:type="dxa" w:w="50"/>
-              <w:left w:type="dxa" w:w="110"/>
-              <w:bottom w:type="dxa" w:w="50"/>
-              <w:right w:type="dxa" w:w="110"/>
-            </w:tcMar>
-          </w:tcPr>
-          <w:p>
-            <w:pPr>
-              <w:spacing w:before="28" w:after="28"/>
-            </w:pPr>
-            <w:r>
-              <w:rPr>
-                <w:sz w:val="15"/>
-                <w:szCs w:val="15"/>
-              </w:rPr>
-              <w:t xml:space="preserve">Electricity</w:t>
-            </w:r>
-          </w:p>
-        </w:tc>
-        <w:tc>
-          <w:tcPr>
-            <w:tcW w:type="pct" w:w="2400"/>
-            <w:tcMar>
-              <w:top w:type="dxa" w:w="50"/>
-              <w:left w:type="dxa" w:w="110"/>
-              <w:bottom w:type="dxa" w:w="50"/>
-              <w:right w:type="dxa" w:w="110"/>
-            </w:tcMar>
-          </w:tcPr>
-          <w:p>
-            <w:pPr>
-              <w:spacing w:before="28" w:after="28"/>
-            </w:pPr>
-            <w:r>
-              <w:rPr>
-                <w:sz w:val="15"/>
-                <w:szCs w:val="15"/>
-              </w:rPr>
-              <w:t xml:space="preserve">Mixed</w:t>
-            </w:r>
-          </w:p>
-        </w:tc>
-      </w:tr>
-      <w:tr>
-        <w:tc>
-          <w:tcPr>
-            <w:tcW w:type="pct" w:w="2600"/>
-            <w:shd w:fill="FBFAF6" w:val="clear"/>
-            <w:tcMar>
-              <w:top w:type="dxa" w:w="50"/>
-              <w:left w:type="dxa" w:w="110"/>
-              <w:bottom w:type="dxa" w:w="50"/>
-              <w:right w:type="dxa" w:w="110"/>
-            </w:tcMar>
-          </w:tcPr>
-          <w:p>
-            <w:pPr>
-              <w:spacing w:before="28" w:after="28"/>
-            </w:pPr>
-            <w:r>
-              <w:rPr>
-                <w:sz w:val="15"/>
-                <w:szCs w:val="15"/>
-              </w:rPr>
-              <w:t xml:space="preserve">Line supervision</w:t>
-            </w:r>
-          </w:p>
-        </w:tc>
-        <w:tc>
-          <w:tcPr>
-            <w:tcW w:type="pct" w:w="2400"/>
-            <w:shd w:fill="FBFAF6" w:val="clear"/>
-            <w:tcMar>
-              <w:top w:type="dxa" w:w="50"/>
-              <w:left w:type="dxa" w:w="110"/>
-              <w:bottom w:type="dxa" w:w="50"/>
-              <w:right w:type="dxa" w:w="110"/>
-            </w:tcMar>
-          </w:tcPr>
-          <w:p>
-            <w:pPr>
-              <w:spacing w:before="28" w:after="28"/>
-            </w:pPr>
-            <w:r>
-              <w:rPr>
-                <w:sz w:val="15"/>
-                <w:szCs w:val="15"/>
-              </w:rPr>
-              <w:t xml:space="preserve">Fixed</w:t>
-            </w:r>
-          </w:p>
-        </w:tc>
-      </w:tr>
-      <w:tr>
-        <w:tc>
-          <w:tcPr>
-            <w:tcW w:type="pct" w:w="2600"/>
-            <w:tcMar>
-              <w:top w:type="dxa" w:w="50"/>
-              <w:left w:type="dxa" w:w="110"/>
-              <w:bottom w:type="dxa" w:w="50"/>
-              <w:right w:type="dxa" w:w="110"/>
-            </w:tcMar>
-          </w:tcPr>
-          <w:p>
-            <w:pPr>
-              <w:spacing w:before="28" w:after="28"/>
-            </w:pPr>
-            <w:r>
-              <w:rPr>
-                <w:sz w:val="15"/>
-                <w:szCs w:val="15"/>
-              </w:rPr>
-              <w:t xml:space="preserve">Shrink film</w:t>
-            </w:r>
-          </w:p>
-        </w:tc>
-        <w:tc>
-          <w:tcPr>
-            <w:tcW w:type="pct" w:w="2400"/>
-            <w:shd w:fill="FFFFFF" w:val="clear"/>
-            <w:tcMar>
-              <w:top w:type="dxa" w:w="50"/>
-              <w:left w:type="dxa" w:w="110"/>
-              <w:bottom w:type="dxa" w:w="50"/>
-              <w:right w:type="dxa" w:w="110"/>
-            </w:tcMar>
-          </w:tcPr>
-          <w:p>
-            <w:pPr>
-              <w:spacing w:before="46" w:after="46"/>
-            </w:pPr>
-            <w:r>
-              <w:rPr>
-                <w:b/>
-                <w:bCs/>
-                <w:color w:val="8186EF"/>
-                <w:sz w:val="14"/>
-                <w:szCs w:val="14"/>
-              </w:rPr>
-              <w:t xml:space="preserve">(35)</w:t>
-            </w:r>
-          </w:p>
-        </w:tc>
-      </w:tr>
-      <w:tr>
-        <w:tc>
-          <w:tcPr>
-            <w:tcW w:type="pct" w:w="2600"/>
-            <w:shd w:fill="FBFAF6" w:val="clear"/>
-            <w:tcMar>
-              <w:top w:type="dxa" w:w="50"/>
-              <w:left w:type="dxa" w:w="110"/>
-              <w:bottom w:type="dxa" w:w="50"/>
-              <w:right w:type="dxa" w:w="110"/>
-            </w:tcMar>
-          </w:tcPr>
-          <w:p>
-            <w:pPr>
-              <w:spacing w:before="28" w:after="28"/>
-            </w:pPr>
-            <w:r>
-              <w:rPr>
-                <w:sz w:val="15"/>
-                <w:szCs w:val="15"/>
-              </w:rPr>
-              <w:t xml:space="preserve">Forklift rental</w:t>
-            </w:r>
-          </w:p>
-        </w:tc>
-        <w:tc>
-          <w:tcPr>
-            <w:tcW w:type="pct" w:w="2400"/>
-            <w:shd w:fill="FFFFFF" w:val="clear"/>
-            <w:tcMar>
-              <w:top w:type="dxa" w:w="50"/>
-              <w:left w:type="dxa" w:w="110"/>
-              <w:bottom w:type="dxa" w:w="50"/>
-              <w:right w:type="dxa" w:w="110"/>
-            </w:tcMar>
-          </w:tcPr>
-          <w:p>
-            <w:pPr>
-              <w:spacing w:before="46" w:after="46"/>
-            </w:pPr>
-            <w:r>
-              <w:rPr>
-                <w:b/>
-                <w:bCs/>
-                <w:color w:val="8186EF"/>
-                <w:sz w:val="14"/>
-                <w:szCs w:val="14"/>
-              </w:rPr>
-              <w:t xml:space="preserve">(36)</w:t>
-            </w:r>
-          </w:p>
-        </w:tc>
-      </w:tr>
-      <w:tr>
-        <w:tc>
-          <w:tcPr>
-            <w:tcW w:type="pct" w:w="2600"/>
-            <w:tcMar>
-              <w:top w:type="dxa" w:w="50"/>
-              <w:left w:type="dxa" w:w="110"/>
-              <w:bottom w:type="dxa" w:w="50"/>
-              <w:right w:type="dxa" w:w="110"/>
-            </w:tcMar>
-          </w:tcPr>
-          <w:p>
-            <w:pPr>
-              <w:spacing w:before="28" w:after="28"/>
-            </w:pPr>
-            <w:r>
-              <w:rPr>
-                <w:sz w:val="15"/>
-                <w:szCs w:val="15"/>
-              </w:rPr>
-              <w:t xml:space="preserve">Maintenance</w:t>
-            </w:r>
-          </w:p>
-        </w:tc>
-        <w:tc>
-          <w:tcPr>
-            <w:tcW w:type="pct" w:w="2400"/>
-            <w:shd w:fill="FFFFFF" w:val="clear"/>
-            <w:tcMar>
-              <w:top w:type="dxa" w:w="50"/>
-              <w:left w:type="dxa" w:w="110"/>
-              <w:bottom w:type="dxa" w:w="50"/>
-              <w:right w:type="dxa" w:w="110"/>
-            </w:tcMar>
-          </w:tcPr>
-          <w:p>
-            <w:pPr>
-              <w:spacing w:before="46" w:after="46"/>
-            </w:pPr>
-            <w:r>
-              <w:rPr>
-                <w:b/>
-                <w:bCs/>
-                <w:color w:val="8186EF"/>
-                <w:sz w:val="14"/>
-                <w:szCs w:val="14"/>
-              </w:rPr>
-              <w:t xml:space="preserve">(37)</w:t>
-            </w:r>
-          </w:p>
-        </w:tc>
-      </w:tr>
-    </w:tbl>
-    <w:p/>
-    <w:tbl>
-      <w:tblPr>
-        <w:tblW w:type="pct" w:w="100%"/>
-        <w:tblLayout w:type="fixed"/>
-        <w:tblBorders>
-          <w:top w:val="single" w:color="FBFAF6" w:sz="4"/>
-          <w:left w:val="single" w:color="FBFAF6" w:sz="4"/>
-          <w:bottom w:val="single" w:color="FBFAF6" w:sz="4"/>
-          <w:right w:val="single" w:color="FBFAF6" w:sz="4"/>
-          <w:insideH w:val="single" w:color="FBFAF6" w:sz="4"/>
-          <w:insideV w:val="single" w:color="FBFAF6" w:sz="4"/>
-        </w:tblBorders>
-      </w:tblPr>
-      <w:tblGrid>
-        <w:gridCol w:w="9600"/>
-      </w:tblGrid>
-      <w:tr>
-        <w:tc>
-          <w:tcPr>
-            <w:tcW w:type="pct" w:w="5000"/>
-            <w:shd w:fill="FBFAF6" w:val="clear"/>
-            <w:tcMar>
-              <w:top w:type="dxa" w:w="40"/>
-              <w:left w:type="dxa" w:w="100"/>
-              <w:bottom w:type="dxa" w:w="40"/>
-              <w:right w:type="dxa" w:w="100"/>
-            </w:tcMar>
-          </w:tcPr>
-          <w:p>
-            <w:pPr>
-              <w:spacing w:before="18" w:after="6"/>
-            </w:pPr>
-            <w:r>
-              <w:rPr>
-                <w:b/>
-                <w:bCs/>
-                <w:color w:val="6B7280"/>
-                <w:sz w:val="14"/>
-                <w:szCs w:val="14"/>
-              </w:rPr>
-              <w:t xml:space="preserve">word list</w:t>
-            </w:r>
-          </w:p>
-          <w:p>
-            <w:pPr>
-              <w:spacing w:before="0" w:after="18"/>
-            </w:pPr>
-            <w:r>
-              <w:rPr>
-                <w:b/>
-                <w:bCs/>
-                <w:color w:val="353A7C"/>
-                <w:sz w:val="16"/>
-                <w:szCs w:val="16"/>
-              </w:rPr>
-              <w:t xml:space="preserve">Mixed   ·   Step   ·   Variable   ·   Fixed</w:t>
+              <w:t xml:space="preserve">variable cost   ·   التكلفة المتغيرة   ·   fixed cost</w:t>
             </w:r>
           </w:p>
         </w:tc>
@@ -12923,142 +12896,6 @@
         <w:t xml:space="preserve"> </w:t>
       </w:r>
     </w:p>
-    <w:p>
-      <w:pPr>
-        <w:spacing w:before="44" w:after="10"/>
-      </w:pPr>
-      <w:r>
-        <w:rPr>
-          <w:b/>
-          <w:bCs/>
-          <w:color w:val="353A7C"/>
-          <w:sz w:val="18"/>
-          <w:szCs w:val="18"/>
-        </w:rPr>
-        <w:t xml:space="preserve">The English this section uses, and its Arabic</w:t>
-      </w:r>
-    </w:p>
-    <w:p>
-      <w:pPr>
-        <w:spacing w:before="0" w:after="12"/>
-      </w:pPr>
-      <w:r>
-        <w:rPr>
-          <w:color w:val="6B7280"/>
-          <w:sz w:val="15"/>
-          <w:szCs w:val="15"/>
-        </w:rPr>
-        <w:t xml:space="preserve">Each term sits against what it means.</w:t>
-      </w:r>
-    </w:p>
-    <w:p>
-      <w:pPr>
-        <w:spacing w:after="40" w:before="90"/>
-        <w:jc w:val="center"/>
-      </w:pPr>
-      <w:r>
-        <w:drawing>
-          <wp:inline distT="0" distB="0" distL="0" distR="0">
-            <wp:extent cx="5734050" cy="2278525"/>
-            <wp:effectExtent t="0" r="0" b="0" l="0"/>
-            <wp:docPr id="1" name="" descr="" title=""/>
-            <wp:cNvGraphicFramePr>
-              <a:graphicFrameLocks xmlns:a="http://schemas.openxmlformats.org/drawingml/2006/main" noChangeAspect="1"/>
-            </wp:cNvGraphicFramePr>
-            <a:graphic xmlns:a="http://schemas.openxmlformats.org/drawingml/2006/main">
-              <a:graphicData uri="http://schemas.openxmlformats.org/drawingml/2006/picture">
-                <pic:pic xmlns:pic="http://schemas.openxmlformats.org/drawingml/2006/picture">
-                  <pic:nvPicPr>
-                    <pic:cNvPr id="0" name="" descr=""/>
-                    <pic:cNvPicPr>
-                      <a:picLocks noChangeAspect="1" noChangeArrowheads="1"/>
-                    </pic:cNvPicPr>
-                  </pic:nvPicPr>
-                  <pic:blipFill>
-                    <a:blip r:embed="rId110" cstate="none"/>
-                    <a:srcRect/>
-                    <a:stretch>
-                      <a:fillRect/>
-                    </a:stretch>
-                  </pic:blipFill>
-                  <pic:spPr bwMode="auto">
-                    <a:xfrm>
-                      <a:off x="0" y="0"/>
-                      <a:ext cx="5734050" cy="2278525"/>
-                    </a:xfrm>
-                    <a:prstGeom prst="rect">
-                      <a:avLst/>
-                    </a:prstGeom>
-                  </pic:spPr>
-                </pic:pic>
-              </a:graphicData>
-            </a:graphic>
-          </wp:inline>
-        </w:drawing>
-      </w:r>
-    </w:p>
-    <w:tbl>
-      <w:tblPr>
-        <w:tblW w:type="pct" w:w="100%"/>
-        <w:tblLayout w:type="fixed"/>
-        <w:tblBorders>
-          <w:top w:val="single" w:color="FBFAF6" w:sz="4"/>
-          <w:left w:val="single" w:color="FBFAF6" w:sz="4"/>
-          <w:bottom w:val="single" w:color="FBFAF6" w:sz="4"/>
-          <w:right w:val="single" w:color="FBFAF6" w:sz="4"/>
-          <w:insideH w:val="single" w:color="FBFAF6" w:sz="4"/>
-          <w:insideV w:val="single" w:color="FBFAF6" w:sz="4"/>
-        </w:tblBorders>
-      </w:tblPr>
-      <w:tblGrid>
-        <w:gridCol w:w="9600"/>
-      </w:tblGrid>
-      <w:tr>
-        <w:tc>
-          <w:tcPr>
-            <w:tcW w:type="pct" w:w="5000"/>
-            <w:shd w:fill="FBFAF6" w:val="clear"/>
-            <w:tcMar>
-              <w:top w:type="dxa" w:w="40"/>
-              <w:left w:type="dxa" w:w="100"/>
-              <w:bottom w:type="dxa" w:w="40"/>
-              <w:right w:type="dxa" w:w="100"/>
-            </w:tcMar>
-          </w:tcPr>
-          <w:p>
-            <w:pPr>
-              <w:spacing w:before="18" w:after="6"/>
-            </w:pPr>
-            <w:r>
-              <w:rPr>
-                <w:b/>
-                <w:bCs/>
-                <w:color w:val="6B7280"/>
-                <w:sz w:val="14"/>
-                <w:szCs w:val="14"/>
-              </w:rPr>
-              <w:t xml:space="preserve">word list</w:t>
-            </w:r>
-          </w:p>
-          <w:p>
-            <w:pPr>
-              <w:spacing w:before="0" w:after="18"/>
-            </w:pPr>
-            <w:r>
-              <w:rPr>
-                <w:b/>
-                <w:bCs/>
-                <w:color w:val="353A7C"/>
-                <w:sz w:val="16"/>
-                <w:szCs w:val="16"/>
-              </w:rPr>
-              <w:t xml:space="preserve">variable cost   ·   التكلفة المتغيرة   ·   fixed cost</w:t>
-            </w:r>
-          </w:p>
-        </w:tc>
-      </w:tr>
-    </w:tbl>
-    <w:p/>
     <w:tbl>
       <w:tblPr>
         <w:tblW w:type="pct" w:w="100%"/>
@@ -13489,14 +13326,14 @@
                 <w:sz w:val="16"/>
                 <w:szCs w:val="16"/>
               </w:rPr>
-              <w:t xml:space="preserve">21  </w:t>
-            </w:r>
-            <w:r>
-              <w:rPr>
-                <w:sz w:val="16"/>
-                <w:szCs w:val="16"/>
-              </w:rPr>
-              <w:t xml:space="preserve">MOH Control - Variable</w:t>
+              <w:t xml:space="preserve">18  </w:t>
+            </w:r>
+            <w:r>
+              <w:rPr>
+                <w:sz w:val="16"/>
+                <w:szCs w:val="16"/>
+              </w:rPr>
+              <w:t xml:space="preserve">Accounts Payable</w:t>
             </w:r>
           </w:p>
         </w:tc>
@@ -13557,14 +13394,14 @@
                 <w:sz w:val="16"/>
                 <w:szCs w:val="16"/>
               </w:rPr>
-              <w:t xml:space="preserve">22  </w:t>
-            </w:r>
-            <w:r>
-              <w:rPr>
-                <w:sz w:val="16"/>
-                <w:szCs w:val="16"/>
-              </w:rPr>
-              <w:t xml:space="preserve">Accounts Payable</w:t>
+              <w:t xml:space="preserve">19  </w:t>
+            </w:r>
+            <w:r>
+              <w:rPr>
+                <w:sz w:val="16"/>
+                <w:szCs w:val="16"/>
+              </w:rPr>
+              <w:t xml:space="preserve">Raw Materials Inventory</w:t>
             </w:r>
           </w:p>
         </w:tc>
@@ -13599,7 +13436,7 @@
                 <w:sz w:val="16"/>
                 <w:szCs w:val="16"/>
               </w:rPr>
-              <w:t xml:space="preserve">records</w:t>
+              <w:t xml:space="preserve">invoices</w:t>
             </w:r>
           </w:p>
         </w:tc>
@@ -13625,14 +13462,14 @@
                 <w:sz w:val="16"/>
                 <w:szCs w:val="16"/>
               </w:rPr>
-              <w:t xml:space="preserve">23  </w:t>
-            </w:r>
-            <w:r>
-              <w:rPr>
-                <w:sz w:val="16"/>
-                <w:szCs w:val="16"/>
-              </w:rPr>
-              <w:t xml:space="preserve">Raw Materials Inventory</w:t>
+              <w:t xml:space="preserve">20  </w:t>
+            </w:r>
+            <w:r>
+              <w:rPr>
+                <w:sz w:val="16"/>
+                <w:szCs w:val="16"/>
+              </w:rPr>
+              <w:t xml:space="preserve">Totals</w:t>
             </w:r>
           </w:p>
         </w:tc>
@@ -13667,7 +13504,7 @@
                 <w:sz w:val="16"/>
                 <w:szCs w:val="16"/>
               </w:rPr>
-              <w:t xml:space="preserve">invoices</w:t>
+              <w:t xml:space="preserve">calculations</w:t>
             </w:r>
           </w:p>
         </w:tc>
@@ -13693,14 +13530,14 @@
                 <w:sz w:val="16"/>
                 <w:szCs w:val="16"/>
               </w:rPr>
-              <w:t xml:space="preserve">24  </w:t>
-            </w:r>
-            <w:r>
-              <w:rPr>
-                <w:sz w:val="16"/>
-                <w:szCs w:val="16"/>
-              </w:rPr>
-              <w:t xml:space="preserve">Totals</w:t>
+              <w:t xml:space="preserve">21  </w:t>
+            </w:r>
+            <w:r>
+              <w:rPr>
+                <w:sz w:val="16"/>
+                <w:szCs w:val="16"/>
+              </w:rPr>
+              <w:t xml:space="preserve">regression</w:t>
             </w:r>
           </w:p>
         </w:tc>
@@ -13735,7 +13572,7 @@
                 <w:sz w:val="16"/>
                 <w:szCs w:val="16"/>
               </w:rPr>
-              <w:t xml:space="preserve">calculations</w:t>
+              <w:t xml:space="preserve">entries</w:t>
             </w:r>
           </w:p>
         </w:tc>
@@ -13761,14 +13598,14 @@
                 <w:sz w:val="16"/>
                 <w:szCs w:val="16"/>
               </w:rPr>
-              <w:t xml:space="preserve">25  </w:t>
-            </w:r>
-            <w:r>
-              <w:rPr>
-                <w:sz w:val="16"/>
-                <w:szCs w:val="16"/>
-              </w:rPr>
-              <w:t xml:space="preserve">regression</w:t>
+              <w:t xml:space="preserve">22  </w:t>
+            </w:r>
+            <w:r>
+              <w:rPr>
+                <w:sz w:val="16"/>
+                <w:szCs w:val="16"/>
+              </w:rPr>
+              <w:t xml:space="preserve">twelve</w:t>
             </w:r>
           </w:p>
         </w:tc>
@@ -13803,7 +13640,7 @@
                 <w:sz w:val="16"/>
                 <w:szCs w:val="16"/>
               </w:rPr>
-              <w:t xml:space="preserve">entries</w:t>
+              <w:t xml:space="preserve">harvest</w:t>
             </w:r>
           </w:p>
         </w:tc>
@@ -13829,14 +13666,14 @@
                 <w:sz w:val="16"/>
                 <w:szCs w:val="16"/>
               </w:rPr>
-              <w:t xml:space="preserve">26  </w:t>
-            </w:r>
-            <w:r>
-              <w:rPr>
-                <w:sz w:val="16"/>
-                <w:szCs w:val="16"/>
-              </w:rPr>
-              <w:t xml:space="preserve">overhead</w:t>
+              <w:t xml:space="preserve">23  </w:t>
+            </w:r>
+            <w:r>
+              <w:rPr>
+                <w:sz w:val="16"/>
+                <w:szCs w:val="16"/>
+              </w:rPr>
+              <w:t xml:space="preserve">Journal</w:t>
             </w:r>
           </w:p>
         </w:tc>
@@ -13871,7 +13708,7 @@
                 <w:sz w:val="16"/>
                 <w:szCs w:val="16"/>
               </w:rPr>
-              <w:t xml:space="preserve">harvest</w:t>
+              <w:t xml:space="preserve">anything</w:t>
             </w:r>
           </w:p>
         </w:tc>
@@ -13897,14 +13734,14 @@
                 <w:sz w:val="16"/>
                 <w:szCs w:val="16"/>
               </w:rPr>
-              <w:t xml:space="preserve">27  </w:t>
-            </w:r>
-            <w:r>
-              <w:rPr>
-                <w:sz w:val="16"/>
-                <w:szCs w:val="16"/>
-              </w:rPr>
-              <w:t xml:space="preserve">twelve</w:t>
+              <w:t xml:space="preserve">24  </w:t>
+            </w:r>
+            <w:r>
+              <w:rPr>
+                <w:sz w:val="16"/>
+                <w:szCs w:val="16"/>
+              </w:rPr>
+              <w:t xml:space="preserve">request</w:t>
             </w:r>
           </w:p>
         </w:tc>
@@ -13939,7 +13776,7 @@
                 <w:sz w:val="16"/>
                 <w:szCs w:val="16"/>
               </w:rPr>
-              <w:t xml:space="preserve">anything</w:t>
+              <w:t xml:space="preserve">second</w:t>
             </w:r>
           </w:p>
         </w:tc>
@@ -13965,14 +13802,14 @@
                 <w:sz w:val="16"/>
                 <w:szCs w:val="16"/>
               </w:rPr>
-              <w:t xml:space="preserve">28  </w:t>
-            </w:r>
-            <w:r>
-              <w:rPr>
-                <w:sz w:val="16"/>
-                <w:szCs w:val="16"/>
-              </w:rPr>
-              <w:t xml:space="preserve">volumes</w:t>
+              <w:t xml:space="preserve">25  </w:t>
+            </w:r>
+            <w:r>
+              <w:rPr>
+                <w:sz w:val="16"/>
+                <w:szCs w:val="16"/>
+              </w:rPr>
+              <w:t xml:space="preserve">rebuild</w:t>
             </w:r>
           </w:p>
         </w:tc>
@@ -14007,7 +13844,7 @@
                 <w:sz w:val="16"/>
                 <w:szCs w:val="16"/>
               </w:rPr>
-              <w:t xml:space="preserve">maintenance</w:t>
+              <w:t xml:space="preserve">Compute</w:t>
             </w:r>
           </w:p>
         </w:tc>
@@ -14033,14 +13870,14 @@
                 <w:sz w:val="16"/>
                 <w:szCs w:val="16"/>
               </w:rPr>
-              <w:t xml:space="preserve">29  </w:t>
-            </w:r>
-            <w:r>
-              <w:rPr>
-                <w:sz w:val="16"/>
-                <w:szCs w:val="16"/>
-              </w:rPr>
-              <w:t xml:space="preserve">relevant</w:t>
+              <w:t xml:space="preserve">26  </w:t>
+            </w:r>
+            <w:r>
+              <w:rPr>
+                <w:sz w:val="16"/>
+                <w:szCs w:val="16"/>
+              </w:rPr>
+              <w:t xml:space="preserve">includes</w:t>
             </w:r>
           </w:p>
         </w:tc>
@@ -14075,7 +13912,7 @@
                 <w:sz w:val="16"/>
                 <w:szCs w:val="16"/>
               </w:rPr>
-              <w:t xml:space="preserve">supervision</w:t>
+              <w:t xml:space="preserve">happens</w:t>
             </w:r>
           </w:p>
         </w:tc>
@@ -14101,14 +13938,14 @@
                 <w:sz w:val="16"/>
                 <w:szCs w:val="16"/>
               </w:rPr>
-              <w:t xml:space="preserve">30  </w:t>
-            </w:r>
-            <w:r>
-              <w:rPr>
-                <w:sz w:val="16"/>
-                <w:szCs w:val="16"/>
-              </w:rPr>
-              <w:t xml:space="preserve">includes</w:t>
+              <w:t xml:space="preserve">27  </w:t>
+            </w:r>
+            <w:r>
+              <w:rPr>
+                <w:sz w:val="16"/>
+                <w:szCs w:val="16"/>
+              </w:rPr>
+              <w:t xml:space="preserve">Line supervision</w:t>
             </w:r>
           </w:p>
         </w:tc>
@@ -14143,7 +13980,7 @@
                 <w:sz w:val="16"/>
                 <w:szCs w:val="16"/>
               </w:rPr>
-              <w:t xml:space="preserve">Compute</w:t>
+              <w:t xml:space="preserve">columns</w:t>
             </w:r>
           </w:p>
         </w:tc>
@@ -14169,14 +14006,14 @@
                 <w:sz w:val="16"/>
                 <w:szCs w:val="16"/>
               </w:rPr>
-              <w:t xml:space="preserve">31  </w:t>
-            </w:r>
-            <w:r>
-              <w:rPr>
-                <w:sz w:val="16"/>
-                <w:szCs w:val="16"/>
-              </w:rPr>
-              <w:t xml:space="preserve">Electricity</w:t>
+              <w:t xml:space="preserve">28  </w:t>
+            </w:r>
+            <w:r>
+              <w:rPr>
+                <w:sz w:val="16"/>
+                <w:szCs w:val="16"/>
+              </w:rPr>
+              <w:t xml:space="preserve">Shrink film</w:t>
             </w:r>
           </w:p>
         </w:tc>
@@ -14211,7 +14048,7 @@
                 <w:sz w:val="16"/>
                 <w:szCs w:val="16"/>
               </w:rPr>
-              <w:t xml:space="preserve">relevant</w:t>
+              <w:t xml:space="preserve">because</w:t>
             </w:r>
           </w:p>
         </w:tc>
@@ -14237,14 +14074,14 @@
                 <w:sz w:val="16"/>
                 <w:szCs w:val="16"/>
               </w:rPr>
-              <w:t xml:space="preserve">32  </w:t>
-            </w:r>
-            <w:r>
-              <w:rPr>
-                <w:sz w:val="16"/>
-                <w:szCs w:val="16"/>
-              </w:rPr>
-              <w:t xml:space="preserve">Shrink film</w:t>
+              <w:t xml:space="preserve">29  </w:t>
+            </w:r>
+            <w:r>
+              <w:rPr>
+                <w:sz w:val="16"/>
+                <w:szCs w:val="16"/>
+              </w:rPr>
+              <w:t xml:space="preserve">Maintenance</w:t>
             </w:r>
           </w:p>
         </w:tc>
@@ -14279,7 +14116,7 @@
                 <w:sz w:val="16"/>
                 <w:szCs w:val="16"/>
               </w:rPr>
-              <w:t xml:space="preserve">overhead</w:t>
+              <w:t xml:space="preserve">Fixed overhead</w:t>
             </w:r>
           </w:p>
         </w:tc>
@@ -14305,14 +14142,14 @@
                 <w:sz w:val="16"/>
                 <w:szCs w:val="16"/>
               </w:rPr>
-              <w:t xml:space="preserve">33  </w:t>
-            </w:r>
-            <w:r>
-              <w:rPr>
-                <w:sz w:val="16"/>
-                <w:szCs w:val="16"/>
-              </w:rPr>
-              <w:t xml:space="preserve">Variable</w:t>
+              <w:t xml:space="preserve">30  </w:t>
+            </w:r>
+            <w:r>
+              <w:rPr>
+                <w:sz w:val="16"/>
+                <w:szCs w:val="16"/>
+              </w:rPr>
+              <w:t xml:space="preserve">Step</w:t>
             </w:r>
           </w:p>
         </w:tc>
@@ -14347,7 +14184,7 @@
                 <w:sz w:val="16"/>
                 <w:szCs w:val="16"/>
               </w:rPr>
-              <w:t xml:space="preserve">variable</w:t>
+              <w:t xml:space="preserve">general</w:t>
             </w:r>
           </w:p>
         </w:tc>
@@ -14373,14 +14210,14 @@
                 <w:sz w:val="16"/>
                 <w:szCs w:val="16"/>
               </w:rPr>
-              <w:t xml:space="preserve">34  </w:t>
-            </w:r>
-            <w:r>
-              <w:rPr>
-                <w:sz w:val="16"/>
-                <w:szCs w:val="16"/>
-              </w:rPr>
-              <w:t xml:space="preserve">Fixed</w:t>
+              <w:t xml:space="preserve">31  </w:t>
+            </w:r>
+            <w:r>
+              <w:rPr>
+                <w:sz w:val="16"/>
+                <w:szCs w:val="16"/>
+              </w:rPr>
+              <w:t xml:space="preserve">Mixed</w:t>
             </w:r>
           </w:p>
         </w:tc>
@@ -14415,7 +14252,7 @@
                 <w:sz w:val="16"/>
                 <w:szCs w:val="16"/>
               </w:rPr>
-              <w:t xml:space="preserve">function</w:t>
+              <w:t xml:space="preserve">Orontes</w:t>
             </w:r>
           </w:p>
         </w:tc>
@@ -14441,14 +14278,14 @@
                 <w:sz w:val="16"/>
                 <w:szCs w:val="16"/>
               </w:rPr>
-              <w:t xml:space="preserve">35  </w:t>
-            </w:r>
-            <w:r>
-              <w:rPr>
-                <w:sz w:val="16"/>
-                <w:szCs w:val="16"/>
-              </w:rPr>
-              <w:t xml:space="preserve">Variable</w:t>
+              <w:t xml:space="preserve">32  </w:t>
+            </w:r>
+            <w:r>
+              <w:rPr>
+                <w:sz w:val="16"/>
+                <w:szCs w:val="16"/>
+              </w:rPr>
+              <w:t xml:space="preserve">variable cost</w:t>
             </w:r>
           </w:p>
         </w:tc>
@@ -14483,7 +14320,7 @@
                 <w:sz w:val="16"/>
                 <w:szCs w:val="16"/>
               </w:rPr>
-              <w:t xml:space="preserve">Fixed overhead</w:t>
+              <w:t xml:space="preserve">crushers</w:t>
             </w:r>
           </w:p>
         </w:tc>
@@ -14509,14 +14346,14 @@
                 <w:sz w:val="16"/>
                 <w:szCs w:val="16"/>
               </w:rPr>
-              <w:t xml:space="preserve">36  </w:t>
-            </w:r>
-            <w:r>
-              <w:rPr>
-                <w:sz w:val="16"/>
-                <w:szCs w:val="16"/>
-              </w:rPr>
-              <w:t xml:space="preserve">Step</w:t>
+              <w:t xml:space="preserve">33  </w:t>
+            </w:r>
+            <w:r>
+              <w:rPr>
+                <w:sz w:val="16"/>
+                <w:szCs w:val="16"/>
+              </w:rPr>
+              <w:t xml:space="preserve">fixed cost</w:t>
             </w:r>
           </w:p>
         </w:tc>
@@ -14551,211 +14388,7 @@
                 <w:sz w:val="16"/>
                 <w:szCs w:val="16"/>
               </w:rPr>
-              <w:t xml:space="preserve">volume</w:t>
-            </w:r>
-          </w:p>
-        </w:tc>
-        <w:tc>
-          <w:tcPr>
-            <w:tcW w:type="pct" w:w="2500"/>
-            <w:tcMar>
-              <w:top w:type="dxa" w:w="20"/>
-              <w:left w:type="dxa" w:w="80"/>
-              <w:bottom w:type="dxa" w:w="20"/>
-              <w:right w:type="dxa" w:w="80"/>
-            </w:tcMar>
-          </w:tcPr>
-          <w:p>
-            <w:pPr>
-              <w:spacing w:before="12" w:after="12"/>
-            </w:pPr>
-            <w:r>
-              <w:rPr>
-                <w:b/>
-                <w:bCs/>
-                <w:color w:val="8186EF"/>
-                <w:sz w:val="16"/>
-                <w:szCs w:val="16"/>
-              </w:rPr>
-              <w:t xml:space="preserve">37  </w:t>
-            </w:r>
-            <w:r>
-              <w:rPr>
-                <w:sz w:val="16"/>
-                <w:szCs w:val="16"/>
-              </w:rPr>
-              <w:t xml:space="preserve">Mixed</w:t>
-            </w:r>
-          </w:p>
-        </w:tc>
-      </w:tr>
-      <w:tr>
-        <w:tc>
-          <w:tcPr>
-            <w:tcW w:type="pct" w:w="2500"/>
-            <w:tcMar>
-              <w:top w:type="dxa" w:w="20"/>
-              <w:left w:type="dxa" w:w="80"/>
-              <w:bottom w:type="dxa" w:w="20"/>
-              <w:right w:type="dxa" w:w="80"/>
-            </w:tcMar>
-          </w:tcPr>
-          <w:p>
-            <w:pPr>
-              <w:spacing w:before="12" w:after="12"/>
-            </w:pPr>
-            <w:r>
-              <w:rPr>
-                <w:b/>
-                <w:bCs/>
-                <w:color w:val="8186EF"/>
-                <w:sz w:val="16"/>
-                <w:szCs w:val="16"/>
-              </w:rPr>
-              <w:t xml:space="preserve">18  </w:t>
-            </w:r>
-            <w:r>
-              <w:rPr>
-                <w:sz w:val="16"/>
-                <w:szCs w:val="16"/>
-              </w:rPr>
-              <w:t xml:space="preserve">general</w:t>
-            </w:r>
-          </w:p>
-        </w:tc>
-        <w:tc>
-          <w:tcPr>
-            <w:tcW w:type="pct" w:w="2500"/>
-            <w:tcMar>
-              <w:top w:type="dxa" w:w="20"/>
-              <w:left w:type="dxa" w:w="80"/>
-              <w:bottom w:type="dxa" w:w="20"/>
-              <w:right w:type="dxa" w:w="80"/>
-            </w:tcMar>
-          </w:tcPr>
-          <w:p>
-            <w:pPr>
-              <w:spacing w:before="12" w:after="12"/>
-            </w:pPr>
-            <w:r>
-              <w:rPr>
-                <w:b/>
-                <w:bCs/>
-                <w:color w:val="8186EF"/>
-                <w:sz w:val="16"/>
-                <w:szCs w:val="16"/>
-              </w:rPr>
-              <w:t xml:space="preserve">38  </w:t>
-            </w:r>
-            <w:r>
-              <w:rPr>
-                <w:sz w:val="16"/>
-                <w:szCs w:val="16"/>
-              </w:rPr>
-              <w:t xml:space="preserve">variable cost</w:t>
-            </w:r>
-          </w:p>
-        </w:tc>
-      </w:tr>
-      <w:tr>
-        <w:tc>
-          <w:tcPr>
-            <w:tcW w:type="pct" w:w="2500"/>
-            <w:tcMar>
-              <w:top w:type="dxa" w:w="20"/>
-              <w:left w:type="dxa" w:w="80"/>
-              <w:bottom w:type="dxa" w:w="20"/>
-              <w:right w:type="dxa" w:w="80"/>
-            </w:tcMar>
-          </w:tcPr>
-          <w:p>
-            <w:pPr>
-              <w:spacing w:before="12" w:after="12"/>
-            </w:pPr>
-            <w:r>
-              <w:rPr>
-                <w:b/>
-                <w:bCs/>
-                <w:color w:val="8186EF"/>
-                <w:sz w:val="16"/>
-                <w:szCs w:val="16"/>
-              </w:rPr>
-              <w:t xml:space="preserve">19  </w:t>
-            </w:r>
-            <w:r>
-              <w:rPr>
-                <w:sz w:val="16"/>
-                <w:szCs w:val="16"/>
-              </w:rPr>
-              <w:t xml:space="preserve">overhead</w:t>
-            </w:r>
-          </w:p>
-        </w:tc>
-        <w:tc>
-          <w:tcPr>
-            <w:tcW w:type="pct" w:w="2500"/>
-            <w:tcMar>
-              <w:top w:type="dxa" w:w="20"/>
-              <w:left w:type="dxa" w:w="80"/>
-              <w:bottom w:type="dxa" w:w="20"/>
-              <w:right w:type="dxa" w:w="80"/>
-            </w:tcMar>
-          </w:tcPr>
-          <w:p>
-            <w:pPr>
-              <w:spacing w:before="12" w:after="12"/>
-            </w:pPr>
-            <w:r>
-              <w:rPr>
-                <w:b/>
-                <w:bCs/>
-                <w:color w:val="8186EF"/>
-                <w:sz w:val="16"/>
-                <w:szCs w:val="16"/>
-              </w:rPr>
-              <w:t xml:space="preserve">39  </w:t>
-            </w:r>
-            <w:r>
-              <w:rPr>
-                <w:sz w:val="16"/>
-                <w:szCs w:val="16"/>
-              </w:rPr>
-              <w:t xml:space="preserve">fixed cost</w:t>
-            </w:r>
-          </w:p>
-        </w:tc>
-      </w:tr>
-      <w:tr>
-        <w:tc>
-          <w:tcPr>
-            <w:tcW w:type="pct" w:w="2500"/>
-            <w:tcMar>
-              <w:top w:type="dxa" w:w="20"/>
-              <w:left w:type="dxa" w:w="80"/>
-              <w:bottom w:type="dxa" w:w="20"/>
-              <w:right w:type="dxa" w:w="80"/>
-            </w:tcMar>
-          </w:tcPr>
-          <w:p>
-            <w:pPr>
-              <w:spacing w:before="12" w:after="12"/>
-            </w:pPr>
-            <w:r>
-              <w:rPr>
-                <w:b/>
-                <w:bCs/>
-                <w:color w:val="8186EF"/>
-                <w:sz w:val="16"/>
-                <w:szCs w:val="16"/>
-              </w:rPr>
-              <w:t xml:space="preserve">20  </w:t>
-            </w:r>
-            <w:r>
-              <w:rPr>
-                <w:sz w:val="16"/>
-                <w:szCs w:val="16"/>
-              </w:rPr>
-              <w:t xml:space="preserve">crushers</w:t>
+              <w:t xml:space="preserve">MOH Control - Variable</w:t>
             </w:r>
           </w:p>
         </w:tc>
